--- a/arb/docx/004.content.docx
+++ b/arb/docx/004.content.docx
@@ -464,107 +464,83 @@
           <w:lang w:val="ar_AE" w:bidi="ar_AE"/>
         </w:rPr>
       </w:r>
-      <w:hyperlink r:id="rId13">
-        <w:r>
-          <w:rPr>
-            <w:rtl/>
-            <w:cs/>
-            <w:lang w:val="ar_AE" w:bidi="ar_AE"/>
-          </w:rPr>
-          <w:rPr>
-            <w:color w:val="0000EE"/>
-            <w:u w:val="single"/>
-          </w:rPr>
-          <w:t>دانيال 2: 35</w:t>
-        </w:r>
-      </w:hyperlink>
-    </w:p>
-    <w:p>
-      <w:pPr>
-        <w:pStyle w:val="ListBullet"/>
-        <w:bidi/>
-        <w:spacing w:line="240" w:lineRule="auto"/>
-        <w:ind w:left="720"/>
-      </w:pPr>
-      <w:r>
-        <w:rPr>
-          <w:rtl/>
-          <w:cs/>
-          <w:lang w:val="ar_AE" w:bidi="ar_AE"/>
-        </w:rPr>
-      </w:r>
-      <w:hyperlink r:id="rId14">
-        <w:r>
-          <w:rPr>
-            <w:rtl/>
-            <w:cs/>
-            <w:lang w:val="ar_AE" w:bidi="ar_AE"/>
-          </w:rPr>
-          <w:rPr>
-            <w:color w:val="0000EE"/>
-            <w:u w:val="single"/>
-          </w:rPr>
-          <w:t>أيوب 21: 18</w:t>
-        </w:r>
-      </w:hyperlink>
-    </w:p>
-    <w:p>
-      <w:pPr>
-        <w:pStyle w:val="ListBullet"/>
-        <w:bidi/>
-        <w:spacing w:line="240" w:lineRule="auto"/>
-        <w:ind w:left="720"/>
-      </w:pPr>
-      <w:r>
-        <w:rPr>
-          <w:rtl/>
-          <w:cs/>
-          <w:lang w:val="ar_AE" w:bidi="ar_AE"/>
-        </w:rPr>
-      </w:r>
-      <w:hyperlink r:id="rId15">
-        <w:r>
-          <w:rPr>
-            <w:rtl/>
-            <w:cs/>
-            <w:lang w:val="ar_AE" w:bidi="ar_AE"/>
-          </w:rPr>
-          <w:rPr>
-            <w:color w:val="0000EE"/>
-            <w:u w:val="single"/>
-          </w:rPr>
-          <w:t>لوقا 3: 17</w:t>
-        </w:r>
-      </w:hyperlink>
-    </w:p>
-    <w:p>
-      <w:pPr>
-        <w:pStyle w:val="ListBullet"/>
-        <w:bidi/>
-        <w:spacing w:line="240" w:lineRule="auto"/>
-        <w:ind w:left="720"/>
-      </w:pPr>
-      <w:r>
-        <w:rPr>
-          <w:rtl/>
-          <w:cs/>
-          <w:lang w:val="ar_AE" w:bidi="ar_AE"/>
-        </w:rPr>
-      </w:r>
-      <w:hyperlink r:id="rId16">
-        <w:r>
-          <w:rPr>
-            <w:rtl/>
-            <w:cs/>
-            <w:lang w:val="ar_AE" w:bidi="ar_AE"/>
-          </w:rPr>
-          <w:rPr>
-            <w:color w:val="0000EE"/>
-            <w:u w:val="single"/>
-          </w:rPr>
-          <w:t>متى 3: 12</w:t>
-        </w:r>
-      </w:hyperlink>
+      <w:r>
+        <w:rPr>
+          <w:rtl/>
+          <w:cs/>
+          <w:lang w:val="ar_AE" w:bidi="ar_AE"/>
+        </w:rPr>
+        <w:t>دانيال 2: 35</w:t>
+      </w:r>
+    </w:p>
+    <w:p>
+      <w:pPr>
+        <w:pStyle w:val="ListBullet"/>
+        <w:bidi/>
+        <w:spacing w:line="240" w:lineRule="auto"/>
+        <w:ind w:left="720"/>
+      </w:pPr>
+      <w:r>
+        <w:rPr>
+          <w:rtl/>
+          <w:cs/>
+          <w:lang w:val="ar_AE" w:bidi="ar_AE"/>
+        </w:rPr>
+      </w:r>
+      <w:r>
+        <w:rPr>
+          <w:rtl/>
+          <w:cs/>
+          <w:lang w:val="ar_AE" w:bidi="ar_AE"/>
+        </w:rPr>
+        <w:t>أيوب 21: 18</w:t>
+      </w:r>
+    </w:p>
+    <w:p>
+      <w:pPr>
+        <w:pStyle w:val="ListBullet"/>
+        <w:bidi/>
+        <w:spacing w:line="240" w:lineRule="auto"/>
+        <w:ind w:left="720"/>
+      </w:pPr>
+      <w:r>
+        <w:rPr>
+          <w:rtl/>
+          <w:cs/>
+          <w:lang w:val="ar_AE" w:bidi="ar_AE"/>
+        </w:rPr>
+      </w:r>
+      <w:r>
+        <w:rPr>
+          <w:rtl/>
+          <w:cs/>
+          <w:lang w:val="ar_AE" w:bidi="ar_AE"/>
+        </w:rPr>
+        <w:t>لوقا 3: 17</w:t>
+      </w:r>
+    </w:p>
+    <w:p>
+      <w:pPr>
+        <w:pStyle w:val="ListBullet"/>
+        <w:bidi/>
+        <w:spacing w:line="240" w:lineRule="auto"/>
+        <w:ind w:left="720"/>
+      </w:pPr>
+      <w:r>
+        <w:rPr>
+          <w:rtl/>
+          <w:cs/>
+          <w:lang w:val="ar_AE" w:bidi="ar_AE"/>
+        </w:rPr>
+      </w:r>
+      <w:r>
+        <w:rPr>
+          <w:rtl/>
+          <w:cs/>
+          <w:lang w:val="ar_AE" w:bidi="ar_AE"/>
+        </w:rPr>
+        <w:t>متى 3: 12</w:t>
+      </w:r>
     </w:p>
     <w:p>
       <w:pPr>
@@ -932,136 +908,106 @@
           <w:lang w:val="ar_AE" w:bidi="ar_AE"/>
         </w:rPr>
       </w:r>
-      <w:hyperlink r:id="rId17">
-        <w:r>
-          <w:rPr>
-            <w:rtl/>
-            <w:cs/>
-            <w:lang w:val="ar_AE" w:bidi="ar_AE"/>
-          </w:rPr>
-          <w:rPr>
-            <w:color w:val="0000EE"/>
-            <w:u w:val="single"/>
-          </w:rPr>
-          <w:t>أفسس 1: 5</w:t>
-        </w:r>
-      </w:hyperlink>
-    </w:p>
-    <w:p>
-      <w:pPr>
-        <w:pStyle w:val="ListBullet"/>
-        <w:bidi/>
-        <w:spacing w:line="240" w:lineRule="auto"/>
-        <w:ind w:left="720"/>
-      </w:pPr>
-      <w:r>
-        <w:rPr>
-          <w:rtl/>
-          <w:cs/>
-          <w:lang w:val="ar_AE" w:bidi="ar_AE"/>
-        </w:rPr>
-      </w:r>
-      <w:hyperlink r:id="rId18">
-        <w:r>
-          <w:rPr>
-            <w:rtl/>
-            <w:cs/>
-            <w:lang w:val="ar_AE" w:bidi="ar_AE"/>
-          </w:rPr>
-          <w:rPr>
-            <w:color w:val="0000EE"/>
-            <w:u w:val="single"/>
-          </w:rPr>
-          <w:t>غلاطية 4: 3–5</w:t>
-        </w:r>
-      </w:hyperlink>
-    </w:p>
-    <w:p>
-      <w:pPr>
-        <w:pStyle w:val="ListBullet"/>
-        <w:bidi/>
-        <w:spacing w:line="240" w:lineRule="auto"/>
-        <w:ind w:left="720"/>
-      </w:pPr>
-      <w:r>
-        <w:rPr>
-          <w:rtl/>
-          <w:cs/>
-          <w:lang w:val="ar_AE" w:bidi="ar_AE"/>
-        </w:rPr>
-      </w:r>
-      <w:hyperlink r:id="rId19">
-        <w:r>
-          <w:rPr>
-            <w:rtl/>
-            <w:cs/>
-            <w:lang w:val="ar_AE" w:bidi="ar_AE"/>
-          </w:rPr>
-          <w:rPr>
-            <w:color w:val="0000EE"/>
-            <w:u w:val="single"/>
-          </w:rPr>
-          <w:t>رومية 8: 14–15</w:t>
-        </w:r>
-      </w:hyperlink>
-    </w:p>
-    <w:p>
-      <w:pPr>
-        <w:pStyle w:val="ListBullet"/>
-        <w:bidi/>
-        <w:spacing w:line="240" w:lineRule="auto"/>
-        <w:ind w:left="720"/>
-      </w:pPr>
-      <w:r>
-        <w:rPr>
-          <w:rtl/>
-          <w:cs/>
-          <w:lang w:val="ar_AE" w:bidi="ar_AE"/>
-        </w:rPr>
-      </w:r>
-      <w:hyperlink r:id="rId20">
-        <w:r>
-          <w:rPr>
-            <w:rtl/>
-            <w:cs/>
-            <w:lang w:val="ar_AE" w:bidi="ar_AE"/>
-          </w:rPr>
-          <w:rPr>
-            <w:color w:val="0000EE"/>
-            <w:u w:val="single"/>
-          </w:rPr>
-          <w:t>رومية 8: 23</w:t>
-        </w:r>
-      </w:hyperlink>
-    </w:p>
-    <w:p>
-      <w:pPr>
-        <w:pStyle w:val="ListBullet"/>
-        <w:bidi/>
-        <w:spacing w:line="240" w:lineRule="auto"/>
-        <w:ind w:left="720"/>
-      </w:pPr>
-      <w:r>
-        <w:rPr>
-          <w:rtl/>
-          <w:cs/>
-          <w:lang w:val="ar_AE" w:bidi="ar_AE"/>
-        </w:rPr>
-      </w:r>
-      <w:hyperlink r:id="rId21">
-        <w:r>
-          <w:rPr>
-            <w:rtl/>
-            <w:cs/>
-            <w:lang w:val="ar_AE" w:bidi="ar_AE"/>
-          </w:rPr>
-          <w:rPr>
-            <w:color w:val="0000EE"/>
-            <w:u w:val="single"/>
-          </w:rPr>
-          <w:t>رومية 9: 4</w:t>
-        </w:r>
-      </w:hyperlink>
+      <w:r>
+        <w:rPr>
+          <w:rtl/>
+          <w:cs/>
+          <w:lang w:val="ar_AE" w:bidi="ar_AE"/>
+        </w:rPr>
+        <w:t>أفسس 1: 5</w:t>
+      </w:r>
+    </w:p>
+    <w:p>
+      <w:pPr>
+        <w:pStyle w:val="ListBullet"/>
+        <w:bidi/>
+        <w:spacing w:line="240" w:lineRule="auto"/>
+        <w:ind w:left="720"/>
+      </w:pPr>
+      <w:r>
+        <w:rPr>
+          <w:rtl/>
+          <w:cs/>
+          <w:lang w:val="ar_AE" w:bidi="ar_AE"/>
+        </w:rPr>
+      </w:r>
+      <w:r>
+        <w:rPr>
+          <w:rtl/>
+          <w:cs/>
+          <w:lang w:val="ar_AE" w:bidi="ar_AE"/>
+        </w:rPr>
+        <w:t>غلاطية 4: 3–5</w:t>
+      </w:r>
+    </w:p>
+    <w:p>
+      <w:pPr>
+        <w:pStyle w:val="ListBullet"/>
+        <w:bidi/>
+        <w:spacing w:line="240" w:lineRule="auto"/>
+        <w:ind w:left="720"/>
+      </w:pPr>
+      <w:r>
+        <w:rPr>
+          <w:rtl/>
+          <w:cs/>
+          <w:lang w:val="ar_AE" w:bidi="ar_AE"/>
+        </w:rPr>
+      </w:r>
+      <w:r>
+        <w:rPr>
+          <w:rtl/>
+          <w:cs/>
+          <w:lang w:val="ar_AE" w:bidi="ar_AE"/>
+        </w:rPr>
+        <w:t>رومية 8: 14–15</w:t>
+      </w:r>
+    </w:p>
+    <w:p>
+      <w:pPr>
+        <w:pStyle w:val="ListBullet"/>
+        <w:bidi/>
+        <w:spacing w:line="240" w:lineRule="auto"/>
+        <w:ind w:left="720"/>
+      </w:pPr>
+      <w:r>
+        <w:rPr>
+          <w:rtl/>
+          <w:cs/>
+          <w:lang w:val="ar_AE" w:bidi="ar_AE"/>
+        </w:rPr>
+      </w:r>
+      <w:r>
+        <w:rPr>
+          <w:rtl/>
+          <w:cs/>
+          <w:lang w:val="ar_AE" w:bidi="ar_AE"/>
+        </w:rPr>
+        <w:t>رومية 8: 23</w:t>
+      </w:r>
+    </w:p>
+    <w:p>
+      <w:pPr>
+        <w:pStyle w:val="ListBullet"/>
+        <w:bidi/>
+        <w:spacing w:line="240" w:lineRule="auto"/>
+        <w:ind w:left="720"/>
+      </w:pPr>
+      <w:r>
+        <w:rPr>
+          <w:rtl/>
+          <w:cs/>
+          <w:lang w:val="ar_AE" w:bidi="ar_AE"/>
+        </w:rPr>
+      </w:r>
+      <w:r>
+        <w:rPr>
+          <w:rtl/>
+          <w:cs/>
+          <w:lang w:val="ar_AE" w:bidi="ar_AE"/>
+        </w:rPr>
+        <w:t>رومية 9: 4</w:t>
+      </w:r>
     </w:p>
     <w:p>
       <w:pPr>
@@ -1705,20 +1651,14 @@
           <w:lang w:val="ar_AE" w:bidi="ar_AE"/>
         </w:rPr>
       </w:r>
-      <w:hyperlink r:id="rId22">
-        <w:r>
-          <w:rPr>
-            <w:rtl/>
-            <w:cs/>
-            <w:lang w:val="ar_AE" w:bidi="ar_AE"/>
-          </w:rPr>
-          <w:rPr>
-            <w:color w:val="0000EE"/>
-            <w:u w:val="single"/>
-          </w:rPr>
-          <w:t>1 كورنثوس 2:6–7</w:t>
-        </w:r>
-      </w:hyperlink>
+      <w:r>
+        <w:rPr>
+          <w:rtl/>
+          <w:cs/>
+          <w:lang w:val="ar_AE" w:bidi="ar_AE"/>
+        </w:rPr>
+        <w:t>1 كورنثوس 2:6–7</w:t>
+      </w:r>
     </w:p>
     <w:p>
       <w:pPr>
@@ -2019,136 +1959,106 @@
           <w:lang w:val="ar_AE" w:bidi="ar_AE"/>
         </w:rPr>
       </w:r>
-      <w:hyperlink r:id="rId23">
-        <w:r>
-          <w:rPr>
-            <w:rtl/>
-            <w:cs/>
-            <w:lang w:val="ar_AE" w:bidi="ar_AE"/>
-          </w:rPr>
-          <w:rPr>
-            <w:color w:val="0000EE"/>
-            <w:u w:val="single"/>
-          </w:rPr>
-          <w:t>تثنية 24:21–22</w:t>
-        </w:r>
-      </w:hyperlink>
-    </w:p>
-    <w:p>
-      <w:pPr>
-        <w:pStyle w:val="ListBullet"/>
-        <w:bidi/>
-        <w:spacing w:line="240" w:lineRule="auto"/>
-        <w:ind w:left="720"/>
-      </w:pPr>
-      <w:r>
-        <w:rPr>
-          <w:rtl/>
-          <w:cs/>
-          <w:lang w:val="ar_AE" w:bidi="ar_AE"/>
-        </w:rPr>
-      </w:r>
-      <w:hyperlink r:id="rId24">
-        <w:r>
-          <w:rPr>
-            <w:rtl/>
-            <w:cs/>
-            <w:lang w:val="ar_AE" w:bidi="ar_AE"/>
-          </w:rPr>
-          <w:rPr>
-            <w:color w:val="0000EE"/>
-            <w:u w:val="single"/>
-          </w:rPr>
-          <w:t>إشعياء 17:4–5</w:t>
-        </w:r>
-      </w:hyperlink>
-    </w:p>
-    <w:p>
-      <w:pPr>
-        <w:pStyle w:val="ListBullet"/>
-        <w:bidi/>
-        <w:spacing w:line="240" w:lineRule="auto"/>
-        <w:ind w:left="720"/>
-      </w:pPr>
-      <w:r>
-        <w:rPr>
-          <w:rtl/>
-          <w:cs/>
-          <w:lang w:val="ar_AE" w:bidi="ar_AE"/>
-        </w:rPr>
-      </w:r>
-      <w:hyperlink r:id="rId25">
-        <w:r>
-          <w:rPr>
-            <w:rtl/>
-            <w:cs/>
-            <w:lang w:val="ar_AE" w:bidi="ar_AE"/>
-          </w:rPr>
-          <w:rPr>
-            <w:color w:val="0000EE"/>
-            <w:u w:val="single"/>
-          </w:rPr>
-          <w:t>أيوب 24:6</w:t>
-        </w:r>
-      </w:hyperlink>
-    </w:p>
-    <w:p>
-      <w:pPr>
-        <w:pStyle w:val="ListBullet"/>
-        <w:bidi/>
-        <w:spacing w:line="240" w:lineRule="auto"/>
-        <w:ind w:left="720"/>
-      </w:pPr>
-      <w:r>
-        <w:rPr>
-          <w:rtl/>
-          <w:cs/>
-          <w:lang w:val="ar_AE" w:bidi="ar_AE"/>
-        </w:rPr>
-      </w:r>
-      <w:hyperlink r:id="rId26">
-        <w:r>
-          <w:rPr>
-            <w:rtl/>
-            <w:cs/>
-            <w:lang w:val="ar_AE" w:bidi="ar_AE"/>
-          </w:rPr>
-          <w:rPr>
-            <w:color w:val="0000EE"/>
-            <w:u w:val="single"/>
-          </w:rPr>
-          <w:t>راعوث 2:2</w:t>
-        </w:r>
-      </w:hyperlink>
-    </w:p>
-    <w:p>
-      <w:pPr>
-        <w:pStyle w:val="ListBullet"/>
-        <w:bidi/>
-        <w:spacing w:line="240" w:lineRule="auto"/>
-        <w:ind w:left="720"/>
-      </w:pPr>
-      <w:r>
-        <w:rPr>
-          <w:rtl/>
-          <w:cs/>
-          <w:lang w:val="ar_AE" w:bidi="ar_AE"/>
-        </w:rPr>
-      </w:r>
-      <w:hyperlink r:id="rId27">
-        <w:r>
-          <w:rPr>
-            <w:rtl/>
-            <w:cs/>
-            <w:lang w:val="ar_AE" w:bidi="ar_AE"/>
-          </w:rPr>
-          <w:rPr>
-            <w:color w:val="0000EE"/>
-            <w:u w:val="single"/>
-          </w:rPr>
-          <w:t>راعوث 2:15</w:t>
-        </w:r>
-      </w:hyperlink>
+      <w:r>
+        <w:rPr>
+          <w:rtl/>
+          <w:cs/>
+          <w:lang w:val="ar_AE" w:bidi="ar_AE"/>
+        </w:rPr>
+        <w:t>تثنية 24:21–22</w:t>
+      </w:r>
+    </w:p>
+    <w:p>
+      <w:pPr>
+        <w:pStyle w:val="ListBullet"/>
+        <w:bidi/>
+        <w:spacing w:line="240" w:lineRule="auto"/>
+        <w:ind w:left="720"/>
+      </w:pPr>
+      <w:r>
+        <w:rPr>
+          <w:rtl/>
+          <w:cs/>
+          <w:lang w:val="ar_AE" w:bidi="ar_AE"/>
+        </w:rPr>
+      </w:r>
+      <w:r>
+        <w:rPr>
+          <w:rtl/>
+          <w:cs/>
+          <w:lang w:val="ar_AE" w:bidi="ar_AE"/>
+        </w:rPr>
+        <w:t>إشعياء 17:4–5</w:t>
+      </w:r>
+    </w:p>
+    <w:p>
+      <w:pPr>
+        <w:pStyle w:val="ListBullet"/>
+        <w:bidi/>
+        <w:spacing w:line="240" w:lineRule="auto"/>
+        <w:ind w:left="720"/>
+      </w:pPr>
+      <w:r>
+        <w:rPr>
+          <w:rtl/>
+          <w:cs/>
+          <w:lang w:val="ar_AE" w:bidi="ar_AE"/>
+        </w:rPr>
+      </w:r>
+      <w:r>
+        <w:rPr>
+          <w:rtl/>
+          <w:cs/>
+          <w:lang w:val="ar_AE" w:bidi="ar_AE"/>
+        </w:rPr>
+        <w:t>أيوب 24:6</w:t>
+      </w:r>
+    </w:p>
+    <w:p>
+      <w:pPr>
+        <w:pStyle w:val="ListBullet"/>
+        <w:bidi/>
+        <w:spacing w:line="240" w:lineRule="auto"/>
+        <w:ind w:left="720"/>
+      </w:pPr>
+      <w:r>
+        <w:rPr>
+          <w:rtl/>
+          <w:cs/>
+          <w:lang w:val="ar_AE" w:bidi="ar_AE"/>
+        </w:rPr>
+      </w:r>
+      <w:r>
+        <w:rPr>
+          <w:rtl/>
+          <w:cs/>
+          <w:lang w:val="ar_AE" w:bidi="ar_AE"/>
+        </w:rPr>
+        <w:t>راعوث 2:2</w:t>
+      </w:r>
+    </w:p>
+    <w:p>
+      <w:pPr>
+        <w:pStyle w:val="ListBullet"/>
+        <w:bidi/>
+        <w:spacing w:line="240" w:lineRule="auto"/>
+        <w:ind w:left="720"/>
+      </w:pPr>
+      <w:r>
+        <w:rPr>
+          <w:rtl/>
+          <w:cs/>
+          <w:lang w:val="ar_AE" w:bidi="ar_AE"/>
+        </w:rPr>
+      </w:r>
+      <w:r>
+        <w:rPr>
+          <w:rtl/>
+          <w:cs/>
+          <w:lang w:val="ar_AE" w:bidi="ar_AE"/>
+        </w:rPr>
+        <w:t>راعوث 2:15</w:t>
+      </w:r>
     </w:p>
     <w:p>
       <w:pPr>
@@ -2534,165 +2444,129 @@
           <w:lang w:val="ar_AE" w:bidi="ar_AE"/>
         </w:rPr>
       </w:r>
-      <w:hyperlink r:id="rId28">
-        <w:r>
-          <w:rPr>
-            <w:rtl/>
-            <w:cs/>
-            <w:lang w:val="ar_AE" w:bidi="ar_AE"/>
-          </w:rPr>
-          <w:rPr>
-            <w:color w:val="0000EE"/>
-            <w:u w:val="single"/>
-          </w:rPr>
-          <w:t>1 صموئيل 6: 15</w:t>
-        </w:r>
-      </w:hyperlink>
-    </w:p>
-    <w:p>
-      <w:pPr>
-        <w:pStyle w:val="ListBullet"/>
-        <w:bidi/>
-        <w:spacing w:line="240" w:lineRule="auto"/>
-        <w:ind w:left="720"/>
-      </w:pPr>
-      <w:r>
-        <w:rPr>
-          <w:rtl/>
-          <w:cs/>
-          <w:lang w:val="ar_AE" w:bidi="ar_AE"/>
-        </w:rPr>
-      </w:r>
-      <w:hyperlink r:id="rId29">
-        <w:r>
-          <w:rPr>
-            <w:rtl/>
-            <w:cs/>
-            <w:lang w:val="ar_AE" w:bidi="ar_AE"/>
-          </w:rPr>
-          <w:rPr>
-            <w:color w:val="0000EE"/>
-            <w:u w:val="single"/>
-          </w:rPr>
-          <w:t>خروج 25: 10–11</w:t>
-        </w:r>
-      </w:hyperlink>
-    </w:p>
-    <w:p>
-      <w:pPr>
-        <w:pStyle w:val="ListBullet"/>
-        <w:bidi/>
-        <w:spacing w:line="240" w:lineRule="auto"/>
-        <w:ind w:left="720"/>
-      </w:pPr>
-      <w:r>
-        <w:rPr>
-          <w:rtl/>
-          <w:cs/>
-          <w:lang w:val="ar_AE" w:bidi="ar_AE"/>
-        </w:rPr>
-      </w:r>
-      <w:hyperlink r:id="rId30">
-        <w:r>
-          <w:rPr>
-            <w:rtl/>
-            <w:cs/>
-            <w:lang w:val="ar_AE" w:bidi="ar_AE"/>
-          </w:rPr>
-          <w:rPr>
-            <w:color w:val="0000EE"/>
-            <w:u w:val="single"/>
-          </w:rPr>
-          <w:t>عبرانيين 9: 5</w:t>
-        </w:r>
-      </w:hyperlink>
-    </w:p>
-    <w:p>
-      <w:pPr>
-        <w:pStyle w:val="ListBullet"/>
-        <w:bidi/>
-        <w:spacing w:line="240" w:lineRule="auto"/>
-        <w:ind w:left="720"/>
-      </w:pPr>
-      <w:r>
-        <w:rPr>
-          <w:rtl/>
-          <w:cs/>
-          <w:lang w:val="ar_AE" w:bidi="ar_AE"/>
-        </w:rPr>
-      </w:r>
-      <w:hyperlink r:id="rId31">
-        <w:r>
-          <w:rPr>
-            <w:rtl/>
-            <w:cs/>
-            <w:lang w:val="ar_AE" w:bidi="ar_AE"/>
-          </w:rPr>
-          <w:rPr>
-            <w:color w:val="0000EE"/>
-            <w:u w:val="single"/>
-          </w:rPr>
-          <w:t>قضاة 20: 27</w:t>
-        </w:r>
-      </w:hyperlink>
-    </w:p>
-    <w:p>
-      <w:pPr>
-        <w:pStyle w:val="ListBullet"/>
-        <w:bidi/>
-        <w:spacing w:line="240" w:lineRule="auto"/>
-        <w:ind w:left="720"/>
-      </w:pPr>
-      <w:r>
-        <w:rPr>
-          <w:rtl/>
-          <w:cs/>
-          <w:lang w:val="ar_AE" w:bidi="ar_AE"/>
-        </w:rPr>
-      </w:r>
-      <w:hyperlink r:id="rId32">
-        <w:r>
-          <w:rPr>
-            <w:rtl/>
-            <w:cs/>
-            <w:lang w:val="ar_AE" w:bidi="ar_AE"/>
-          </w:rPr>
-          <w:rPr>
-            <w:color w:val="0000EE"/>
-            <w:u w:val="single"/>
-          </w:rPr>
-          <w:t>عدد 7: 89</w:t>
-        </w:r>
-      </w:hyperlink>
-    </w:p>
-    <w:p>
-      <w:pPr>
-        <w:pStyle w:val="ListBullet"/>
-        <w:bidi/>
-        <w:spacing w:line="240" w:lineRule="auto"/>
-        <w:ind w:left="720"/>
-      </w:pPr>
-      <w:r>
-        <w:rPr>
-          <w:rtl/>
-          <w:cs/>
-          <w:lang w:val="ar_AE" w:bidi="ar_AE"/>
-        </w:rPr>
-      </w:r>
-      <w:hyperlink r:id="rId33">
-        <w:r>
-          <w:rPr>
-            <w:rtl/>
-            <w:cs/>
-            <w:lang w:val="ar_AE" w:bidi="ar_AE"/>
-          </w:rPr>
-          <w:rPr>
-            <w:color w:val="0000EE"/>
-            <w:u w:val="single"/>
-          </w:rPr>
-          <w:t>رؤيا 11: 19</w:t>
-        </w:r>
-      </w:hyperlink>
+      <w:r>
+        <w:rPr>
+          <w:rtl/>
+          <w:cs/>
+          <w:lang w:val="ar_AE" w:bidi="ar_AE"/>
+        </w:rPr>
+        <w:t>1 صموئيل 6: 15</w:t>
+      </w:r>
+    </w:p>
+    <w:p>
+      <w:pPr>
+        <w:pStyle w:val="ListBullet"/>
+        <w:bidi/>
+        <w:spacing w:line="240" w:lineRule="auto"/>
+        <w:ind w:left="720"/>
+      </w:pPr>
+      <w:r>
+        <w:rPr>
+          <w:rtl/>
+          <w:cs/>
+          <w:lang w:val="ar_AE" w:bidi="ar_AE"/>
+        </w:rPr>
+      </w:r>
+      <w:r>
+        <w:rPr>
+          <w:rtl/>
+          <w:cs/>
+          <w:lang w:val="ar_AE" w:bidi="ar_AE"/>
+        </w:rPr>
+        <w:t>خروج 25: 10–11</w:t>
+      </w:r>
+    </w:p>
+    <w:p>
+      <w:pPr>
+        <w:pStyle w:val="ListBullet"/>
+        <w:bidi/>
+        <w:spacing w:line="240" w:lineRule="auto"/>
+        <w:ind w:left="720"/>
+      </w:pPr>
+      <w:r>
+        <w:rPr>
+          <w:rtl/>
+          <w:cs/>
+          <w:lang w:val="ar_AE" w:bidi="ar_AE"/>
+        </w:rPr>
+      </w:r>
+      <w:r>
+        <w:rPr>
+          <w:rtl/>
+          <w:cs/>
+          <w:lang w:val="ar_AE" w:bidi="ar_AE"/>
+        </w:rPr>
+        <w:t>عبرانيين 9: 5</w:t>
+      </w:r>
+    </w:p>
+    <w:p>
+      <w:pPr>
+        <w:pStyle w:val="ListBullet"/>
+        <w:bidi/>
+        <w:spacing w:line="240" w:lineRule="auto"/>
+        <w:ind w:left="720"/>
+      </w:pPr>
+      <w:r>
+        <w:rPr>
+          <w:rtl/>
+          <w:cs/>
+          <w:lang w:val="ar_AE" w:bidi="ar_AE"/>
+        </w:rPr>
+      </w:r>
+      <w:r>
+        <w:rPr>
+          <w:rtl/>
+          <w:cs/>
+          <w:lang w:val="ar_AE" w:bidi="ar_AE"/>
+        </w:rPr>
+        <w:t>قضاة 20: 27</w:t>
+      </w:r>
+    </w:p>
+    <w:p>
+      <w:pPr>
+        <w:pStyle w:val="ListBullet"/>
+        <w:bidi/>
+        <w:spacing w:line="240" w:lineRule="auto"/>
+        <w:ind w:left="720"/>
+      </w:pPr>
+      <w:r>
+        <w:rPr>
+          <w:rtl/>
+          <w:cs/>
+          <w:lang w:val="ar_AE" w:bidi="ar_AE"/>
+        </w:rPr>
+      </w:r>
+      <w:r>
+        <w:rPr>
+          <w:rtl/>
+          <w:cs/>
+          <w:lang w:val="ar_AE" w:bidi="ar_AE"/>
+        </w:rPr>
+        <w:t>عدد 7: 89</w:t>
+      </w:r>
+    </w:p>
+    <w:p>
+      <w:pPr>
+        <w:pStyle w:val="ListBullet"/>
+        <w:bidi/>
+        <w:spacing w:line="240" w:lineRule="auto"/>
+        <w:ind w:left="720"/>
+      </w:pPr>
+      <w:r>
+        <w:rPr>
+          <w:rtl/>
+          <w:cs/>
+          <w:lang w:val="ar_AE" w:bidi="ar_AE"/>
+        </w:rPr>
+      </w:r>
+      <w:r>
+        <w:rPr>
+          <w:rtl/>
+          <w:cs/>
+          <w:lang w:val="ar_AE" w:bidi="ar_AE"/>
+        </w:rPr>
+        <w:t>رؤيا 11: 19</w:t>
+      </w:r>
     </w:p>
     <w:p>
       <w:pPr>
@@ -3138,165 +3012,129 @@
           <w:lang w:val="ar_AE" w:bidi="ar_AE"/>
         </w:rPr>
       </w:r>
-      <w:hyperlink r:id="rId34">
-        <w:r>
-          <w:rPr>
-            <w:rtl/>
-            <w:cs/>
-            <w:lang w:val="ar_AE" w:bidi="ar_AE"/>
-          </w:rPr>
-          <w:rPr>
-            <w:color w:val="0000EE"/>
-            <w:u w:val="single"/>
-          </w:rPr>
-          <w:t>يوحنا 19: 3</w:t>
-        </w:r>
-      </w:hyperlink>
-    </w:p>
-    <w:p>
-      <w:pPr>
-        <w:pStyle w:val="ListBullet"/>
-        <w:bidi/>
-        <w:spacing w:line="240" w:lineRule="auto"/>
-        <w:ind w:left="720"/>
-      </w:pPr>
-      <w:r>
-        <w:rPr>
-          <w:rtl/>
-          <w:cs/>
-          <w:lang w:val="ar_AE" w:bidi="ar_AE"/>
-        </w:rPr>
-      </w:r>
-      <w:hyperlink r:id="rId35">
-        <w:r>
-          <w:rPr>
-            <w:rtl/>
-            <w:cs/>
-            <w:lang w:val="ar_AE" w:bidi="ar_AE"/>
-          </w:rPr>
-          <w:rPr>
-            <w:color w:val="0000EE"/>
-            <w:u w:val="single"/>
-          </w:rPr>
-          <w:t>مراثي 5: 16</w:t>
-        </w:r>
-      </w:hyperlink>
-    </w:p>
-    <w:p>
-      <w:pPr>
-        <w:pStyle w:val="ListBullet"/>
-        <w:bidi/>
-        <w:spacing w:line="240" w:lineRule="auto"/>
-        <w:ind w:left="720"/>
-      </w:pPr>
-      <w:r>
-        <w:rPr>
-          <w:rtl/>
-          <w:cs/>
-          <w:lang w:val="ar_AE" w:bidi="ar_AE"/>
-        </w:rPr>
-      </w:r>
-      <w:hyperlink r:id="rId36">
-        <w:r>
-          <w:rPr>
-            <w:rtl/>
-            <w:cs/>
-            <w:lang w:val="ar_AE" w:bidi="ar_AE"/>
-          </w:rPr>
-          <w:rPr>
-            <w:color w:val="0000EE"/>
-            <w:u w:val="single"/>
-          </w:rPr>
-          <w:t>متى 27: 29</w:t>
-        </w:r>
-      </w:hyperlink>
-    </w:p>
-    <w:p>
-      <w:pPr>
-        <w:pStyle w:val="ListBullet"/>
-        <w:bidi/>
-        <w:spacing w:line="240" w:lineRule="auto"/>
-        <w:ind w:left="720"/>
-      </w:pPr>
-      <w:r>
-        <w:rPr>
-          <w:rtl/>
-          <w:cs/>
-          <w:lang w:val="ar_AE" w:bidi="ar_AE"/>
-        </w:rPr>
-      </w:r>
-      <w:hyperlink r:id="rId37">
-        <w:r>
-          <w:rPr>
-            <w:rtl/>
-            <w:cs/>
-            <w:lang w:val="ar_AE" w:bidi="ar_AE"/>
-          </w:rPr>
-          <w:rPr>
-            <w:color w:val="0000EE"/>
-            <w:u w:val="single"/>
-          </w:rPr>
-          <w:t>فيلبي 4: 1</w:t>
-        </w:r>
-      </w:hyperlink>
-    </w:p>
-    <w:p>
-      <w:pPr>
-        <w:pStyle w:val="ListBullet"/>
-        <w:bidi/>
-        <w:spacing w:line="240" w:lineRule="auto"/>
-        <w:ind w:left="720"/>
-      </w:pPr>
-      <w:r>
-        <w:rPr>
-          <w:rtl/>
-          <w:cs/>
-          <w:lang w:val="ar_AE" w:bidi="ar_AE"/>
-        </w:rPr>
-      </w:r>
-      <w:hyperlink r:id="rId38">
-        <w:r>
-          <w:rPr>
-            <w:rtl/>
-            <w:cs/>
-            <w:lang w:val="ar_AE" w:bidi="ar_AE"/>
-          </w:rPr>
-          <w:rPr>
-            <w:color w:val="0000EE"/>
-            <w:u w:val="single"/>
-          </w:rPr>
-          <w:t>مزمور 21: 3</w:t>
-        </w:r>
-      </w:hyperlink>
-    </w:p>
-    <w:p>
-      <w:pPr>
-        <w:pStyle w:val="ListBullet"/>
-        <w:bidi/>
-        <w:spacing w:line="240" w:lineRule="auto"/>
-        <w:ind w:left="720"/>
-      </w:pPr>
-      <w:r>
-        <w:rPr>
-          <w:rtl/>
-          <w:cs/>
-          <w:lang w:val="ar_AE" w:bidi="ar_AE"/>
-        </w:rPr>
-      </w:r>
-      <w:hyperlink r:id="rId39">
-        <w:r>
-          <w:rPr>
-            <w:rtl/>
-            <w:cs/>
-            <w:lang w:val="ar_AE" w:bidi="ar_AE"/>
-          </w:rPr>
-          <w:rPr>
-            <w:color w:val="0000EE"/>
-            <w:u w:val="single"/>
-          </w:rPr>
-          <w:t>رؤيا 3: 11</w:t>
-        </w:r>
-      </w:hyperlink>
+      <w:r>
+        <w:rPr>
+          <w:rtl/>
+          <w:cs/>
+          <w:lang w:val="ar_AE" w:bidi="ar_AE"/>
+        </w:rPr>
+        <w:t>يوحنا 19: 3</w:t>
+      </w:r>
+    </w:p>
+    <w:p>
+      <w:pPr>
+        <w:pStyle w:val="ListBullet"/>
+        <w:bidi/>
+        <w:spacing w:line="240" w:lineRule="auto"/>
+        <w:ind w:left="720"/>
+      </w:pPr>
+      <w:r>
+        <w:rPr>
+          <w:rtl/>
+          <w:cs/>
+          <w:lang w:val="ar_AE" w:bidi="ar_AE"/>
+        </w:rPr>
+      </w:r>
+      <w:r>
+        <w:rPr>
+          <w:rtl/>
+          <w:cs/>
+          <w:lang w:val="ar_AE" w:bidi="ar_AE"/>
+        </w:rPr>
+        <w:t>مراثي 5: 16</w:t>
+      </w:r>
+    </w:p>
+    <w:p>
+      <w:pPr>
+        <w:pStyle w:val="ListBullet"/>
+        <w:bidi/>
+        <w:spacing w:line="240" w:lineRule="auto"/>
+        <w:ind w:left="720"/>
+      </w:pPr>
+      <w:r>
+        <w:rPr>
+          <w:rtl/>
+          <w:cs/>
+          <w:lang w:val="ar_AE" w:bidi="ar_AE"/>
+        </w:rPr>
+      </w:r>
+      <w:r>
+        <w:rPr>
+          <w:rtl/>
+          <w:cs/>
+          <w:lang w:val="ar_AE" w:bidi="ar_AE"/>
+        </w:rPr>
+        <w:t>متى 27: 29</w:t>
+      </w:r>
+    </w:p>
+    <w:p>
+      <w:pPr>
+        <w:pStyle w:val="ListBullet"/>
+        <w:bidi/>
+        <w:spacing w:line="240" w:lineRule="auto"/>
+        <w:ind w:left="720"/>
+      </w:pPr>
+      <w:r>
+        <w:rPr>
+          <w:rtl/>
+          <w:cs/>
+          <w:lang w:val="ar_AE" w:bidi="ar_AE"/>
+        </w:rPr>
+      </w:r>
+      <w:r>
+        <w:rPr>
+          <w:rtl/>
+          <w:cs/>
+          <w:lang w:val="ar_AE" w:bidi="ar_AE"/>
+        </w:rPr>
+        <w:t>فيلبي 4: 1</w:t>
+      </w:r>
+    </w:p>
+    <w:p>
+      <w:pPr>
+        <w:pStyle w:val="ListBullet"/>
+        <w:bidi/>
+        <w:spacing w:line="240" w:lineRule="auto"/>
+        <w:ind w:left="720"/>
+      </w:pPr>
+      <w:r>
+        <w:rPr>
+          <w:rtl/>
+          <w:cs/>
+          <w:lang w:val="ar_AE" w:bidi="ar_AE"/>
+        </w:rPr>
+      </w:r>
+      <w:r>
+        <w:rPr>
+          <w:rtl/>
+          <w:cs/>
+          <w:lang w:val="ar_AE" w:bidi="ar_AE"/>
+        </w:rPr>
+        <w:t>مزمور 21: 3</w:t>
+      </w:r>
+    </w:p>
+    <w:p>
+      <w:pPr>
+        <w:pStyle w:val="ListBullet"/>
+        <w:bidi/>
+        <w:spacing w:line="240" w:lineRule="auto"/>
+        <w:ind w:left="720"/>
+      </w:pPr>
+      <w:r>
+        <w:rPr>
+          <w:rtl/>
+          <w:cs/>
+          <w:lang w:val="ar_AE" w:bidi="ar_AE"/>
+        </w:rPr>
+      </w:r>
+      <w:r>
+        <w:rPr>
+          <w:rtl/>
+          <w:cs/>
+          <w:lang w:val="ar_AE" w:bidi="ar_AE"/>
+        </w:rPr>
+        <w:t>رؤيا 3: 11</w:t>
+      </w:r>
     </w:p>
     <w:p>
       <w:pPr>
@@ -3711,49 +3549,37 @@
           <w:lang w:val="ar_AE" w:bidi="ar_AE"/>
         </w:rPr>
       </w:r>
-      <w:hyperlink r:id="rId40">
-        <w:r>
-          <w:rPr>
-            <w:rtl/>
-            <w:cs/>
-            <w:lang w:val="ar_AE" w:bidi="ar_AE"/>
-          </w:rPr>
-          <w:rPr>
-            <w:color w:val="0000EE"/>
-            <w:u w:val="single"/>
-          </w:rPr>
-          <w:t>1 أخبار الأيام 1: 24–27</w:t>
-        </w:r>
-      </w:hyperlink>
-    </w:p>
-    <w:p>
-      <w:pPr>
-        <w:pStyle w:val="ListBullet"/>
-        <w:bidi/>
-        <w:spacing w:line="240" w:lineRule="auto"/>
-        <w:ind w:left="720"/>
-      </w:pPr>
-      <w:r>
-        <w:rPr>
-          <w:rtl/>
-          <w:cs/>
-          <w:lang w:val="ar_AE" w:bidi="ar_AE"/>
-        </w:rPr>
-      </w:r>
-      <w:hyperlink r:id="rId41">
-        <w:r>
-          <w:rPr>
-            <w:rtl/>
-            <w:cs/>
-            <w:lang w:val="ar_AE" w:bidi="ar_AE"/>
-          </w:rPr>
-          <w:rPr>
-            <w:color w:val="0000EE"/>
-            <w:u w:val="single"/>
-          </w:rPr>
-          <w:t>لوقا 3: 33–35</w:t>
-        </w:r>
-      </w:hyperlink>
+      <w:r>
+        <w:rPr>
+          <w:rtl/>
+          <w:cs/>
+          <w:lang w:val="ar_AE" w:bidi="ar_AE"/>
+        </w:rPr>
+        <w:t>1 أخبار الأيام 1: 24–27</w:t>
+      </w:r>
+    </w:p>
+    <w:p>
+      <w:pPr>
+        <w:pStyle w:val="ListBullet"/>
+        <w:bidi/>
+        <w:spacing w:line="240" w:lineRule="auto"/>
+        <w:ind w:left="720"/>
+      </w:pPr>
+      <w:r>
+        <w:rPr>
+          <w:rtl/>
+          <w:cs/>
+          <w:lang w:val="ar_AE" w:bidi="ar_AE"/>
+        </w:rPr>
+      </w:r>
+      <w:r>
+        <w:rPr>
+          <w:rtl/>
+          <w:cs/>
+          <w:lang w:val="ar_AE" w:bidi="ar_AE"/>
+        </w:rPr>
+        <w:t>لوقا 3: 33–35</w:t>
+      </w:r>
     </w:p>
     <w:p>
       <w:pPr>
@@ -4084,107 +3910,83 @@
           <w:lang w:val="ar_AE" w:bidi="ar_AE"/>
         </w:rPr>
       </w:r>
-      <w:hyperlink r:id="rId42">
-        <w:r>
-          <w:rPr>
-            <w:rtl/>
-            <w:cs/>
-            <w:lang w:val="ar_AE" w:bidi="ar_AE"/>
-          </w:rPr>
-          <w:rPr>
-            <w:color w:val="0000EE"/>
-            <w:u w:val="single"/>
-          </w:rPr>
-          <w:t>1 أخبار الأيام 16: 15–18</w:t>
-        </w:r>
-      </w:hyperlink>
-    </w:p>
-    <w:p>
-      <w:pPr>
-        <w:pStyle w:val="ListBullet"/>
-        <w:bidi/>
-        <w:spacing w:line="240" w:lineRule="auto"/>
-        <w:ind w:left="720"/>
-      </w:pPr>
-      <w:r>
-        <w:rPr>
-          <w:rtl/>
-          <w:cs/>
-          <w:lang w:val="ar_AE" w:bidi="ar_AE"/>
-        </w:rPr>
-      </w:r>
-      <w:hyperlink r:id="rId43">
-        <w:r>
-          <w:rPr>
-            <w:rtl/>
-            <w:cs/>
-            <w:lang w:val="ar_AE" w:bidi="ar_AE"/>
-          </w:rPr>
-          <w:rPr>
-            <w:color w:val="0000EE"/>
-            <w:u w:val="single"/>
-          </w:rPr>
-          <w:t>2 كورنثوس 1: 21</w:t>
-        </w:r>
-      </w:hyperlink>
-    </w:p>
-    <w:p>
-      <w:pPr>
-        <w:pStyle w:val="ListBullet"/>
-        <w:bidi/>
-        <w:spacing w:line="240" w:lineRule="auto"/>
-        <w:ind w:left="720"/>
-      </w:pPr>
-      <w:r>
-        <w:rPr>
-          <w:rtl/>
-          <w:cs/>
-          <w:lang w:val="ar_AE" w:bidi="ar_AE"/>
-        </w:rPr>
-      </w:r>
-      <w:hyperlink r:id="rId44">
-        <w:r>
-          <w:rPr>
-            <w:rtl/>
-            <w:cs/>
-            <w:lang w:val="ar_AE" w:bidi="ar_AE"/>
-          </w:rPr>
-          <w:rPr>
-            <w:color w:val="0000EE"/>
-            <w:u w:val="single"/>
-          </w:rPr>
-          <w:t>2 ملوك 23: 3</w:t>
-        </w:r>
-      </w:hyperlink>
-    </w:p>
-    <w:p>
-      <w:pPr>
-        <w:pStyle w:val="ListBullet"/>
-        <w:bidi/>
-        <w:spacing w:line="240" w:lineRule="auto"/>
-        <w:ind w:left="720"/>
-      </w:pPr>
-      <w:r>
-        <w:rPr>
-          <w:rtl/>
-          <w:cs/>
-          <w:lang w:val="ar_AE" w:bidi="ar_AE"/>
-        </w:rPr>
-      </w:r>
-      <w:hyperlink r:id="rId45">
-        <w:r>
-          <w:rPr>
-            <w:rtl/>
-            <w:cs/>
-            <w:lang w:val="ar_AE" w:bidi="ar_AE"/>
-          </w:rPr>
-          <w:rPr>
-            <w:color w:val="0000EE"/>
-            <w:u w:val="single"/>
-          </w:rPr>
-          <w:t>عبرانيين 6: 16–18</w:t>
-        </w:r>
-      </w:hyperlink>
+      <w:r>
+        <w:rPr>
+          <w:rtl/>
+          <w:cs/>
+          <w:lang w:val="ar_AE" w:bidi="ar_AE"/>
+        </w:rPr>
+        <w:t>1 أخبار الأيام 16: 15–18</w:t>
+      </w:r>
+    </w:p>
+    <w:p>
+      <w:pPr>
+        <w:pStyle w:val="ListBullet"/>
+        <w:bidi/>
+        <w:spacing w:line="240" w:lineRule="auto"/>
+        <w:ind w:left="720"/>
+      </w:pPr>
+      <w:r>
+        <w:rPr>
+          <w:rtl/>
+          <w:cs/>
+          <w:lang w:val="ar_AE" w:bidi="ar_AE"/>
+        </w:rPr>
+      </w:r>
+      <w:r>
+        <w:rPr>
+          <w:rtl/>
+          <w:cs/>
+          <w:lang w:val="ar_AE" w:bidi="ar_AE"/>
+        </w:rPr>
+        <w:t>2 كورنثوس 1: 21</w:t>
+      </w:r>
+    </w:p>
+    <w:p>
+      <w:pPr>
+        <w:pStyle w:val="ListBullet"/>
+        <w:bidi/>
+        <w:spacing w:line="240" w:lineRule="auto"/>
+        <w:ind w:left="720"/>
+      </w:pPr>
+      <w:r>
+        <w:rPr>
+          <w:rtl/>
+          <w:cs/>
+          <w:lang w:val="ar_AE" w:bidi="ar_AE"/>
+        </w:rPr>
+      </w:r>
+      <w:r>
+        <w:rPr>
+          <w:rtl/>
+          <w:cs/>
+          <w:lang w:val="ar_AE" w:bidi="ar_AE"/>
+        </w:rPr>
+        <w:t>2 ملوك 23: 3</w:t>
+      </w:r>
+    </w:p>
+    <w:p>
+      <w:pPr>
+        <w:pStyle w:val="ListBullet"/>
+        <w:bidi/>
+        <w:spacing w:line="240" w:lineRule="auto"/>
+        <w:ind w:left="720"/>
+      </w:pPr>
+      <w:r>
+        <w:rPr>
+          <w:rtl/>
+          <w:cs/>
+          <w:lang w:val="ar_AE" w:bidi="ar_AE"/>
+        </w:rPr>
+      </w:r>
+      <w:r>
+        <w:rPr>
+          <w:rtl/>
+          <w:cs/>
+          <w:lang w:val="ar_AE" w:bidi="ar_AE"/>
+        </w:rPr>
+        <w:t>عبرانيين 6: 16–18</w:t>
+      </w:r>
     </w:p>
     <w:p>
       <w:pPr>
@@ -4438,107 +4240,83 @@
           <w:lang w:val="ar_AE" w:bidi="ar_AE"/>
         </w:rPr>
       </w:r>
-      <w:hyperlink r:id="rId46">
-        <w:r>
-          <w:rPr>
-            <w:rtl/>
-            <w:cs/>
-            <w:lang w:val="ar_AE" w:bidi="ar_AE"/>
-          </w:rPr>
-          <w:rPr>
-            <w:color w:val="0000EE"/>
-            <w:u w:val="single"/>
-          </w:rPr>
-          <w:t>تكوين 24:63</w:t>
-        </w:r>
-      </w:hyperlink>
-    </w:p>
-    <w:p>
-      <w:pPr>
-        <w:pStyle w:val="ListBullet"/>
-        <w:bidi/>
-        <w:spacing w:line="240" w:lineRule="auto"/>
-        <w:ind w:left="720"/>
-      </w:pPr>
-      <w:r>
-        <w:rPr>
-          <w:rtl/>
-          <w:cs/>
-          <w:lang w:val="ar_AE" w:bidi="ar_AE"/>
-        </w:rPr>
-      </w:r>
-      <w:hyperlink r:id="rId47">
-        <w:r>
-          <w:rPr>
-            <w:rtl/>
-            <w:cs/>
-            <w:lang w:val="ar_AE" w:bidi="ar_AE"/>
-          </w:rPr>
-          <w:rPr>
-            <w:color w:val="0000EE"/>
-            <w:u w:val="single"/>
-          </w:rPr>
-          <w:t>يشوع 1:8–9</w:t>
-        </w:r>
-      </w:hyperlink>
-    </w:p>
-    <w:p>
-      <w:pPr>
-        <w:pStyle w:val="ListBullet"/>
-        <w:bidi/>
-        <w:spacing w:line="240" w:lineRule="auto"/>
-        <w:ind w:left="720"/>
-      </w:pPr>
-      <w:r>
-        <w:rPr>
-          <w:rtl/>
-          <w:cs/>
-          <w:lang w:val="ar_AE" w:bidi="ar_AE"/>
-        </w:rPr>
-      </w:r>
-      <w:hyperlink r:id="rId48">
-        <w:r>
-          <w:rPr>
-            <w:rtl/>
-            <w:cs/>
-            <w:lang w:val="ar_AE" w:bidi="ar_AE"/>
-          </w:rPr>
-          <w:rPr>
-            <w:color w:val="0000EE"/>
-            <w:u w:val="single"/>
-          </w:rPr>
-          <w:t>مزمور 1:1–2</w:t>
-        </w:r>
-      </w:hyperlink>
-    </w:p>
-    <w:p>
-      <w:pPr>
-        <w:pStyle w:val="ListBullet"/>
-        <w:bidi/>
-        <w:spacing w:line="240" w:lineRule="auto"/>
-        <w:ind w:left="720"/>
-      </w:pPr>
-      <w:r>
-        <w:rPr>
-          <w:rtl/>
-          <w:cs/>
-          <w:lang w:val="ar_AE" w:bidi="ar_AE"/>
-        </w:rPr>
-      </w:r>
-      <w:hyperlink r:id="rId49">
-        <w:r>
-          <w:rPr>
-            <w:rtl/>
-            <w:cs/>
-            <w:lang w:val="ar_AE" w:bidi="ar_AE"/>
-          </w:rPr>
-          <w:rPr>
-            <w:color w:val="0000EE"/>
-            <w:u w:val="single"/>
-          </w:rPr>
-          <w:t>مزامير 119:15</w:t>
-        </w:r>
-      </w:hyperlink>
+      <w:r>
+        <w:rPr>
+          <w:rtl/>
+          <w:cs/>
+          <w:lang w:val="ar_AE" w:bidi="ar_AE"/>
+        </w:rPr>
+        <w:t>تكوين 24:63</w:t>
+      </w:r>
+    </w:p>
+    <w:p>
+      <w:pPr>
+        <w:pStyle w:val="ListBullet"/>
+        <w:bidi/>
+        <w:spacing w:line="240" w:lineRule="auto"/>
+        <w:ind w:left="720"/>
+      </w:pPr>
+      <w:r>
+        <w:rPr>
+          <w:rtl/>
+          <w:cs/>
+          <w:lang w:val="ar_AE" w:bidi="ar_AE"/>
+        </w:rPr>
+      </w:r>
+      <w:r>
+        <w:rPr>
+          <w:rtl/>
+          <w:cs/>
+          <w:lang w:val="ar_AE" w:bidi="ar_AE"/>
+        </w:rPr>
+        <w:t>يشوع 1:8–9</w:t>
+      </w:r>
+    </w:p>
+    <w:p>
+      <w:pPr>
+        <w:pStyle w:val="ListBullet"/>
+        <w:bidi/>
+        <w:spacing w:line="240" w:lineRule="auto"/>
+        <w:ind w:left="720"/>
+      </w:pPr>
+      <w:r>
+        <w:rPr>
+          <w:rtl/>
+          <w:cs/>
+          <w:lang w:val="ar_AE" w:bidi="ar_AE"/>
+        </w:rPr>
+      </w:r>
+      <w:r>
+        <w:rPr>
+          <w:rtl/>
+          <w:cs/>
+          <w:lang w:val="ar_AE" w:bidi="ar_AE"/>
+        </w:rPr>
+        <w:t>مزمور 1:1–2</w:t>
+      </w:r>
+    </w:p>
+    <w:p>
+      <w:pPr>
+        <w:pStyle w:val="ListBullet"/>
+        <w:bidi/>
+        <w:spacing w:line="240" w:lineRule="auto"/>
+        <w:ind w:left="720"/>
+      </w:pPr>
+      <w:r>
+        <w:rPr>
+          <w:rtl/>
+          <w:cs/>
+          <w:lang w:val="ar_AE" w:bidi="ar_AE"/>
+        </w:rPr>
+      </w:r>
+      <w:r>
+        <w:rPr>
+          <w:rtl/>
+          <w:cs/>
+          <w:lang w:val="ar_AE" w:bidi="ar_AE"/>
+        </w:rPr>
+        <w:t>مزامير 119:15</w:t>
+      </w:r>
     </w:p>
     <w:p>
       <w:pPr>
@@ -4931,20 +4709,14 @@
           <w:lang w:val="ar_AE" w:bidi="ar_AE"/>
         </w:rPr>
       </w:r>
-      <w:hyperlink r:id="rId50">
-        <w:r>
-          <w:rPr>
-            <w:rtl/>
-            <w:cs/>
-            <w:lang w:val="ar_AE" w:bidi="ar_AE"/>
-          </w:rPr>
-          <w:rPr>
-            <w:color w:val="0000EE"/>
-            <w:u w:val="single"/>
-          </w:rPr>
-          <w:t>دانيال 1:3–5</w:t>
-        </w:r>
-      </w:hyperlink>
+      <w:r>
+        <w:rPr>
+          <w:rtl/>
+          <w:cs/>
+          <w:lang w:val="ar_AE" w:bidi="ar_AE"/>
+        </w:rPr>
+        <w:t>دانيال 1:3–5</w:t>
+      </w:r>
     </w:p>
     <w:p>
       <w:pPr>
@@ -5221,107 +4993,83 @@
           <w:lang w:val="ar_AE" w:bidi="ar_AE"/>
         </w:rPr>
       </w:r>
-      <w:hyperlink r:id="rId51">
-        <w:r>
-          <w:rPr>
-            <w:rtl/>
-            <w:cs/>
-            <w:lang w:val="ar_AE" w:bidi="ar_AE"/>
-          </w:rPr>
-          <w:rPr>
-            <w:color w:val="0000EE"/>
-            <w:u w:val="single"/>
-          </w:rPr>
-          <w:t>1 بطرس 1: 15–17</w:t>
-        </w:r>
-      </w:hyperlink>
-    </w:p>
-    <w:p>
-      <w:pPr>
-        <w:pStyle w:val="ListBullet"/>
-        <w:bidi/>
-        <w:spacing w:line="240" w:lineRule="auto"/>
-        <w:ind w:left="720"/>
-      </w:pPr>
-      <w:r>
-        <w:rPr>
-          <w:rtl/>
-          <w:cs/>
-          <w:lang w:val="ar_AE" w:bidi="ar_AE"/>
-        </w:rPr>
-      </w:r>
-      <w:hyperlink r:id="rId52">
-        <w:r>
-          <w:rPr>
-            <w:rtl/>
-            <w:cs/>
-            <w:lang w:val="ar_AE" w:bidi="ar_AE"/>
-          </w:rPr>
-          <w:rPr>
-            <w:color w:val="0000EE"/>
-            <w:u w:val="single"/>
-          </w:rPr>
-          <w:t>عبرانيين 11: 7</w:t>
-        </w:r>
-      </w:hyperlink>
-    </w:p>
-    <w:p>
-      <w:pPr>
-        <w:pStyle w:val="ListBullet"/>
-        <w:bidi/>
-        <w:spacing w:line="240" w:lineRule="auto"/>
-        <w:ind w:left="720"/>
-      </w:pPr>
-      <w:r>
-        <w:rPr>
-          <w:rtl/>
-          <w:cs/>
-          <w:lang w:val="ar_AE" w:bidi="ar_AE"/>
-        </w:rPr>
-      </w:r>
-      <w:hyperlink r:id="rId53">
-        <w:r>
-          <w:rPr>
-            <w:rtl/>
-            <w:cs/>
-            <w:lang w:val="ar_AE" w:bidi="ar_AE"/>
-          </w:rPr>
-          <w:rPr>
-            <w:color w:val="0000EE"/>
-            <w:u w:val="single"/>
-          </w:rPr>
-          <w:t>إشعياء 44: 17</w:t>
-        </w:r>
-      </w:hyperlink>
-    </w:p>
-    <w:p>
-      <w:pPr>
-        <w:pStyle w:val="ListBullet"/>
-        <w:bidi/>
-        <w:spacing w:line="240" w:lineRule="auto"/>
-        <w:ind w:left="720"/>
-      </w:pPr>
-      <w:r>
-        <w:rPr>
-          <w:rtl/>
-          <w:cs/>
-          <w:lang w:val="ar_AE" w:bidi="ar_AE"/>
-        </w:rPr>
-      </w:r>
-      <w:hyperlink r:id="rId54">
-        <w:r>
-          <w:rPr>
-            <w:rtl/>
-            <w:cs/>
-            <w:lang w:val="ar_AE" w:bidi="ar_AE"/>
-          </w:rPr>
-          <w:rPr>
-            <w:color w:val="0000EE"/>
-            <w:u w:val="single"/>
-          </w:rPr>
-          <w:t>مزامير 5: 7–8</w:t>
-        </w:r>
-      </w:hyperlink>
+      <w:r>
+        <w:rPr>
+          <w:rtl/>
+          <w:cs/>
+          <w:lang w:val="ar_AE" w:bidi="ar_AE"/>
+        </w:rPr>
+        <w:t>1 بطرس 1: 15–17</w:t>
+      </w:r>
+    </w:p>
+    <w:p>
+      <w:pPr>
+        <w:pStyle w:val="ListBullet"/>
+        <w:bidi/>
+        <w:spacing w:line="240" w:lineRule="auto"/>
+        <w:ind w:left="720"/>
+      </w:pPr>
+      <w:r>
+        <w:rPr>
+          <w:rtl/>
+          <w:cs/>
+          <w:lang w:val="ar_AE" w:bidi="ar_AE"/>
+        </w:rPr>
+      </w:r>
+      <w:r>
+        <w:rPr>
+          <w:rtl/>
+          <w:cs/>
+          <w:lang w:val="ar_AE" w:bidi="ar_AE"/>
+        </w:rPr>
+        <w:t>عبرانيين 11: 7</w:t>
+      </w:r>
+    </w:p>
+    <w:p>
+      <w:pPr>
+        <w:pStyle w:val="ListBullet"/>
+        <w:bidi/>
+        <w:spacing w:line="240" w:lineRule="auto"/>
+        <w:ind w:left="720"/>
+      </w:pPr>
+      <w:r>
+        <w:rPr>
+          <w:rtl/>
+          <w:cs/>
+          <w:lang w:val="ar_AE" w:bidi="ar_AE"/>
+        </w:rPr>
+      </w:r>
+      <w:r>
+        <w:rPr>
+          <w:rtl/>
+          <w:cs/>
+          <w:lang w:val="ar_AE" w:bidi="ar_AE"/>
+        </w:rPr>
+        <w:t>إشعياء 44: 17</w:t>
+      </w:r>
+    </w:p>
+    <w:p>
+      <w:pPr>
+        <w:pStyle w:val="ListBullet"/>
+        <w:bidi/>
+        <w:spacing w:line="240" w:lineRule="auto"/>
+        <w:ind w:left="720"/>
+      </w:pPr>
+      <w:r>
+        <w:rPr>
+          <w:rtl/>
+          <w:cs/>
+          <w:lang w:val="ar_AE" w:bidi="ar_AE"/>
+        </w:rPr>
+      </w:r>
+      <w:r>
+        <w:rPr>
+          <w:rtl/>
+          <w:cs/>
+          <w:lang w:val="ar_AE" w:bidi="ar_AE"/>
+        </w:rPr>
+        <w:t>مزامير 5: 7–8</w:t>
+      </w:r>
     </w:p>
     <w:p>
       <w:pPr>
@@ -5650,281 +5398,221 @@
           <w:lang w:val="ar_AE" w:bidi="ar_AE"/>
         </w:rPr>
       </w:r>
-      <w:hyperlink r:id="rId55">
-        <w:r>
-          <w:rPr>
-            <w:rtl/>
-            <w:cs/>
-            <w:lang w:val="ar_AE" w:bidi="ar_AE"/>
-          </w:rPr>
-          <w:rPr>
-            <w:color w:val="0000EE"/>
-            <w:u w:val="single"/>
-          </w:rPr>
-          <w:t>تيموثاوس الأولى1: 12–14</w:t>
-        </w:r>
-      </w:hyperlink>
-    </w:p>
-    <w:p>
-      <w:pPr>
-        <w:pStyle w:val="ListBullet"/>
-        <w:bidi/>
-        <w:spacing w:line="240" w:lineRule="auto"/>
-        <w:ind w:left="720"/>
-      </w:pPr>
-      <w:r>
-        <w:rPr>
-          <w:rtl/>
-          <w:cs/>
-          <w:lang w:val="ar_AE" w:bidi="ar_AE"/>
-        </w:rPr>
-      </w:r>
-      <w:hyperlink r:id="rId56">
-        <w:r>
-          <w:rPr>
-            <w:rtl/>
-            <w:cs/>
-            <w:lang w:val="ar_AE" w:bidi="ar_AE"/>
-          </w:rPr>
-          <w:rPr>
-            <w:color w:val="0000EE"/>
-            <w:u w:val="single"/>
-          </w:rPr>
-          <w:t>أعمال الرسل6: 11</w:t>
-        </w:r>
-      </w:hyperlink>
-    </w:p>
-    <w:p>
-      <w:pPr>
-        <w:pStyle w:val="ListBullet"/>
-        <w:bidi/>
-        <w:spacing w:line="240" w:lineRule="auto"/>
-        <w:ind w:left="720"/>
-      </w:pPr>
-      <w:r>
-        <w:rPr>
-          <w:rtl/>
-          <w:cs/>
-          <w:lang w:val="ar_AE" w:bidi="ar_AE"/>
-        </w:rPr>
-      </w:r>
-      <w:hyperlink r:id="rId57">
-        <w:r>
-          <w:rPr>
-            <w:rtl/>
-            <w:cs/>
-            <w:lang w:val="ar_AE" w:bidi="ar_AE"/>
-          </w:rPr>
-          <w:rPr>
-            <w:color w:val="0000EE"/>
-            <w:u w:val="single"/>
-          </w:rPr>
-          <w:t>أعمال الرسل26: 9–11</w:t>
-        </w:r>
-      </w:hyperlink>
-    </w:p>
-    <w:p>
-      <w:pPr>
-        <w:pStyle w:val="ListBullet"/>
-        <w:bidi/>
-        <w:spacing w:line="240" w:lineRule="auto"/>
-        <w:ind w:left="720"/>
-      </w:pPr>
-      <w:r>
-        <w:rPr>
-          <w:rtl/>
-          <w:cs/>
-          <w:lang w:val="ar_AE" w:bidi="ar_AE"/>
-        </w:rPr>
-      </w:r>
-      <w:hyperlink r:id="rId58">
-        <w:r>
-          <w:rPr>
-            <w:rtl/>
-            <w:cs/>
-            <w:lang w:val="ar_AE" w:bidi="ar_AE"/>
-          </w:rPr>
-          <w:rPr>
-            <w:color w:val="0000EE"/>
-            <w:u w:val="single"/>
-          </w:rPr>
-          <w:t>يعقوب2: 5–7</w:t>
-        </w:r>
-      </w:hyperlink>
-    </w:p>
-    <w:p>
-      <w:pPr>
-        <w:pStyle w:val="ListBullet"/>
-        <w:bidi/>
-        <w:spacing w:line="240" w:lineRule="auto"/>
-        <w:ind w:left="720"/>
-      </w:pPr>
-      <w:r>
-        <w:rPr>
-          <w:rtl/>
-          <w:cs/>
-          <w:lang w:val="ar_AE" w:bidi="ar_AE"/>
-        </w:rPr>
-      </w:r>
-      <w:hyperlink r:id="rId59">
-        <w:r>
-          <w:rPr>
-            <w:rtl/>
-            <w:cs/>
-            <w:lang w:val="ar_AE" w:bidi="ar_AE"/>
-          </w:rPr>
-          <w:rPr>
-            <w:color w:val="0000EE"/>
-            <w:u w:val="single"/>
-          </w:rPr>
-          <w:t>يوحنا10: 32–33</w:t>
-        </w:r>
-      </w:hyperlink>
-    </w:p>
-    <w:p>
-      <w:pPr>
-        <w:pStyle w:val="ListBullet"/>
-        <w:bidi/>
-        <w:spacing w:line="240" w:lineRule="auto"/>
-        <w:ind w:left="720"/>
-      </w:pPr>
-      <w:r>
-        <w:rPr>
-          <w:rtl/>
-          <w:cs/>
-          <w:lang w:val="ar_AE" w:bidi="ar_AE"/>
-        </w:rPr>
-      </w:r>
-      <w:hyperlink r:id="rId60">
-        <w:r>
-          <w:rPr>
-            <w:rtl/>
-            <w:cs/>
-            <w:lang w:val="ar_AE" w:bidi="ar_AE"/>
-          </w:rPr>
-          <w:rPr>
-            <w:color w:val="0000EE"/>
-            <w:u w:val="single"/>
-          </w:rPr>
-          <w:t>لوقا12: 10</w:t>
-        </w:r>
-      </w:hyperlink>
-    </w:p>
-    <w:p>
-      <w:pPr>
-        <w:pStyle w:val="ListBullet"/>
-        <w:bidi/>
-        <w:spacing w:line="240" w:lineRule="auto"/>
-        <w:ind w:left="720"/>
-      </w:pPr>
-      <w:r>
-        <w:rPr>
-          <w:rtl/>
-          <w:cs/>
-          <w:lang w:val="ar_AE" w:bidi="ar_AE"/>
-        </w:rPr>
-      </w:r>
-      <w:hyperlink r:id="rId61">
-        <w:r>
-          <w:rPr>
-            <w:rtl/>
-            <w:cs/>
-            <w:lang w:val="ar_AE" w:bidi="ar_AE"/>
-          </w:rPr>
-          <w:rPr>
-            <w:color w:val="0000EE"/>
-            <w:u w:val="single"/>
-          </w:rPr>
-          <w:t>مرقس14: 64</w:t>
-        </w:r>
-      </w:hyperlink>
-    </w:p>
-    <w:p>
-      <w:pPr>
-        <w:pStyle w:val="ListBullet"/>
-        <w:bidi/>
-        <w:spacing w:line="240" w:lineRule="auto"/>
-        <w:ind w:left="720"/>
-      </w:pPr>
-      <w:r>
-        <w:rPr>
-          <w:rtl/>
-          <w:cs/>
-          <w:lang w:val="ar_AE" w:bidi="ar_AE"/>
-        </w:rPr>
-      </w:r>
-      <w:hyperlink r:id="rId62">
-        <w:r>
-          <w:rPr>
-            <w:rtl/>
-            <w:cs/>
-            <w:lang w:val="ar_AE" w:bidi="ar_AE"/>
-          </w:rPr>
-          <w:rPr>
-            <w:color w:val="0000EE"/>
-            <w:u w:val="single"/>
-          </w:rPr>
-          <w:t>متى12: 31</w:t>
-        </w:r>
-      </w:hyperlink>
-    </w:p>
-    <w:p>
-      <w:pPr>
-        <w:pStyle w:val="ListBullet"/>
-        <w:bidi/>
-        <w:spacing w:line="240" w:lineRule="auto"/>
-        <w:ind w:left="720"/>
-      </w:pPr>
-      <w:r>
-        <w:rPr>
-          <w:rtl/>
-          <w:cs/>
-          <w:lang w:val="ar_AE" w:bidi="ar_AE"/>
-        </w:rPr>
-      </w:r>
-      <w:hyperlink r:id="rId63">
-        <w:r>
-          <w:rPr>
-            <w:rtl/>
-            <w:cs/>
-            <w:lang w:val="ar_AE" w:bidi="ar_AE"/>
-          </w:rPr>
-          <w:rPr>
-            <w:color w:val="0000EE"/>
-            <w:u w:val="single"/>
-          </w:rPr>
-          <w:t>متى26: 65</w:t>
-        </w:r>
-      </w:hyperlink>
-    </w:p>
-    <w:p>
-      <w:pPr>
-        <w:pStyle w:val="ListBullet"/>
-        <w:bidi/>
-        <w:spacing w:line="240" w:lineRule="auto"/>
-        <w:ind w:left="720"/>
-      </w:pPr>
-      <w:r>
-        <w:rPr>
-          <w:rtl/>
-          <w:cs/>
-          <w:lang w:val="ar_AE" w:bidi="ar_AE"/>
-        </w:rPr>
-      </w:r>
-      <w:hyperlink r:id="rId64">
-        <w:r>
-          <w:rPr>
-            <w:rtl/>
-            <w:cs/>
-            <w:lang w:val="ar_AE" w:bidi="ar_AE"/>
-          </w:rPr>
-          <w:rPr>
-            <w:color w:val="0000EE"/>
-            <w:u w:val="single"/>
-          </w:rPr>
-          <w:t>مزامير74: 10</w:t>
-        </w:r>
-      </w:hyperlink>
+      <w:r>
+        <w:rPr>
+          <w:rtl/>
+          <w:cs/>
+          <w:lang w:val="ar_AE" w:bidi="ar_AE"/>
+        </w:rPr>
+        <w:t>تيموثاوس الأولى1: 12–14</w:t>
+      </w:r>
+    </w:p>
+    <w:p>
+      <w:pPr>
+        <w:pStyle w:val="ListBullet"/>
+        <w:bidi/>
+        <w:spacing w:line="240" w:lineRule="auto"/>
+        <w:ind w:left="720"/>
+      </w:pPr>
+      <w:r>
+        <w:rPr>
+          <w:rtl/>
+          <w:cs/>
+          <w:lang w:val="ar_AE" w:bidi="ar_AE"/>
+        </w:rPr>
+      </w:r>
+      <w:r>
+        <w:rPr>
+          <w:rtl/>
+          <w:cs/>
+          <w:lang w:val="ar_AE" w:bidi="ar_AE"/>
+        </w:rPr>
+        <w:t>أعمال الرسل6: 11</w:t>
+      </w:r>
+    </w:p>
+    <w:p>
+      <w:pPr>
+        <w:pStyle w:val="ListBullet"/>
+        <w:bidi/>
+        <w:spacing w:line="240" w:lineRule="auto"/>
+        <w:ind w:left="720"/>
+      </w:pPr>
+      <w:r>
+        <w:rPr>
+          <w:rtl/>
+          <w:cs/>
+          <w:lang w:val="ar_AE" w:bidi="ar_AE"/>
+        </w:rPr>
+      </w:r>
+      <w:r>
+        <w:rPr>
+          <w:rtl/>
+          <w:cs/>
+          <w:lang w:val="ar_AE" w:bidi="ar_AE"/>
+        </w:rPr>
+        <w:t>أعمال الرسل26: 9–11</w:t>
+      </w:r>
+    </w:p>
+    <w:p>
+      <w:pPr>
+        <w:pStyle w:val="ListBullet"/>
+        <w:bidi/>
+        <w:spacing w:line="240" w:lineRule="auto"/>
+        <w:ind w:left="720"/>
+      </w:pPr>
+      <w:r>
+        <w:rPr>
+          <w:rtl/>
+          <w:cs/>
+          <w:lang w:val="ar_AE" w:bidi="ar_AE"/>
+        </w:rPr>
+      </w:r>
+      <w:r>
+        <w:rPr>
+          <w:rtl/>
+          <w:cs/>
+          <w:lang w:val="ar_AE" w:bidi="ar_AE"/>
+        </w:rPr>
+        <w:t>يعقوب2: 5–7</w:t>
+      </w:r>
+    </w:p>
+    <w:p>
+      <w:pPr>
+        <w:pStyle w:val="ListBullet"/>
+        <w:bidi/>
+        <w:spacing w:line="240" w:lineRule="auto"/>
+        <w:ind w:left="720"/>
+      </w:pPr>
+      <w:r>
+        <w:rPr>
+          <w:rtl/>
+          <w:cs/>
+          <w:lang w:val="ar_AE" w:bidi="ar_AE"/>
+        </w:rPr>
+      </w:r>
+      <w:r>
+        <w:rPr>
+          <w:rtl/>
+          <w:cs/>
+          <w:lang w:val="ar_AE" w:bidi="ar_AE"/>
+        </w:rPr>
+        <w:t>يوحنا10: 32–33</w:t>
+      </w:r>
+    </w:p>
+    <w:p>
+      <w:pPr>
+        <w:pStyle w:val="ListBullet"/>
+        <w:bidi/>
+        <w:spacing w:line="240" w:lineRule="auto"/>
+        <w:ind w:left="720"/>
+      </w:pPr>
+      <w:r>
+        <w:rPr>
+          <w:rtl/>
+          <w:cs/>
+          <w:lang w:val="ar_AE" w:bidi="ar_AE"/>
+        </w:rPr>
+      </w:r>
+      <w:r>
+        <w:rPr>
+          <w:rtl/>
+          <w:cs/>
+          <w:lang w:val="ar_AE" w:bidi="ar_AE"/>
+        </w:rPr>
+        <w:t>لوقا12: 10</w:t>
+      </w:r>
+    </w:p>
+    <w:p>
+      <w:pPr>
+        <w:pStyle w:val="ListBullet"/>
+        <w:bidi/>
+        <w:spacing w:line="240" w:lineRule="auto"/>
+        <w:ind w:left="720"/>
+      </w:pPr>
+      <w:r>
+        <w:rPr>
+          <w:rtl/>
+          <w:cs/>
+          <w:lang w:val="ar_AE" w:bidi="ar_AE"/>
+        </w:rPr>
+      </w:r>
+      <w:r>
+        <w:rPr>
+          <w:rtl/>
+          <w:cs/>
+          <w:lang w:val="ar_AE" w:bidi="ar_AE"/>
+        </w:rPr>
+        <w:t>مرقس14: 64</w:t>
+      </w:r>
+    </w:p>
+    <w:p>
+      <w:pPr>
+        <w:pStyle w:val="ListBullet"/>
+        <w:bidi/>
+        <w:spacing w:line="240" w:lineRule="auto"/>
+        <w:ind w:left="720"/>
+      </w:pPr>
+      <w:r>
+        <w:rPr>
+          <w:rtl/>
+          <w:cs/>
+          <w:lang w:val="ar_AE" w:bidi="ar_AE"/>
+        </w:rPr>
+      </w:r>
+      <w:r>
+        <w:rPr>
+          <w:rtl/>
+          <w:cs/>
+          <w:lang w:val="ar_AE" w:bidi="ar_AE"/>
+        </w:rPr>
+        <w:t>متى12: 31</w:t>
+      </w:r>
+    </w:p>
+    <w:p>
+      <w:pPr>
+        <w:pStyle w:val="ListBullet"/>
+        <w:bidi/>
+        <w:spacing w:line="240" w:lineRule="auto"/>
+        <w:ind w:left="720"/>
+      </w:pPr>
+      <w:r>
+        <w:rPr>
+          <w:rtl/>
+          <w:cs/>
+          <w:lang w:val="ar_AE" w:bidi="ar_AE"/>
+        </w:rPr>
+      </w:r>
+      <w:r>
+        <w:rPr>
+          <w:rtl/>
+          <w:cs/>
+          <w:lang w:val="ar_AE" w:bidi="ar_AE"/>
+        </w:rPr>
+        <w:t>متى26: 65</w:t>
+      </w:r>
+    </w:p>
+    <w:p>
+      <w:pPr>
+        <w:pStyle w:val="ListBullet"/>
+        <w:bidi/>
+        <w:spacing w:line="240" w:lineRule="auto"/>
+        <w:ind w:left="720"/>
+      </w:pPr>
+      <w:r>
+        <w:rPr>
+          <w:rtl/>
+          <w:cs/>
+          <w:lang w:val="ar_AE" w:bidi="ar_AE"/>
+        </w:rPr>
+      </w:r>
+      <w:r>
+        <w:rPr>
+          <w:rtl/>
+          <w:cs/>
+          <w:lang w:val="ar_AE" w:bidi="ar_AE"/>
+        </w:rPr>
+        <w:t>مزامير74: 10</w:t>
+      </w:r>
     </w:p>
     <w:p>
       <w:pPr>
@@ -6354,165 +6042,129 @@
           <w:lang w:val="ar_AE" w:bidi="ar_AE"/>
         </w:rPr>
       </w:r>
-      <w:hyperlink r:id="rId65">
-        <w:r>
-          <w:rPr>
-            <w:rtl/>
-            <w:cs/>
-            <w:lang w:val="ar_AE" w:bidi="ar_AE"/>
-          </w:rPr>
-          <w:rPr>
-            <w:color w:val="0000EE"/>
-            <w:u w:val="single"/>
-          </w:rPr>
-          <w:t>1 تسالونيكي 3: 4–5</w:t>
-        </w:r>
-      </w:hyperlink>
-    </w:p>
-    <w:p>
-      <w:pPr>
-        <w:pStyle w:val="ListBullet"/>
-        <w:bidi/>
-        <w:spacing w:line="240" w:lineRule="auto"/>
-        <w:ind w:left="720"/>
-      </w:pPr>
-      <w:r>
-        <w:rPr>
-          <w:rtl/>
-          <w:cs/>
-          <w:lang w:val="ar_AE" w:bidi="ar_AE"/>
-        </w:rPr>
-      </w:r>
-      <w:hyperlink r:id="rId66">
-        <w:r>
-          <w:rPr>
-            <w:rtl/>
-            <w:cs/>
-            <w:lang w:val="ar_AE" w:bidi="ar_AE"/>
-          </w:rPr>
-          <w:rPr>
-            <w:color w:val="0000EE"/>
-            <w:u w:val="single"/>
-          </w:rPr>
-          <w:t>عبرانيين 4: 15</w:t>
-        </w:r>
-      </w:hyperlink>
-    </w:p>
-    <w:p>
-      <w:pPr>
-        <w:pStyle w:val="ListBullet"/>
-        <w:bidi/>
-        <w:spacing w:line="240" w:lineRule="auto"/>
-        <w:ind w:left="720"/>
-      </w:pPr>
-      <w:r>
-        <w:rPr>
-          <w:rtl/>
-          <w:cs/>
-          <w:lang w:val="ar_AE" w:bidi="ar_AE"/>
-        </w:rPr>
-      </w:r>
-      <w:hyperlink r:id="rId67">
-        <w:r>
-          <w:rPr>
-            <w:rtl/>
-            <w:cs/>
-            <w:lang w:val="ar_AE" w:bidi="ar_AE"/>
-          </w:rPr>
-          <w:rPr>
-            <w:color w:val="0000EE"/>
-            <w:u w:val="single"/>
-          </w:rPr>
-          <w:t>يعقوب 1: 13</w:t>
-        </w:r>
-      </w:hyperlink>
-    </w:p>
-    <w:p>
-      <w:pPr>
-        <w:pStyle w:val="ListBullet"/>
-        <w:bidi/>
-        <w:spacing w:line="240" w:lineRule="auto"/>
-        <w:ind w:left="720"/>
-      </w:pPr>
-      <w:r>
-        <w:rPr>
-          <w:rtl/>
-          <w:cs/>
-          <w:lang w:val="ar_AE" w:bidi="ar_AE"/>
-        </w:rPr>
-      </w:r>
-      <w:hyperlink r:id="rId68">
-        <w:r>
-          <w:rPr>
-            <w:rtl/>
-            <w:cs/>
-            <w:lang w:val="ar_AE" w:bidi="ar_AE"/>
-          </w:rPr>
-          <w:rPr>
-            <w:color w:val="0000EE"/>
-            <w:u w:val="single"/>
-          </w:rPr>
-          <w:t>لوقا 4: 2</w:t>
-        </w:r>
-      </w:hyperlink>
-    </w:p>
-    <w:p>
-      <w:pPr>
-        <w:pStyle w:val="ListBullet"/>
-        <w:bidi/>
-        <w:spacing w:line="240" w:lineRule="auto"/>
-        <w:ind w:left="720"/>
-      </w:pPr>
-      <w:r>
-        <w:rPr>
-          <w:rtl/>
-          <w:cs/>
-          <w:lang w:val="ar_AE" w:bidi="ar_AE"/>
-        </w:rPr>
-      </w:r>
-      <w:hyperlink r:id="rId69">
-        <w:r>
-          <w:rPr>
-            <w:rtl/>
-            <w:cs/>
-            <w:lang w:val="ar_AE" w:bidi="ar_AE"/>
-          </w:rPr>
-          <w:rPr>
-            <w:color w:val="0000EE"/>
-            <w:u w:val="single"/>
-          </w:rPr>
-          <w:t>لوقا 11: 4</w:t>
-        </w:r>
-      </w:hyperlink>
-    </w:p>
-    <w:p>
-      <w:pPr>
-        <w:pStyle w:val="ListBullet"/>
-        <w:bidi/>
-        <w:spacing w:line="240" w:lineRule="auto"/>
-        <w:ind w:left="720"/>
-      </w:pPr>
-      <w:r>
-        <w:rPr>
-          <w:rtl/>
-          <w:cs/>
-          <w:lang w:val="ar_AE" w:bidi="ar_AE"/>
-        </w:rPr>
-      </w:r>
-      <w:hyperlink r:id="rId70">
-        <w:r>
-          <w:rPr>
-            <w:rtl/>
-            <w:cs/>
-            <w:lang w:val="ar_AE" w:bidi="ar_AE"/>
-          </w:rPr>
-          <w:rPr>
-            <w:color w:val="0000EE"/>
-            <w:u w:val="single"/>
-          </w:rPr>
-          <w:t>متى 26: 41</w:t>
-        </w:r>
-      </w:hyperlink>
+      <w:r>
+        <w:rPr>
+          <w:rtl/>
+          <w:cs/>
+          <w:lang w:val="ar_AE" w:bidi="ar_AE"/>
+        </w:rPr>
+        <w:t>1 تسالونيكي 3: 4–5</w:t>
+      </w:r>
+    </w:p>
+    <w:p>
+      <w:pPr>
+        <w:pStyle w:val="ListBullet"/>
+        <w:bidi/>
+        <w:spacing w:line="240" w:lineRule="auto"/>
+        <w:ind w:left="720"/>
+      </w:pPr>
+      <w:r>
+        <w:rPr>
+          <w:rtl/>
+          <w:cs/>
+          <w:lang w:val="ar_AE" w:bidi="ar_AE"/>
+        </w:rPr>
+      </w:r>
+      <w:r>
+        <w:rPr>
+          <w:rtl/>
+          <w:cs/>
+          <w:lang w:val="ar_AE" w:bidi="ar_AE"/>
+        </w:rPr>
+        <w:t>عبرانيين 4: 15</w:t>
+      </w:r>
+    </w:p>
+    <w:p>
+      <w:pPr>
+        <w:pStyle w:val="ListBullet"/>
+        <w:bidi/>
+        <w:spacing w:line="240" w:lineRule="auto"/>
+        <w:ind w:left="720"/>
+      </w:pPr>
+      <w:r>
+        <w:rPr>
+          <w:rtl/>
+          <w:cs/>
+          <w:lang w:val="ar_AE" w:bidi="ar_AE"/>
+        </w:rPr>
+      </w:r>
+      <w:r>
+        <w:rPr>
+          <w:rtl/>
+          <w:cs/>
+          <w:lang w:val="ar_AE" w:bidi="ar_AE"/>
+        </w:rPr>
+        <w:t>يعقوب 1: 13</w:t>
+      </w:r>
+    </w:p>
+    <w:p>
+      <w:pPr>
+        <w:pStyle w:val="ListBullet"/>
+        <w:bidi/>
+        <w:spacing w:line="240" w:lineRule="auto"/>
+        <w:ind w:left="720"/>
+      </w:pPr>
+      <w:r>
+        <w:rPr>
+          <w:rtl/>
+          <w:cs/>
+          <w:lang w:val="ar_AE" w:bidi="ar_AE"/>
+        </w:rPr>
+      </w:r>
+      <w:r>
+        <w:rPr>
+          <w:rtl/>
+          <w:cs/>
+          <w:lang w:val="ar_AE" w:bidi="ar_AE"/>
+        </w:rPr>
+        <w:t>لوقا 4: 2</w:t>
+      </w:r>
+    </w:p>
+    <w:p>
+      <w:pPr>
+        <w:pStyle w:val="ListBullet"/>
+        <w:bidi/>
+        <w:spacing w:line="240" w:lineRule="auto"/>
+        <w:ind w:left="720"/>
+      </w:pPr>
+      <w:r>
+        <w:rPr>
+          <w:rtl/>
+          <w:cs/>
+          <w:lang w:val="ar_AE" w:bidi="ar_AE"/>
+        </w:rPr>
+      </w:r>
+      <w:r>
+        <w:rPr>
+          <w:rtl/>
+          <w:cs/>
+          <w:lang w:val="ar_AE" w:bidi="ar_AE"/>
+        </w:rPr>
+        <w:t>لوقا 11: 4</w:t>
+      </w:r>
+    </w:p>
+    <w:p>
+      <w:pPr>
+        <w:pStyle w:val="ListBullet"/>
+        <w:bidi/>
+        <w:spacing w:line="240" w:lineRule="auto"/>
+        <w:ind w:left="720"/>
+      </w:pPr>
+      <w:r>
+        <w:rPr>
+          <w:rtl/>
+          <w:cs/>
+          <w:lang w:val="ar_AE" w:bidi="ar_AE"/>
+        </w:rPr>
+      </w:r>
+      <w:r>
+        <w:rPr>
+          <w:rtl/>
+          <w:cs/>
+          <w:lang w:val="ar_AE" w:bidi="ar_AE"/>
+        </w:rPr>
+        <w:t>متى 26: 41</w:t>
+      </w:r>
     </w:p>
     <w:p>
       <w:pPr>
@@ -7038,194 +6690,152 @@
           <w:lang w:val="ar_AE" w:bidi="ar_AE"/>
         </w:rPr>
       </w:r>
-      <w:hyperlink r:id="rId71">
-        <w:r>
-          <w:rPr>
-            <w:rtl/>
-            <w:cs/>
-            <w:lang w:val="ar_AE" w:bidi="ar_AE"/>
-          </w:rPr>
-          <w:rPr>
-            <w:color w:val="0000EE"/>
-            <w:u w:val="single"/>
-          </w:rPr>
-          <w:t>تيموثاوس الثانية 2: 11–13</w:t>
-        </w:r>
-      </w:hyperlink>
-    </w:p>
-    <w:p>
-      <w:pPr>
-        <w:pStyle w:val="ListBullet"/>
-        <w:bidi/>
-        <w:spacing w:line="240" w:lineRule="auto"/>
-        <w:ind w:left="720"/>
-      </w:pPr>
-      <w:r>
-        <w:rPr>
-          <w:rtl/>
-          <w:cs/>
-          <w:lang w:val="ar_AE" w:bidi="ar_AE"/>
-        </w:rPr>
-      </w:r>
-      <w:hyperlink r:id="rId72">
-        <w:r>
-          <w:rPr>
-            <w:rtl/>
-            <w:cs/>
-            <w:lang w:val="ar_AE" w:bidi="ar_AE"/>
-          </w:rPr>
-          <w:rPr>
-            <w:color w:val="0000EE"/>
-            <w:u w:val="single"/>
-          </w:rPr>
-          <w:t>يعقوب 1: 3</w:t>
-        </w:r>
-      </w:hyperlink>
-    </w:p>
-    <w:p>
-      <w:pPr>
-        <w:pStyle w:val="ListBullet"/>
-        <w:bidi/>
-        <w:spacing w:line="240" w:lineRule="auto"/>
-        <w:ind w:left="720"/>
-      </w:pPr>
-      <w:r>
-        <w:rPr>
-          <w:rtl/>
-          <w:cs/>
-          <w:lang w:val="ar_AE" w:bidi="ar_AE"/>
-        </w:rPr>
-      </w:r>
-      <w:hyperlink r:id="rId73">
-        <w:r>
-          <w:rPr>
-            <w:rtl/>
-            <w:cs/>
-            <w:lang w:val="ar_AE" w:bidi="ar_AE"/>
-          </w:rPr>
-          <w:rPr>
-            <w:color w:val="0000EE"/>
-            <w:u w:val="single"/>
-          </w:rPr>
-          <w:t>يعقوب 1: 12</w:t>
-        </w:r>
-      </w:hyperlink>
-    </w:p>
-    <w:p>
-      <w:pPr>
-        <w:pStyle w:val="ListBullet"/>
-        <w:bidi/>
-        <w:spacing w:line="240" w:lineRule="auto"/>
-        <w:ind w:left="720"/>
-      </w:pPr>
-      <w:r>
-        <w:rPr>
-          <w:rtl/>
-          <w:cs/>
-          <w:lang w:val="ar_AE" w:bidi="ar_AE"/>
-        </w:rPr>
-      </w:r>
-      <w:hyperlink r:id="rId74">
-        <w:r>
-          <w:rPr>
-            <w:rtl/>
-            <w:cs/>
-            <w:lang w:val="ar_AE" w:bidi="ar_AE"/>
-          </w:rPr>
-          <w:rPr>
-            <w:color w:val="0000EE"/>
-            <w:u w:val="single"/>
-          </w:rPr>
-          <w:t>لوقا 21: 19</w:t>
-        </w:r>
-      </w:hyperlink>
-    </w:p>
-    <w:p>
-      <w:pPr>
-        <w:pStyle w:val="ListBullet"/>
-        <w:bidi/>
-        <w:spacing w:line="240" w:lineRule="auto"/>
-        <w:ind w:left="720"/>
-      </w:pPr>
-      <w:r>
-        <w:rPr>
-          <w:rtl/>
-          <w:cs/>
-          <w:lang w:val="ar_AE" w:bidi="ar_AE"/>
-        </w:rPr>
-      </w:r>
-      <w:hyperlink r:id="rId75">
-        <w:r>
-          <w:rPr>
-            <w:rtl/>
-            <w:cs/>
-            <w:lang w:val="ar_AE" w:bidi="ar_AE"/>
-          </w:rPr>
-          <w:rPr>
-            <w:color w:val="0000EE"/>
-            <w:u w:val="single"/>
-          </w:rPr>
-          <w:t>متى 13: 21</w:t>
-        </w:r>
-      </w:hyperlink>
-    </w:p>
-    <w:p>
-      <w:pPr>
-        <w:pStyle w:val="ListBullet"/>
-        <w:bidi/>
-        <w:spacing w:line="240" w:lineRule="auto"/>
-        <w:ind w:left="720"/>
-      </w:pPr>
-      <w:r>
-        <w:rPr>
-          <w:rtl/>
-          <w:cs/>
-          <w:lang w:val="ar_AE" w:bidi="ar_AE"/>
-        </w:rPr>
-      </w:r>
-      <w:hyperlink r:id="rId76">
-        <w:r>
-          <w:rPr>
-            <w:rtl/>
-            <w:cs/>
-            <w:lang w:val="ar_AE" w:bidi="ar_AE"/>
-          </w:rPr>
-          <w:rPr>
-            <w:color w:val="0000EE"/>
-            <w:u w:val="single"/>
-          </w:rPr>
-          <w:t>رؤيا 1: 9</w:t>
-        </w:r>
-      </w:hyperlink>
-    </w:p>
-    <w:p>
-      <w:pPr>
-        <w:pStyle w:val="ListBullet"/>
-        <w:bidi/>
-        <w:spacing w:line="240" w:lineRule="auto"/>
-        <w:ind w:left="720"/>
-      </w:pPr>
-      <w:r>
-        <w:rPr>
-          <w:rtl/>
-          <w:cs/>
-          <w:lang w:val="ar_AE" w:bidi="ar_AE"/>
-        </w:rPr>
-      </w:r>
-      <w:hyperlink r:id="rId77">
-        <w:r>
-          <w:rPr>
-            <w:rtl/>
-            <w:cs/>
-            <w:lang w:val="ar_AE" w:bidi="ar_AE"/>
-          </w:rPr>
-          <w:rPr>
-            <w:color w:val="0000EE"/>
-            <w:u w:val="single"/>
-          </w:rPr>
-          <w:t>رومية 5: 3–5</w:t>
-        </w:r>
-      </w:hyperlink>
+      <w:r>
+        <w:rPr>
+          <w:rtl/>
+          <w:cs/>
+          <w:lang w:val="ar_AE" w:bidi="ar_AE"/>
+        </w:rPr>
+        <w:t>تيموثاوس الثانية 2: 11–13</w:t>
+      </w:r>
+    </w:p>
+    <w:p>
+      <w:pPr>
+        <w:pStyle w:val="ListBullet"/>
+        <w:bidi/>
+        <w:spacing w:line="240" w:lineRule="auto"/>
+        <w:ind w:left="720"/>
+      </w:pPr>
+      <w:r>
+        <w:rPr>
+          <w:rtl/>
+          <w:cs/>
+          <w:lang w:val="ar_AE" w:bidi="ar_AE"/>
+        </w:rPr>
+      </w:r>
+      <w:r>
+        <w:rPr>
+          <w:rtl/>
+          <w:cs/>
+          <w:lang w:val="ar_AE" w:bidi="ar_AE"/>
+        </w:rPr>
+        <w:t>يعقوب 1: 3</w:t>
+      </w:r>
+    </w:p>
+    <w:p>
+      <w:pPr>
+        <w:pStyle w:val="ListBullet"/>
+        <w:bidi/>
+        <w:spacing w:line="240" w:lineRule="auto"/>
+        <w:ind w:left="720"/>
+      </w:pPr>
+      <w:r>
+        <w:rPr>
+          <w:rtl/>
+          <w:cs/>
+          <w:lang w:val="ar_AE" w:bidi="ar_AE"/>
+        </w:rPr>
+      </w:r>
+      <w:r>
+        <w:rPr>
+          <w:rtl/>
+          <w:cs/>
+          <w:lang w:val="ar_AE" w:bidi="ar_AE"/>
+        </w:rPr>
+        <w:t>يعقوب 1: 12</w:t>
+      </w:r>
+    </w:p>
+    <w:p>
+      <w:pPr>
+        <w:pStyle w:val="ListBullet"/>
+        <w:bidi/>
+        <w:spacing w:line="240" w:lineRule="auto"/>
+        <w:ind w:left="720"/>
+      </w:pPr>
+      <w:r>
+        <w:rPr>
+          <w:rtl/>
+          <w:cs/>
+          <w:lang w:val="ar_AE" w:bidi="ar_AE"/>
+        </w:rPr>
+      </w:r>
+      <w:r>
+        <w:rPr>
+          <w:rtl/>
+          <w:cs/>
+          <w:lang w:val="ar_AE" w:bidi="ar_AE"/>
+        </w:rPr>
+        <w:t>لوقا 21: 19</w:t>
+      </w:r>
+    </w:p>
+    <w:p>
+      <w:pPr>
+        <w:pStyle w:val="ListBullet"/>
+        <w:bidi/>
+        <w:spacing w:line="240" w:lineRule="auto"/>
+        <w:ind w:left="720"/>
+      </w:pPr>
+      <w:r>
+        <w:rPr>
+          <w:rtl/>
+          <w:cs/>
+          <w:lang w:val="ar_AE" w:bidi="ar_AE"/>
+        </w:rPr>
+      </w:r>
+      <w:r>
+        <w:rPr>
+          <w:rtl/>
+          <w:cs/>
+          <w:lang w:val="ar_AE" w:bidi="ar_AE"/>
+        </w:rPr>
+        <w:t>متى 13: 21</w:t>
+      </w:r>
+    </w:p>
+    <w:p>
+      <w:pPr>
+        <w:pStyle w:val="ListBullet"/>
+        <w:bidi/>
+        <w:spacing w:line="240" w:lineRule="auto"/>
+        <w:ind w:left="720"/>
+      </w:pPr>
+      <w:r>
+        <w:rPr>
+          <w:rtl/>
+          <w:cs/>
+          <w:lang w:val="ar_AE" w:bidi="ar_AE"/>
+        </w:rPr>
+      </w:r>
+      <w:r>
+        <w:rPr>
+          <w:rtl/>
+          <w:cs/>
+          <w:lang w:val="ar_AE" w:bidi="ar_AE"/>
+        </w:rPr>
+        <w:t>رؤيا 1: 9</w:t>
+      </w:r>
+    </w:p>
+    <w:p>
+      <w:pPr>
+        <w:pStyle w:val="ListBullet"/>
+        <w:bidi/>
+        <w:spacing w:line="240" w:lineRule="auto"/>
+        <w:ind w:left="720"/>
+      </w:pPr>
+      <w:r>
+        <w:rPr>
+          <w:rtl/>
+          <w:cs/>
+          <w:lang w:val="ar_AE" w:bidi="ar_AE"/>
+        </w:rPr>
+      </w:r>
+      <w:r>
+        <w:rPr>
+          <w:rtl/>
+          <w:cs/>
+          <w:lang w:val="ar_AE" w:bidi="ar_AE"/>
+        </w:rPr>
+        <w:t>رومية 5: 3–5</w:t>
+      </w:r>
     </w:p>
     <w:p>
       <w:pPr>
@@ -8038,136 +7648,106 @@
           <w:lang w:val="ar_AE" w:bidi="ar_AE"/>
         </w:rPr>
       </w:r>
-      <w:hyperlink r:id="rId78">
-        <w:r>
-          <w:rPr>
-            <w:rtl/>
-            <w:cs/>
-            <w:lang w:val="ar_AE" w:bidi="ar_AE"/>
-          </w:rPr>
-          <w:rPr>
-            <w:color w:val="0000EE"/>
-            <w:u w:val="single"/>
-          </w:rPr>
-          <w:t>أعمال الرسل 10:4</w:t>
-        </w:r>
-      </w:hyperlink>
-    </w:p>
-    <w:p>
-      <w:pPr>
-        <w:pStyle w:val="ListBullet"/>
-        <w:bidi/>
-        <w:spacing w:line="240" w:lineRule="auto"/>
-        <w:ind w:left="720"/>
-      </w:pPr>
-      <w:r>
-        <w:rPr>
-          <w:rtl/>
-          <w:cs/>
-          <w:lang w:val="ar_AE" w:bidi="ar_AE"/>
-        </w:rPr>
-      </w:r>
-      <w:hyperlink r:id="rId79">
-        <w:r>
-          <w:rPr>
-            <w:rtl/>
-            <w:cs/>
-            <w:lang w:val="ar_AE" w:bidi="ar_AE"/>
-          </w:rPr>
-          <w:rPr>
-            <w:color w:val="0000EE"/>
-            <w:u w:val="single"/>
-          </w:rPr>
-          <w:t>خروج 12:12–14</w:t>
-        </w:r>
-      </w:hyperlink>
-    </w:p>
-    <w:p>
-      <w:pPr>
-        <w:pStyle w:val="ListBullet"/>
-        <w:bidi/>
-        <w:spacing w:line="240" w:lineRule="auto"/>
-        <w:ind w:left="720"/>
-      </w:pPr>
-      <w:r>
-        <w:rPr>
-          <w:rtl/>
-          <w:cs/>
-          <w:lang w:val="ar_AE" w:bidi="ar_AE"/>
-        </w:rPr>
-      </w:r>
-      <w:hyperlink r:id="rId80">
-        <w:r>
-          <w:rPr>
-            <w:rtl/>
-            <w:cs/>
-            <w:lang w:val="ar_AE" w:bidi="ar_AE"/>
-          </w:rPr>
-          <w:rPr>
-            <w:color w:val="0000EE"/>
-            <w:u w:val="single"/>
-          </w:rPr>
-          <w:t>إشعياء 66:3</w:t>
-        </w:r>
-      </w:hyperlink>
-    </w:p>
-    <w:p>
-      <w:pPr>
-        <w:pStyle w:val="ListBullet"/>
-        <w:bidi/>
-        <w:spacing w:line="240" w:lineRule="auto"/>
-        <w:ind w:left="720"/>
-      </w:pPr>
-      <w:r>
-        <w:rPr>
-          <w:rtl/>
-          <w:cs/>
-          <w:lang w:val="ar_AE" w:bidi="ar_AE"/>
-        </w:rPr>
-      </w:r>
-      <w:hyperlink r:id="rId81">
-        <w:r>
-          <w:rPr>
-            <w:rtl/>
-            <w:cs/>
-            <w:lang w:val="ar_AE" w:bidi="ar_AE"/>
-          </w:rPr>
-          <w:rPr>
-            <w:color w:val="0000EE"/>
-            <w:u w:val="single"/>
-          </w:rPr>
-          <w:t>يشوع 4:6–7</w:t>
-        </w:r>
-      </w:hyperlink>
-    </w:p>
-    <w:p>
-      <w:pPr>
-        <w:pStyle w:val="ListBullet"/>
-        <w:bidi/>
-        <w:spacing w:line="240" w:lineRule="auto"/>
-        <w:ind w:left="720"/>
-      </w:pPr>
-      <w:r>
-        <w:rPr>
-          <w:rtl/>
-          <w:cs/>
-          <w:lang w:val="ar_AE" w:bidi="ar_AE"/>
-        </w:rPr>
-      </w:r>
-      <w:hyperlink r:id="rId82">
-        <w:r>
-          <w:rPr>
-            <w:rtl/>
-            <w:cs/>
-            <w:lang w:val="ar_AE" w:bidi="ar_AE"/>
-          </w:rPr>
-          <w:rPr>
-            <w:color w:val="0000EE"/>
-            <w:u w:val="single"/>
-          </w:rPr>
-          <w:t>لاويين 23:23–25</w:t>
-        </w:r>
-      </w:hyperlink>
+      <w:r>
+        <w:rPr>
+          <w:rtl/>
+          <w:cs/>
+          <w:lang w:val="ar_AE" w:bidi="ar_AE"/>
+        </w:rPr>
+        <w:t>أعمال الرسل 10:4</w:t>
+      </w:r>
+    </w:p>
+    <w:p>
+      <w:pPr>
+        <w:pStyle w:val="ListBullet"/>
+        <w:bidi/>
+        <w:spacing w:line="240" w:lineRule="auto"/>
+        <w:ind w:left="720"/>
+      </w:pPr>
+      <w:r>
+        <w:rPr>
+          <w:rtl/>
+          <w:cs/>
+          <w:lang w:val="ar_AE" w:bidi="ar_AE"/>
+        </w:rPr>
+      </w:r>
+      <w:r>
+        <w:rPr>
+          <w:rtl/>
+          <w:cs/>
+          <w:lang w:val="ar_AE" w:bidi="ar_AE"/>
+        </w:rPr>
+        <w:t>خروج 12:12–14</w:t>
+      </w:r>
+    </w:p>
+    <w:p>
+      <w:pPr>
+        <w:pStyle w:val="ListBullet"/>
+        <w:bidi/>
+        <w:spacing w:line="240" w:lineRule="auto"/>
+        <w:ind w:left="720"/>
+      </w:pPr>
+      <w:r>
+        <w:rPr>
+          <w:rtl/>
+          <w:cs/>
+          <w:lang w:val="ar_AE" w:bidi="ar_AE"/>
+        </w:rPr>
+      </w:r>
+      <w:r>
+        <w:rPr>
+          <w:rtl/>
+          <w:cs/>
+          <w:lang w:val="ar_AE" w:bidi="ar_AE"/>
+        </w:rPr>
+        <w:t>إشعياء 66:3</w:t>
+      </w:r>
+    </w:p>
+    <w:p>
+      <w:pPr>
+        <w:pStyle w:val="ListBullet"/>
+        <w:bidi/>
+        <w:spacing w:line="240" w:lineRule="auto"/>
+        <w:ind w:left="720"/>
+      </w:pPr>
+      <w:r>
+        <w:rPr>
+          <w:rtl/>
+          <w:cs/>
+          <w:lang w:val="ar_AE" w:bidi="ar_AE"/>
+        </w:rPr>
+      </w:r>
+      <w:r>
+        <w:rPr>
+          <w:rtl/>
+          <w:cs/>
+          <w:lang w:val="ar_AE" w:bidi="ar_AE"/>
+        </w:rPr>
+        <w:t>يشوع 4:6–7</w:t>
+      </w:r>
+    </w:p>
+    <w:p>
+      <w:pPr>
+        <w:pStyle w:val="ListBullet"/>
+        <w:bidi/>
+        <w:spacing w:line="240" w:lineRule="auto"/>
+        <w:ind w:left="720"/>
+      </w:pPr>
+      <w:r>
+        <w:rPr>
+          <w:rtl/>
+          <w:cs/>
+          <w:lang w:val="ar_AE" w:bidi="ar_AE"/>
+        </w:rPr>
+      </w:r>
+      <w:r>
+        <w:rPr>
+          <w:rtl/>
+          <w:cs/>
+          <w:lang w:val="ar_AE" w:bidi="ar_AE"/>
+        </w:rPr>
+        <w:t>لاويين 23:23–25</w:t>
+      </w:r>
     </w:p>
     <w:p>
       <w:pPr>
@@ -8468,136 +8048,106 @@
           <w:lang w:val="ar_AE" w:bidi="ar_AE"/>
         </w:rPr>
       </w:r>
-      <w:hyperlink r:id="rId83">
-        <w:r>
-          <w:rPr>
-            <w:rtl/>
-            <w:cs/>
-            <w:lang w:val="ar_AE" w:bidi="ar_AE"/>
-          </w:rPr>
-          <w:rPr>
-            <w:color w:val="0000EE"/>
-            <w:u w:val="single"/>
-          </w:rPr>
-          <w:t>1 ملوك 14:26</w:t>
-        </w:r>
-      </w:hyperlink>
-    </w:p>
-    <w:p>
-      <w:pPr>
-        <w:pStyle w:val="ListBullet"/>
-        <w:bidi/>
-        <w:spacing w:line="240" w:lineRule="auto"/>
-        <w:ind w:left="720"/>
-      </w:pPr>
-      <w:r>
-        <w:rPr>
-          <w:rtl/>
-          <w:cs/>
-          <w:lang w:val="ar_AE" w:bidi="ar_AE"/>
-        </w:rPr>
-      </w:r>
-      <w:hyperlink r:id="rId84">
-        <w:r>
-          <w:rPr>
-            <w:rtl/>
-            <w:cs/>
-            <w:lang w:val="ar_AE" w:bidi="ar_AE"/>
-          </w:rPr>
-          <w:rPr>
-            <w:color w:val="0000EE"/>
-            <w:u w:val="single"/>
-          </w:rPr>
-          <w:t>2 أخبار الأيام 23:8–9</w:t>
-        </w:r>
-      </w:hyperlink>
-    </w:p>
-    <w:p>
-      <w:pPr>
-        <w:pStyle w:val="ListBullet"/>
-        <w:bidi/>
-        <w:spacing w:line="240" w:lineRule="auto"/>
-        <w:ind w:left="720"/>
-      </w:pPr>
-      <w:r>
-        <w:rPr>
-          <w:rtl/>
-          <w:cs/>
-          <w:lang w:val="ar_AE" w:bidi="ar_AE"/>
-        </w:rPr>
-      </w:r>
-      <w:hyperlink r:id="rId85">
-        <w:r>
-          <w:rPr>
-            <w:rtl/>
-            <w:cs/>
-            <w:lang w:val="ar_AE" w:bidi="ar_AE"/>
-          </w:rPr>
-          <w:rPr>
-            <w:color w:val="0000EE"/>
-            <w:u w:val="single"/>
-          </w:rPr>
-          <w:t>2 صموئيل 22:36</w:t>
-        </w:r>
-      </w:hyperlink>
-    </w:p>
-    <w:p>
-      <w:pPr>
-        <w:pStyle w:val="ListBullet"/>
-        <w:bidi/>
-        <w:spacing w:line="240" w:lineRule="auto"/>
-        <w:ind w:left="720"/>
-      </w:pPr>
-      <w:r>
-        <w:rPr>
-          <w:rtl/>
-          <w:cs/>
-          <w:lang w:val="ar_AE" w:bidi="ar_AE"/>
-        </w:rPr>
-      </w:r>
-      <w:hyperlink r:id="rId86">
-        <w:r>
-          <w:rPr>
-            <w:rtl/>
-            <w:cs/>
-            <w:lang w:val="ar_AE" w:bidi="ar_AE"/>
-          </w:rPr>
-          <w:rPr>
-            <w:color w:val="0000EE"/>
-            <w:u w:val="single"/>
-          </w:rPr>
-          <w:t>تثنية 33:29</w:t>
-        </w:r>
-      </w:hyperlink>
-    </w:p>
-    <w:p>
-      <w:pPr>
-        <w:pStyle w:val="ListBullet"/>
-        <w:bidi/>
-        <w:spacing w:line="240" w:lineRule="auto"/>
-        <w:ind w:left="720"/>
-      </w:pPr>
-      <w:r>
-        <w:rPr>
-          <w:rtl/>
-          <w:cs/>
-          <w:lang w:val="ar_AE" w:bidi="ar_AE"/>
-        </w:rPr>
-      </w:r>
-      <w:hyperlink r:id="rId87">
-        <w:r>
-          <w:rPr>
-            <w:rtl/>
-            <w:cs/>
-            <w:lang w:val="ar_AE" w:bidi="ar_AE"/>
-          </w:rPr>
-          <w:rPr>
-            <w:color w:val="0000EE"/>
-            <w:u w:val="single"/>
-          </w:rPr>
-          <w:t>مزامير 18:35</w:t>
-        </w:r>
-      </w:hyperlink>
+      <w:r>
+        <w:rPr>
+          <w:rtl/>
+          <w:cs/>
+          <w:lang w:val="ar_AE" w:bidi="ar_AE"/>
+        </w:rPr>
+        <w:t>1 ملوك 14:26</w:t>
+      </w:r>
+    </w:p>
+    <w:p>
+      <w:pPr>
+        <w:pStyle w:val="ListBullet"/>
+        <w:bidi/>
+        <w:spacing w:line="240" w:lineRule="auto"/>
+        <w:ind w:left="720"/>
+      </w:pPr>
+      <w:r>
+        <w:rPr>
+          <w:rtl/>
+          <w:cs/>
+          <w:lang w:val="ar_AE" w:bidi="ar_AE"/>
+        </w:rPr>
+      </w:r>
+      <w:r>
+        <w:rPr>
+          <w:rtl/>
+          <w:cs/>
+          <w:lang w:val="ar_AE" w:bidi="ar_AE"/>
+        </w:rPr>
+        <w:t>2 أخبار الأيام 23:8–9</w:t>
+      </w:r>
+    </w:p>
+    <w:p>
+      <w:pPr>
+        <w:pStyle w:val="ListBullet"/>
+        <w:bidi/>
+        <w:spacing w:line="240" w:lineRule="auto"/>
+        <w:ind w:left="720"/>
+      </w:pPr>
+      <w:r>
+        <w:rPr>
+          <w:rtl/>
+          <w:cs/>
+          <w:lang w:val="ar_AE" w:bidi="ar_AE"/>
+        </w:rPr>
+      </w:r>
+      <w:r>
+        <w:rPr>
+          <w:rtl/>
+          <w:cs/>
+          <w:lang w:val="ar_AE" w:bidi="ar_AE"/>
+        </w:rPr>
+        <w:t>2 صموئيل 22:36</w:t>
+      </w:r>
+    </w:p>
+    <w:p>
+      <w:pPr>
+        <w:pStyle w:val="ListBullet"/>
+        <w:bidi/>
+        <w:spacing w:line="240" w:lineRule="auto"/>
+        <w:ind w:left="720"/>
+      </w:pPr>
+      <w:r>
+        <w:rPr>
+          <w:rtl/>
+          <w:cs/>
+          <w:lang w:val="ar_AE" w:bidi="ar_AE"/>
+        </w:rPr>
+      </w:r>
+      <w:r>
+        <w:rPr>
+          <w:rtl/>
+          <w:cs/>
+          <w:lang w:val="ar_AE" w:bidi="ar_AE"/>
+        </w:rPr>
+        <w:t>تثنية 33:29</w:t>
+      </w:r>
+    </w:p>
+    <w:p>
+      <w:pPr>
+        <w:pStyle w:val="ListBullet"/>
+        <w:bidi/>
+        <w:spacing w:line="240" w:lineRule="auto"/>
+        <w:ind w:left="720"/>
+      </w:pPr>
+      <w:r>
+        <w:rPr>
+          <w:rtl/>
+          <w:cs/>
+          <w:lang w:val="ar_AE" w:bidi="ar_AE"/>
+        </w:rPr>
+      </w:r>
+      <w:r>
+        <w:rPr>
+          <w:rtl/>
+          <w:cs/>
+          <w:lang w:val="ar_AE" w:bidi="ar_AE"/>
+        </w:rPr>
+        <w:t>مزامير 18:35</w:t>
+      </w:r>
     </w:p>
     <w:p>
       <w:pPr>
@@ -8973,136 +8523,106 @@
           <w:lang w:val="ar_AE" w:bidi="ar_AE"/>
         </w:rPr>
       </w:r>
-      <w:hyperlink r:id="rId88">
-        <w:r>
-          <w:rPr>
-            <w:rtl/>
-            <w:cs/>
-            <w:lang w:val="ar_AE" w:bidi="ar_AE"/>
-          </w:rPr>
-          <w:rPr>
-            <w:color w:val="0000EE"/>
-            <w:u w:val="single"/>
-          </w:rPr>
-          <w:t>تكوين 10: 2–5</w:t>
-        </w:r>
-      </w:hyperlink>
-    </w:p>
-    <w:p>
-      <w:pPr>
-        <w:pStyle w:val="ListBullet"/>
-        <w:bidi/>
-        <w:spacing w:line="240" w:lineRule="auto"/>
-        <w:ind w:left="720"/>
-      </w:pPr>
-      <w:r>
-        <w:rPr>
-          <w:rtl/>
-          <w:cs/>
-          <w:lang w:val="ar_AE" w:bidi="ar_AE"/>
-        </w:rPr>
-      </w:r>
-      <w:hyperlink r:id="rId89">
-        <w:r>
-          <w:rPr>
-            <w:rtl/>
-            <w:cs/>
-            <w:lang w:val="ar_AE" w:bidi="ar_AE"/>
-          </w:rPr>
-          <w:rPr>
-            <w:color w:val="0000EE"/>
-            <w:u w:val="single"/>
-          </w:rPr>
-          <w:t>إشعياء 2:16</w:t>
-        </w:r>
-      </w:hyperlink>
-    </w:p>
-    <w:p>
-      <w:pPr>
-        <w:pStyle w:val="ListBullet"/>
-        <w:bidi/>
-        <w:spacing w:line="240" w:lineRule="auto"/>
-        <w:ind w:left="720"/>
-      </w:pPr>
-      <w:r>
-        <w:rPr>
-          <w:rtl/>
-          <w:cs/>
-          <w:lang w:val="ar_AE" w:bidi="ar_AE"/>
-        </w:rPr>
-      </w:r>
-      <w:hyperlink r:id="rId90">
-        <w:r>
-          <w:rPr>
-            <w:rtl/>
-            <w:cs/>
-            <w:lang w:val="ar_AE" w:bidi="ar_AE"/>
-          </w:rPr>
-          <w:rPr>
-            <w:color w:val="0000EE"/>
-            <w:u w:val="single"/>
-          </w:rPr>
-          <w:t>إرميا 10:9</w:t>
-        </w:r>
-      </w:hyperlink>
-    </w:p>
-    <w:p>
-      <w:pPr>
-        <w:pStyle w:val="ListBullet"/>
-        <w:bidi/>
-        <w:spacing w:line="240" w:lineRule="auto"/>
-        <w:ind w:left="720"/>
-      </w:pPr>
-      <w:r>
-        <w:rPr>
-          <w:rtl/>
-          <w:cs/>
-          <w:lang w:val="ar_AE" w:bidi="ar_AE"/>
-        </w:rPr>
-      </w:r>
-      <w:hyperlink r:id="rId91">
-        <w:r>
-          <w:rPr>
-            <w:rtl/>
-            <w:cs/>
-            <w:lang w:val="ar_AE" w:bidi="ar_AE"/>
-          </w:rPr>
-          <w:rPr>
-            <w:color w:val="0000EE"/>
-            <w:u w:val="single"/>
-          </w:rPr>
-          <w:t>يونان 1:3</w:t>
-        </w:r>
-      </w:hyperlink>
-    </w:p>
-    <w:p>
-      <w:pPr>
-        <w:pStyle w:val="ListBullet"/>
-        <w:bidi/>
-        <w:spacing w:line="240" w:lineRule="auto"/>
-        <w:ind w:left="720"/>
-      </w:pPr>
-      <w:r>
-        <w:rPr>
-          <w:rtl/>
-          <w:cs/>
-          <w:lang w:val="ar_AE" w:bidi="ar_AE"/>
-        </w:rPr>
-      </w:r>
-      <w:hyperlink r:id="rId92">
-        <w:r>
-          <w:rPr>
-            <w:rtl/>
-            <w:cs/>
-            <w:lang w:val="ar_AE" w:bidi="ar_AE"/>
-          </w:rPr>
-          <w:rPr>
-            <w:color w:val="0000EE"/>
-            <w:u w:val="single"/>
-          </w:rPr>
-          <w:t>مزامير 48:7</w:t>
-        </w:r>
-      </w:hyperlink>
+      <w:r>
+        <w:rPr>
+          <w:rtl/>
+          <w:cs/>
+          <w:lang w:val="ar_AE" w:bidi="ar_AE"/>
+        </w:rPr>
+        <w:t>تكوين 10: 2–5</w:t>
+      </w:r>
+    </w:p>
+    <w:p>
+      <w:pPr>
+        <w:pStyle w:val="ListBullet"/>
+        <w:bidi/>
+        <w:spacing w:line="240" w:lineRule="auto"/>
+        <w:ind w:left="720"/>
+      </w:pPr>
+      <w:r>
+        <w:rPr>
+          <w:rtl/>
+          <w:cs/>
+          <w:lang w:val="ar_AE" w:bidi="ar_AE"/>
+        </w:rPr>
+      </w:r>
+      <w:r>
+        <w:rPr>
+          <w:rtl/>
+          <w:cs/>
+          <w:lang w:val="ar_AE" w:bidi="ar_AE"/>
+        </w:rPr>
+        <w:t>إشعياء 2:16</w:t>
+      </w:r>
+    </w:p>
+    <w:p>
+      <w:pPr>
+        <w:pStyle w:val="ListBullet"/>
+        <w:bidi/>
+        <w:spacing w:line="240" w:lineRule="auto"/>
+        <w:ind w:left="720"/>
+      </w:pPr>
+      <w:r>
+        <w:rPr>
+          <w:rtl/>
+          <w:cs/>
+          <w:lang w:val="ar_AE" w:bidi="ar_AE"/>
+        </w:rPr>
+      </w:r>
+      <w:r>
+        <w:rPr>
+          <w:rtl/>
+          <w:cs/>
+          <w:lang w:val="ar_AE" w:bidi="ar_AE"/>
+        </w:rPr>
+        <w:t>إرميا 10:9</w:t>
+      </w:r>
+    </w:p>
+    <w:p>
+      <w:pPr>
+        <w:pStyle w:val="ListBullet"/>
+        <w:bidi/>
+        <w:spacing w:line="240" w:lineRule="auto"/>
+        <w:ind w:left="720"/>
+      </w:pPr>
+      <w:r>
+        <w:rPr>
+          <w:rtl/>
+          <w:cs/>
+          <w:lang w:val="ar_AE" w:bidi="ar_AE"/>
+        </w:rPr>
+      </w:r>
+      <w:r>
+        <w:rPr>
+          <w:rtl/>
+          <w:cs/>
+          <w:lang w:val="ar_AE" w:bidi="ar_AE"/>
+        </w:rPr>
+        <w:t>يونان 1:3</w:t>
+      </w:r>
+    </w:p>
+    <w:p>
+      <w:pPr>
+        <w:pStyle w:val="ListBullet"/>
+        <w:bidi/>
+        <w:spacing w:line="240" w:lineRule="auto"/>
+        <w:ind w:left="720"/>
+      </w:pPr>
+      <w:r>
+        <w:rPr>
+          <w:rtl/>
+          <w:cs/>
+          <w:lang w:val="ar_AE" w:bidi="ar_AE"/>
+        </w:rPr>
+      </w:r>
+      <w:r>
+        <w:rPr>
+          <w:rtl/>
+          <w:cs/>
+          <w:lang w:val="ar_AE" w:bidi="ar_AE"/>
+        </w:rPr>
+        <w:t>مزامير 48:7</w:t>
+      </w:r>
     </w:p>
     <w:p>
       <w:pPr>
@@ -9439,78 +8959,60 @@
           <w:lang w:val="ar_AE" w:bidi="ar_AE"/>
         </w:rPr>
       </w:r>
-      <w:hyperlink r:id="rId93">
-        <w:r>
-          <w:rPr>
-            <w:rtl/>
-            <w:cs/>
-            <w:lang w:val="ar_AE" w:bidi="ar_AE"/>
-          </w:rPr>
-          <w:rPr>
-            <w:color w:val="0000EE"/>
-            <w:u w:val="single"/>
-          </w:rPr>
-          <w:t>العدد 27:1</w:t>
-        </w:r>
-      </w:hyperlink>
-    </w:p>
-    <w:p>
-      <w:pPr>
-        <w:pStyle w:val="ListBullet"/>
-        <w:bidi/>
-        <w:spacing w:line="240" w:lineRule="auto"/>
-        <w:ind w:left="720"/>
-      </w:pPr>
-      <w:r>
-        <w:rPr>
-          <w:rtl/>
-          <w:cs/>
-          <w:lang w:val="ar_AE" w:bidi="ar_AE"/>
-        </w:rPr>
-      </w:r>
-      <w:hyperlink r:id="rId94">
-        <w:r>
-          <w:rPr>
-            <w:rtl/>
-            <w:cs/>
-            <w:lang w:val="ar_AE" w:bidi="ar_AE"/>
-          </w:rPr>
-          <w:rPr>
-            <w:color w:val="0000EE"/>
-            <w:u w:val="single"/>
-          </w:rPr>
-          <w:t>العدد 36:11</w:t>
-        </w:r>
-      </w:hyperlink>
-    </w:p>
-    <w:p>
-      <w:pPr>
-        <w:pStyle w:val="ListBullet"/>
-        <w:bidi/>
-        <w:spacing w:line="240" w:lineRule="auto"/>
-        <w:ind w:left="720"/>
-      </w:pPr>
-      <w:r>
-        <w:rPr>
-          <w:rtl/>
-          <w:cs/>
-          <w:lang w:val="ar_AE" w:bidi="ar_AE"/>
-        </w:rPr>
-      </w:r>
-      <w:hyperlink r:id="rId95">
-        <w:r>
-          <w:rPr>
-            <w:rtl/>
-            <w:cs/>
-            <w:lang w:val="ar_AE" w:bidi="ar_AE"/>
-          </w:rPr>
-          <w:rPr>
-            <w:color w:val="0000EE"/>
-            <w:u w:val="single"/>
-          </w:rPr>
-          <w:t>نشيد الأنشاد 6:4</w:t>
-        </w:r>
-      </w:hyperlink>
+      <w:r>
+        <w:rPr>
+          <w:rtl/>
+          <w:cs/>
+          <w:lang w:val="ar_AE" w:bidi="ar_AE"/>
+        </w:rPr>
+        <w:t>العدد 27:1</w:t>
+      </w:r>
+    </w:p>
+    <w:p>
+      <w:pPr>
+        <w:pStyle w:val="ListBullet"/>
+        <w:bidi/>
+        <w:spacing w:line="240" w:lineRule="auto"/>
+        <w:ind w:left="720"/>
+      </w:pPr>
+      <w:r>
+        <w:rPr>
+          <w:rtl/>
+          <w:cs/>
+          <w:lang w:val="ar_AE" w:bidi="ar_AE"/>
+        </w:rPr>
+      </w:r>
+      <w:r>
+        <w:rPr>
+          <w:rtl/>
+          <w:cs/>
+          <w:lang w:val="ar_AE" w:bidi="ar_AE"/>
+        </w:rPr>
+        <w:t>العدد 36:11</w:t>
+      </w:r>
+    </w:p>
+    <w:p>
+      <w:pPr>
+        <w:pStyle w:val="ListBullet"/>
+        <w:bidi/>
+        <w:spacing w:line="240" w:lineRule="auto"/>
+        <w:ind w:left="720"/>
+      </w:pPr>
+      <w:r>
+        <w:rPr>
+          <w:rtl/>
+          <w:cs/>
+          <w:lang w:val="ar_AE" w:bidi="ar_AE"/>
+        </w:rPr>
+      </w:r>
+      <w:r>
+        <w:rPr>
+          <w:rtl/>
+          <w:cs/>
+          <w:lang w:val="ar_AE" w:bidi="ar_AE"/>
+        </w:rPr>
+        <w:t>نشيد الأنشاد 6:4</w:t>
+      </w:r>
     </w:p>
     <w:p>
       <w:pPr>
@@ -9879,107 +9381,83 @@
           <w:lang w:val="ar_AE" w:bidi="ar_AE"/>
         </w:rPr>
       </w:r>
-      <w:hyperlink r:id="rId96">
-        <w:r>
-          <w:rPr>
-            <w:rtl/>
-            <w:cs/>
-            <w:lang w:val="ar_AE" w:bidi="ar_AE"/>
-          </w:rPr>
-          <w:rPr>
-            <w:color w:val="0000EE"/>
-            <w:u w:val="single"/>
-          </w:rPr>
-          <w:t>2 كورنثوس 2:13</w:t>
-        </w:r>
-      </w:hyperlink>
-    </w:p>
-    <w:p>
-      <w:pPr>
-        <w:pStyle w:val="ListBullet"/>
-        <w:bidi/>
-        <w:spacing w:line="240" w:lineRule="auto"/>
-        <w:ind w:left="720"/>
-      </w:pPr>
-      <w:r>
-        <w:rPr>
-          <w:rtl/>
-          <w:cs/>
-          <w:lang w:val="ar_AE" w:bidi="ar_AE"/>
-        </w:rPr>
-      </w:r>
-      <w:hyperlink r:id="rId97">
-        <w:r>
-          <w:rPr>
-            <w:rtl/>
-            <w:cs/>
-            <w:lang w:val="ar_AE" w:bidi="ar_AE"/>
-          </w:rPr>
-          <w:rPr>
-            <w:color w:val="0000EE"/>
-            <w:u w:val="single"/>
-          </w:rPr>
-          <w:t>2 تيموثاوس 4:11–13</w:t>
-        </w:r>
-      </w:hyperlink>
-    </w:p>
-    <w:p>
-      <w:pPr>
-        <w:pStyle w:val="ListBullet"/>
-        <w:bidi/>
-        <w:spacing w:line="240" w:lineRule="auto"/>
-        <w:ind w:left="720"/>
-      </w:pPr>
-      <w:r>
-        <w:rPr>
-          <w:rtl/>
-          <w:cs/>
-          <w:lang w:val="ar_AE" w:bidi="ar_AE"/>
-        </w:rPr>
-      </w:r>
-      <w:hyperlink r:id="rId98">
-        <w:r>
-          <w:rPr>
-            <w:rtl/>
-            <w:cs/>
-            <w:lang w:val="ar_AE" w:bidi="ar_AE"/>
-          </w:rPr>
-          <w:rPr>
-            <w:color w:val="0000EE"/>
-            <w:u w:val="single"/>
-          </w:rPr>
-          <w:t>أعمال الرسل 16:8</w:t>
-        </w:r>
-      </w:hyperlink>
-    </w:p>
-    <w:p>
-      <w:pPr>
-        <w:pStyle w:val="ListBullet"/>
-        <w:bidi/>
-        <w:spacing w:line="240" w:lineRule="auto"/>
-        <w:ind w:left="720"/>
-      </w:pPr>
-      <w:r>
-        <w:rPr>
-          <w:rtl/>
-          <w:cs/>
-          <w:lang w:val="ar_AE" w:bidi="ar_AE"/>
-        </w:rPr>
-      </w:r>
-      <w:hyperlink r:id="rId99">
-        <w:r>
-          <w:rPr>
-            <w:rtl/>
-            <w:cs/>
-            <w:lang w:val="ar_AE" w:bidi="ar_AE"/>
-          </w:rPr>
-          <w:rPr>
-            <w:color w:val="0000EE"/>
-            <w:u w:val="single"/>
-          </w:rPr>
-          <w:t>أعمال الرسل 20:5</w:t>
-        </w:r>
-      </w:hyperlink>
+      <w:r>
+        <w:rPr>
+          <w:rtl/>
+          <w:cs/>
+          <w:lang w:val="ar_AE" w:bidi="ar_AE"/>
+        </w:rPr>
+        <w:t>2 كورنثوس 2:13</w:t>
+      </w:r>
+    </w:p>
+    <w:p>
+      <w:pPr>
+        <w:pStyle w:val="ListBullet"/>
+        <w:bidi/>
+        <w:spacing w:line="240" w:lineRule="auto"/>
+        <w:ind w:left="720"/>
+      </w:pPr>
+      <w:r>
+        <w:rPr>
+          <w:rtl/>
+          <w:cs/>
+          <w:lang w:val="ar_AE" w:bidi="ar_AE"/>
+        </w:rPr>
+      </w:r>
+      <w:r>
+        <w:rPr>
+          <w:rtl/>
+          <w:cs/>
+          <w:lang w:val="ar_AE" w:bidi="ar_AE"/>
+        </w:rPr>
+        <w:t>2 تيموثاوس 4:11–13</w:t>
+      </w:r>
+    </w:p>
+    <w:p>
+      <w:pPr>
+        <w:pStyle w:val="ListBullet"/>
+        <w:bidi/>
+        <w:spacing w:line="240" w:lineRule="auto"/>
+        <w:ind w:left="720"/>
+      </w:pPr>
+      <w:r>
+        <w:rPr>
+          <w:rtl/>
+          <w:cs/>
+          <w:lang w:val="ar_AE" w:bidi="ar_AE"/>
+        </w:rPr>
+      </w:r>
+      <w:r>
+        <w:rPr>
+          <w:rtl/>
+          <w:cs/>
+          <w:lang w:val="ar_AE" w:bidi="ar_AE"/>
+        </w:rPr>
+        <w:t>أعمال الرسل 16:8</w:t>
+      </w:r>
+    </w:p>
+    <w:p>
+      <w:pPr>
+        <w:pStyle w:val="ListBullet"/>
+        <w:bidi/>
+        <w:spacing w:line="240" w:lineRule="auto"/>
+        <w:ind w:left="720"/>
+      </w:pPr>
+      <w:r>
+        <w:rPr>
+          <w:rtl/>
+          <w:cs/>
+          <w:lang w:val="ar_AE" w:bidi="ar_AE"/>
+        </w:rPr>
+      </w:r>
+      <w:r>
+        <w:rPr>
+          <w:rtl/>
+          <w:cs/>
+          <w:lang w:val="ar_AE" w:bidi="ar_AE"/>
+        </w:rPr>
+        <w:t>أعمال الرسل 20:5</w:t>
+      </w:r>
     </w:p>
     <w:p>
       <w:pPr>
@@ -10284,136 +9762,106 @@
           <w:lang w:val="ar_AE" w:bidi="ar_AE"/>
         </w:rPr>
       </w:r>
-      <w:hyperlink r:id="rId100">
-        <w:r>
-          <w:rPr>
-            <w:rtl/>
-            <w:cs/>
-            <w:lang w:val="ar_AE" w:bidi="ar_AE"/>
-          </w:rPr>
-          <w:rPr>
-            <w:color w:val="0000EE"/>
-            <w:u w:val="single"/>
-          </w:rPr>
-          <w:t>1 تسالونيكي 1:1</w:t>
-        </w:r>
-      </w:hyperlink>
-    </w:p>
-    <w:p>
-      <w:pPr>
-        <w:pStyle w:val="ListBullet"/>
-        <w:bidi/>
-        <w:spacing w:line="240" w:lineRule="auto"/>
-        <w:ind w:left="720"/>
-      </w:pPr>
-      <w:r>
-        <w:rPr>
-          <w:rtl/>
-          <w:cs/>
-          <w:lang w:val="ar_AE" w:bidi="ar_AE"/>
-        </w:rPr>
-      </w:r>
-      <w:hyperlink r:id="rId101">
-        <w:r>
-          <w:rPr>
-            <w:rtl/>
-            <w:cs/>
-            <w:lang w:val="ar_AE" w:bidi="ar_AE"/>
-          </w:rPr>
-          <w:rPr>
-            <w:color w:val="0000EE"/>
-            <w:u w:val="single"/>
-          </w:rPr>
-          <w:t>2 تسالونيكي 1:1</w:t>
-        </w:r>
-      </w:hyperlink>
-    </w:p>
-    <w:p>
-      <w:pPr>
-        <w:pStyle w:val="ListBullet"/>
-        <w:bidi/>
-        <w:spacing w:line="240" w:lineRule="auto"/>
-        <w:ind w:left="720"/>
-      </w:pPr>
-      <w:r>
-        <w:rPr>
-          <w:rtl/>
-          <w:cs/>
-          <w:lang w:val="ar_AE" w:bidi="ar_AE"/>
-        </w:rPr>
-      </w:r>
-      <w:hyperlink r:id="rId102">
-        <w:r>
-          <w:rPr>
-            <w:rtl/>
-            <w:cs/>
-            <w:lang w:val="ar_AE" w:bidi="ar_AE"/>
-          </w:rPr>
-          <w:rPr>
-            <w:color w:val="0000EE"/>
-            <w:u w:val="single"/>
-          </w:rPr>
-          <w:t>2 تيموثاوس 4:9–10</w:t>
-        </w:r>
-      </w:hyperlink>
-    </w:p>
-    <w:p>
-      <w:pPr>
-        <w:pStyle w:val="ListBullet"/>
-        <w:bidi/>
-        <w:spacing w:line="240" w:lineRule="auto"/>
-        <w:ind w:left="720"/>
-      </w:pPr>
-      <w:r>
-        <w:rPr>
-          <w:rtl/>
-          <w:cs/>
-          <w:lang w:val="ar_AE" w:bidi="ar_AE"/>
-        </w:rPr>
-      </w:r>
-      <w:hyperlink r:id="rId103">
-        <w:r>
-          <w:rPr>
-            <w:rtl/>
-            <w:cs/>
-            <w:lang w:val="ar_AE" w:bidi="ar_AE"/>
-          </w:rPr>
-          <w:rPr>
-            <w:color w:val="0000EE"/>
-            <w:u w:val="single"/>
-          </w:rPr>
-          <w:t>أعمال الرسل 17:1</w:t>
-        </w:r>
-      </w:hyperlink>
-    </w:p>
-    <w:p>
-      <w:pPr>
-        <w:pStyle w:val="ListBullet"/>
-        <w:bidi/>
-        <w:spacing w:line="240" w:lineRule="auto"/>
-        <w:ind w:left="720"/>
-      </w:pPr>
-      <w:r>
-        <w:rPr>
-          <w:rtl/>
-          <w:cs/>
-          <w:lang w:val="ar_AE" w:bidi="ar_AE"/>
-        </w:rPr>
-      </w:r>
-      <w:hyperlink r:id="rId104">
-        <w:r>
-          <w:rPr>
-            <w:rtl/>
-            <w:cs/>
-            <w:lang w:val="ar_AE" w:bidi="ar_AE"/>
-          </w:rPr>
-          <w:rPr>
-            <w:color w:val="0000EE"/>
-            <w:u w:val="single"/>
-          </w:rPr>
-          <w:t>فيلبي 4:14–17</w:t>
-        </w:r>
-      </w:hyperlink>
+      <w:r>
+        <w:rPr>
+          <w:rtl/>
+          <w:cs/>
+          <w:lang w:val="ar_AE" w:bidi="ar_AE"/>
+        </w:rPr>
+        <w:t>1 تسالونيكي 1:1</w:t>
+      </w:r>
+    </w:p>
+    <w:p>
+      <w:pPr>
+        <w:pStyle w:val="ListBullet"/>
+        <w:bidi/>
+        <w:spacing w:line="240" w:lineRule="auto"/>
+        <w:ind w:left="720"/>
+      </w:pPr>
+      <w:r>
+        <w:rPr>
+          <w:rtl/>
+          <w:cs/>
+          <w:lang w:val="ar_AE" w:bidi="ar_AE"/>
+        </w:rPr>
+      </w:r>
+      <w:r>
+        <w:rPr>
+          <w:rtl/>
+          <w:cs/>
+          <w:lang w:val="ar_AE" w:bidi="ar_AE"/>
+        </w:rPr>
+        <w:t>2 تسالونيكي 1:1</w:t>
+      </w:r>
+    </w:p>
+    <w:p>
+      <w:pPr>
+        <w:pStyle w:val="ListBullet"/>
+        <w:bidi/>
+        <w:spacing w:line="240" w:lineRule="auto"/>
+        <w:ind w:left="720"/>
+      </w:pPr>
+      <w:r>
+        <w:rPr>
+          <w:rtl/>
+          <w:cs/>
+          <w:lang w:val="ar_AE" w:bidi="ar_AE"/>
+        </w:rPr>
+      </w:r>
+      <w:r>
+        <w:rPr>
+          <w:rtl/>
+          <w:cs/>
+          <w:lang w:val="ar_AE" w:bidi="ar_AE"/>
+        </w:rPr>
+        <w:t>2 تيموثاوس 4:9–10</w:t>
+      </w:r>
+    </w:p>
+    <w:p>
+      <w:pPr>
+        <w:pStyle w:val="ListBullet"/>
+        <w:bidi/>
+        <w:spacing w:line="240" w:lineRule="auto"/>
+        <w:ind w:left="720"/>
+      </w:pPr>
+      <w:r>
+        <w:rPr>
+          <w:rtl/>
+          <w:cs/>
+          <w:lang w:val="ar_AE" w:bidi="ar_AE"/>
+        </w:rPr>
+      </w:r>
+      <w:r>
+        <w:rPr>
+          <w:rtl/>
+          <w:cs/>
+          <w:lang w:val="ar_AE" w:bidi="ar_AE"/>
+        </w:rPr>
+        <w:t>أعمال الرسل 17:1</w:t>
+      </w:r>
+    </w:p>
+    <w:p>
+      <w:pPr>
+        <w:pStyle w:val="ListBullet"/>
+        <w:bidi/>
+        <w:spacing w:line="240" w:lineRule="auto"/>
+        <w:ind w:left="720"/>
+      </w:pPr>
+      <w:r>
+        <w:rPr>
+          <w:rtl/>
+          <w:cs/>
+          <w:lang w:val="ar_AE" w:bidi="ar_AE"/>
+        </w:rPr>
+      </w:r>
+      <w:r>
+        <w:rPr>
+          <w:rtl/>
+          <w:cs/>
+          <w:lang w:val="ar_AE" w:bidi="ar_AE"/>
+        </w:rPr>
+        <w:t>فيلبي 4:14–17</w:t>
+      </w:r>
     </w:p>
     <w:p>
       <w:pPr>
@@ -10735,368 +10183,290 @@
           <w:lang w:val="ar_AE" w:bidi="ar_AE"/>
         </w:rPr>
       </w:r>
-      <w:hyperlink r:id="rId105">
-        <w:r>
-          <w:rPr>
-            <w:rtl/>
-            <w:cs/>
-            <w:lang w:val="ar_AE" w:bidi="ar_AE"/>
-          </w:rPr>
-          <w:rPr>
-            <w:color w:val="0000EE"/>
-            <w:u w:val="single"/>
-          </w:rPr>
-          <w:t>2 كورنثوس 1: 3</w:t>
-        </w:r>
-      </w:hyperlink>
-    </w:p>
-    <w:p>
-      <w:pPr>
-        <w:pStyle w:val="ListBullet"/>
-        <w:bidi/>
-        <w:spacing w:line="240" w:lineRule="auto"/>
-        <w:ind w:left="720"/>
-      </w:pPr>
-      <w:r>
-        <w:rPr>
-          <w:rtl/>
-          <w:cs/>
-          <w:lang w:val="ar_AE" w:bidi="ar_AE"/>
-        </w:rPr>
-      </w:r>
-      <w:hyperlink r:id="rId106">
-        <w:r>
-          <w:rPr>
-            <w:rtl/>
-            <w:cs/>
-            <w:lang w:val="ar_AE" w:bidi="ar_AE"/>
-          </w:rPr>
-          <w:rPr>
-            <w:color w:val="0000EE"/>
-            <w:u w:val="single"/>
-          </w:rPr>
-          <w:t>أعمال 2: 47</w:t>
-        </w:r>
-      </w:hyperlink>
-    </w:p>
-    <w:p>
-      <w:pPr>
-        <w:pStyle w:val="ListBullet"/>
-        <w:bidi/>
-        <w:spacing w:line="240" w:lineRule="auto"/>
-        <w:ind w:left="720"/>
-      </w:pPr>
-      <w:r>
-        <w:rPr>
-          <w:rtl/>
-          <w:cs/>
-          <w:lang w:val="ar_AE" w:bidi="ar_AE"/>
-        </w:rPr>
-      </w:r>
-      <w:hyperlink r:id="rId107">
-        <w:r>
-          <w:rPr>
-            <w:rtl/>
-            <w:cs/>
-            <w:lang w:val="ar_AE" w:bidi="ar_AE"/>
-          </w:rPr>
-          <w:rPr>
-            <w:color w:val="0000EE"/>
-            <w:u w:val="single"/>
-          </w:rPr>
-          <w:t>أعمال 13: 48</w:t>
-        </w:r>
-      </w:hyperlink>
-    </w:p>
-    <w:p>
-      <w:pPr>
-        <w:pStyle w:val="ListBullet"/>
-        <w:bidi/>
-        <w:spacing w:line="240" w:lineRule="auto"/>
-        <w:ind w:left="720"/>
-      </w:pPr>
-      <w:r>
-        <w:rPr>
-          <w:rtl/>
-          <w:cs/>
-          <w:lang w:val="ar_AE" w:bidi="ar_AE"/>
-        </w:rPr>
-      </w:r>
-      <w:hyperlink r:id="rId108">
-        <w:r>
-          <w:rPr>
-            <w:rtl/>
-            <w:cs/>
-            <w:lang w:val="ar_AE" w:bidi="ar_AE"/>
-          </w:rPr>
-          <w:rPr>
-            <w:color w:val="0000EE"/>
-            <w:u w:val="single"/>
-          </w:rPr>
-          <w:t>دانيآل 3: 28</w:t>
-        </w:r>
-      </w:hyperlink>
-    </w:p>
-    <w:p>
-      <w:pPr>
-        <w:pStyle w:val="ListBullet"/>
-        <w:bidi/>
-        <w:spacing w:line="240" w:lineRule="auto"/>
-        <w:ind w:left="720"/>
-      </w:pPr>
-      <w:r>
-        <w:rPr>
-          <w:rtl/>
-          <w:cs/>
-          <w:lang w:val="ar_AE" w:bidi="ar_AE"/>
-        </w:rPr>
-      </w:r>
-      <w:hyperlink r:id="rId109">
-        <w:r>
-          <w:rPr>
-            <w:rtl/>
-            <w:cs/>
-            <w:lang w:val="ar_AE" w:bidi="ar_AE"/>
-          </w:rPr>
-          <w:rPr>
-            <w:color w:val="0000EE"/>
-            <w:u w:val="single"/>
-          </w:rPr>
-          <w:t>أفسس 1: 3</w:t>
-        </w:r>
-      </w:hyperlink>
-    </w:p>
-    <w:p>
-      <w:pPr>
-        <w:pStyle w:val="ListBullet"/>
-        <w:bidi/>
-        <w:spacing w:line="240" w:lineRule="auto"/>
-        <w:ind w:left="720"/>
-      </w:pPr>
-      <w:r>
-        <w:rPr>
-          <w:rtl/>
-          <w:cs/>
-          <w:lang w:val="ar_AE" w:bidi="ar_AE"/>
-        </w:rPr>
-      </w:r>
-      <w:hyperlink r:id="rId110">
-        <w:r>
-          <w:rPr>
-            <w:rtl/>
-            <w:cs/>
-            <w:lang w:val="ar_AE" w:bidi="ar_AE"/>
-          </w:rPr>
-          <w:rPr>
-            <w:color w:val="0000EE"/>
-            <w:u w:val="single"/>
-          </w:rPr>
-          <w:t>تكوين 49: 8</w:t>
-        </w:r>
-      </w:hyperlink>
-    </w:p>
-    <w:p>
-      <w:pPr>
-        <w:pStyle w:val="ListBullet"/>
-        <w:bidi/>
-        <w:spacing w:line="240" w:lineRule="auto"/>
-        <w:ind w:left="720"/>
-      </w:pPr>
-      <w:r>
-        <w:rPr>
-          <w:rtl/>
-          <w:cs/>
-          <w:lang w:val="ar_AE" w:bidi="ar_AE"/>
-        </w:rPr>
-      </w:r>
-      <w:hyperlink r:id="rId111">
-        <w:r>
-          <w:rPr>
-            <w:rtl/>
-            <w:cs/>
-            <w:lang w:val="ar_AE" w:bidi="ar_AE"/>
-          </w:rPr>
-          <w:rPr>
-            <w:color w:val="0000EE"/>
-            <w:u w:val="single"/>
-          </w:rPr>
-          <w:t>يعقوب 3: 9–10</w:t>
-        </w:r>
-      </w:hyperlink>
-    </w:p>
-    <w:p>
-      <w:pPr>
-        <w:pStyle w:val="ListBullet"/>
-        <w:bidi/>
-        <w:spacing w:line="240" w:lineRule="auto"/>
-        <w:ind w:left="720"/>
-      </w:pPr>
-      <w:r>
-        <w:rPr>
-          <w:rtl/>
-          <w:cs/>
-          <w:lang w:val="ar_AE" w:bidi="ar_AE"/>
-        </w:rPr>
-      </w:r>
-      <w:hyperlink r:id="rId112">
-        <w:r>
-          <w:rPr>
-            <w:rtl/>
-            <w:cs/>
-            <w:lang w:val="ar_AE" w:bidi="ar_AE"/>
-          </w:rPr>
-          <w:rPr>
-            <w:color w:val="0000EE"/>
-            <w:u w:val="single"/>
-          </w:rPr>
-          <w:t>يوحنا 5: 41–42</w:t>
-        </w:r>
-      </w:hyperlink>
-    </w:p>
-    <w:p>
-      <w:pPr>
-        <w:pStyle w:val="ListBullet"/>
-        <w:bidi/>
-        <w:spacing w:line="240" w:lineRule="auto"/>
-        <w:ind w:left="720"/>
-      </w:pPr>
-      <w:r>
-        <w:rPr>
-          <w:rtl/>
-          <w:cs/>
-          <w:lang w:val="ar_AE" w:bidi="ar_AE"/>
-        </w:rPr>
-      </w:r>
-      <w:hyperlink r:id="rId113">
-        <w:r>
-          <w:rPr>
-            <w:rtl/>
-            <w:cs/>
-            <w:lang w:val="ar_AE" w:bidi="ar_AE"/>
-          </w:rPr>
-          <w:rPr>
-            <w:color w:val="0000EE"/>
-            <w:u w:val="single"/>
-          </w:rPr>
-          <w:t>لوقا 1: 46</w:t>
-        </w:r>
-      </w:hyperlink>
-    </w:p>
-    <w:p>
-      <w:pPr>
-        <w:pStyle w:val="ListBullet"/>
-        <w:bidi/>
-        <w:spacing w:line="240" w:lineRule="auto"/>
-        <w:ind w:left="720"/>
-      </w:pPr>
-      <w:r>
-        <w:rPr>
-          <w:rtl/>
-          <w:cs/>
-          <w:lang w:val="ar_AE" w:bidi="ar_AE"/>
-        </w:rPr>
-      </w:r>
-      <w:hyperlink r:id="rId114">
-        <w:r>
-          <w:rPr>
-            <w:rtl/>
-            <w:cs/>
-            <w:lang w:val="ar_AE" w:bidi="ar_AE"/>
-          </w:rPr>
-          <w:rPr>
-            <w:color w:val="0000EE"/>
-            <w:u w:val="single"/>
-          </w:rPr>
-          <w:t>لوقا 1: 64–66</w:t>
-        </w:r>
-      </w:hyperlink>
-    </w:p>
-    <w:p>
-      <w:pPr>
-        <w:pStyle w:val="ListBullet"/>
-        <w:bidi/>
-        <w:spacing w:line="240" w:lineRule="auto"/>
-        <w:ind w:left="720"/>
-      </w:pPr>
-      <w:r>
-        <w:rPr>
-          <w:rtl/>
-          <w:cs/>
-          <w:lang w:val="ar_AE" w:bidi="ar_AE"/>
-        </w:rPr>
-      </w:r>
-      <w:hyperlink r:id="rId115">
-        <w:r>
-          <w:rPr>
-            <w:rtl/>
-            <w:cs/>
-            <w:lang w:val="ar_AE" w:bidi="ar_AE"/>
-          </w:rPr>
-          <w:rPr>
-            <w:color w:val="0000EE"/>
-            <w:u w:val="single"/>
-          </w:rPr>
-          <w:t>لوقا 19: 37–38</w:t>
-        </w:r>
-      </w:hyperlink>
-    </w:p>
-    <w:p>
-      <w:pPr>
-        <w:pStyle w:val="ListBullet"/>
-        <w:bidi/>
-        <w:spacing w:line="240" w:lineRule="auto"/>
-        <w:ind w:left="720"/>
-      </w:pPr>
-      <w:r>
-        <w:rPr>
-          <w:rtl/>
-          <w:cs/>
-          <w:lang w:val="ar_AE" w:bidi="ar_AE"/>
-        </w:rPr>
-      </w:r>
-      <w:hyperlink r:id="rId116">
-        <w:r>
-          <w:rPr>
-            <w:rtl/>
-            <w:cs/>
-            <w:lang w:val="ar_AE" w:bidi="ar_AE"/>
-          </w:rPr>
-          <w:rPr>
-            <w:color w:val="0000EE"/>
-            <w:u w:val="single"/>
-          </w:rPr>
-          <w:t>متى 11: 25–27</w:t>
-        </w:r>
-      </w:hyperlink>
-    </w:p>
-    <w:p>
-      <w:pPr>
-        <w:pStyle w:val="ListBullet"/>
-        <w:bidi/>
-        <w:spacing w:line="240" w:lineRule="auto"/>
-        <w:ind w:left="720"/>
-      </w:pPr>
-      <w:r>
-        <w:rPr>
-          <w:rtl/>
-          <w:cs/>
-          <w:lang w:val="ar_AE" w:bidi="ar_AE"/>
-        </w:rPr>
-      </w:r>
-      <w:hyperlink r:id="rId117">
-        <w:r>
-          <w:rPr>
-            <w:rtl/>
-            <w:cs/>
-            <w:lang w:val="ar_AE" w:bidi="ar_AE"/>
-          </w:rPr>
-          <w:rPr>
-            <w:color w:val="0000EE"/>
-            <w:u w:val="single"/>
-          </w:rPr>
-          <w:t>متى 15: 29–31</w:t>
-        </w:r>
-      </w:hyperlink>
+      <w:r>
+        <w:rPr>
+          <w:rtl/>
+          <w:cs/>
+          <w:lang w:val="ar_AE" w:bidi="ar_AE"/>
+        </w:rPr>
+        <w:t>2 كورنثوس 1: 3</w:t>
+      </w:r>
+    </w:p>
+    <w:p>
+      <w:pPr>
+        <w:pStyle w:val="ListBullet"/>
+        <w:bidi/>
+        <w:spacing w:line="240" w:lineRule="auto"/>
+        <w:ind w:left="720"/>
+      </w:pPr>
+      <w:r>
+        <w:rPr>
+          <w:rtl/>
+          <w:cs/>
+          <w:lang w:val="ar_AE" w:bidi="ar_AE"/>
+        </w:rPr>
+      </w:r>
+      <w:r>
+        <w:rPr>
+          <w:rtl/>
+          <w:cs/>
+          <w:lang w:val="ar_AE" w:bidi="ar_AE"/>
+        </w:rPr>
+        <w:t>أعمال 2: 47</w:t>
+      </w:r>
+    </w:p>
+    <w:p>
+      <w:pPr>
+        <w:pStyle w:val="ListBullet"/>
+        <w:bidi/>
+        <w:spacing w:line="240" w:lineRule="auto"/>
+        <w:ind w:left="720"/>
+      </w:pPr>
+      <w:r>
+        <w:rPr>
+          <w:rtl/>
+          <w:cs/>
+          <w:lang w:val="ar_AE" w:bidi="ar_AE"/>
+        </w:rPr>
+      </w:r>
+      <w:r>
+        <w:rPr>
+          <w:rtl/>
+          <w:cs/>
+          <w:lang w:val="ar_AE" w:bidi="ar_AE"/>
+        </w:rPr>
+        <w:t>أعمال 13: 48</w:t>
+      </w:r>
+    </w:p>
+    <w:p>
+      <w:pPr>
+        <w:pStyle w:val="ListBullet"/>
+        <w:bidi/>
+        <w:spacing w:line="240" w:lineRule="auto"/>
+        <w:ind w:left="720"/>
+      </w:pPr>
+      <w:r>
+        <w:rPr>
+          <w:rtl/>
+          <w:cs/>
+          <w:lang w:val="ar_AE" w:bidi="ar_AE"/>
+        </w:rPr>
+      </w:r>
+      <w:r>
+        <w:rPr>
+          <w:rtl/>
+          <w:cs/>
+          <w:lang w:val="ar_AE" w:bidi="ar_AE"/>
+        </w:rPr>
+        <w:t>دانيآل 3: 28</w:t>
+      </w:r>
+    </w:p>
+    <w:p>
+      <w:pPr>
+        <w:pStyle w:val="ListBullet"/>
+        <w:bidi/>
+        <w:spacing w:line="240" w:lineRule="auto"/>
+        <w:ind w:left="720"/>
+      </w:pPr>
+      <w:r>
+        <w:rPr>
+          <w:rtl/>
+          <w:cs/>
+          <w:lang w:val="ar_AE" w:bidi="ar_AE"/>
+        </w:rPr>
+      </w:r>
+      <w:r>
+        <w:rPr>
+          <w:rtl/>
+          <w:cs/>
+          <w:lang w:val="ar_AE" w:bidi="ar_AE"/>
+        </w:rPr>
+        <w:t>أفسس 1: 3</w:t>
+      </w:r>
+    </w:p>
+    <w:p>
+      <w:pPr>
+        <w:pStyle w:val="ListBullet"/>
+        <w:bidi/>
+        <w:spacing w:line="240" w:lineRule="auto"/>
+        <w:ind w:left="720"/>
+      </w:pPr>
+      <w:r>
+        <w:rPr>
+          <w:rtl/>
+          <w:cs/>
+          <w:lang w:val="ar_AE" w:bidi="ar_AE"/>
+        </w:rPr>
+      </w:r>
+      <w:r>
+        <w:rPr>
+          <w:rtl/>
+          <w:cs/>
+          <w:lang w:val="ar_AE" w:bidi="ar_AE"/>
+        </w:rPr>
+        <w:t>تكوين 49: 8</w:t>
+      </w:r>
+    </w:p>
+    <w:p>
+      <w:pPr>
+        <w:pStyle w:val="ListBullet"/>
+        <w:bidi/>
+        <w:spacing w:line="240" w:lineRule="auto"/>
+        <w:ind w:left="720"/>
+      </w:pPr>
+      <w:r>
+        <w:rPr>
+          <w:rtl/>
+          <w:cs/>
+          <w:lang w:val="ar_AE" w:bidi="ar_AE"/>
+        </w:rPr>
+      </w:r>
+      <w:r>
+        <w:rPr>
+          <w:rtl/>
+          <w:cs/>
+          <w:lang w:val="ar_AE" w:bidi="ar_AE"/>
+        </w:rPr>
+        <w:t>يعقوب 3: 9–10</w:t>
+      </w:r>
+    </w:p>
+    <w:p>
+      <w:pPr>
+        <w:pStyle w:val="ListBullet"/>
+        <w:bidi/>
+        <w:spacing w:line="240" w:lineRule="auto"/>
+        <w:ind w:left="720"/>
+      </w:pPr>
+      <w:r>
+        <w:rPr>
+          <w:rtl/>
+          <w:cs/>
+          <w:lang w:val="ar_AE" w:bidi="ar_AE"/>
+        </w:rPr>
+      </w:r>
+      <w:r>
+        <w:rPr>
+          <w:rtl/>
+          <w:cs/>
+          <w:lang w:val="ar_AE" w:bidi="ar_AE"/>
+        </w:rPr>
+        <w:t>يوحنا 5: 41–42</w:t>
+      </w:r>
+    </w:p>
+    <w:p>
+      <w:pPr>
+        <w:pStyle w:val="ListBullet"/>
+        <w:bidi/>
+        <w:spacing w:line="240" w:lineRule="auto"/>
+        <w:ind w:left="720"/>
+      </w:pPr>
+      <w:r>
+        <w:rPr>
+          <w:rtl/>
+          <w:cs/>
+          <w:lang w:val="ar_AE" w:bidi="ar_AE"/>
+        </w:rPr>
+      </w:r>
+      <w:r>
+        <w:rPr>
+          <w:rtl/>
+          <w:cs/>
+          <w:lang w:val="ar_AE" w:bidi="ar_AE"/>
+        </w:rPr>
+        <w:t>لوقا 1: 46</w:t>
+      </w:r>
+    </w:p>
+    <w:p>
+      <w:pPr>
+        <w:pStyle w:val="ListBullet"/>
+        <w:bidi/>
+        <w:spacing w:line="240" w:lineRule="auto"/>
+        <w:ind w:left="720"/>
+      </w:pPr>
+      <w:r>
+        <w:rPr>
+          <w:rtl/>
+          <w:cs/>
+          <w:lang w:val="ar_AE" w:bidi="ar_AE"/>
+        </w:rPr>
+      </w:r>
+      <w:r>
+        <w:rPr>
+          <w:rtl/>
+          <w:cs/>
+          <w:lang w:val="ar_AE" w:bidi="ar_AE"/>
+        </w:rPr>
+        <w:t>لوقا 1: 64–66</w:t>
+      </w:r>
+    </w:p>
+    <w:p>
+      <w:pPr>
+        <w:pStyle w:val="ListBullet"/>
+        <w:bidi/>
+        <w:spacing w:line="240" w:lineRule="auto"/>
+        <w:ind w:left="720"/>
+      </w:pPr>
+      <w:r>
+        <w:rPr>
+          <w:rtl/>
+          <w:cs/>
+          <w:lang w:val="ar_AE" w:bidi="ar_AE"/>
+        </w:rPr>
+      </w:r>
+      <w:r>
+        <w:rPr>
+          <w:rtl/>
+          <w:cs/>
+          <w:lang w:val="ar_AE" w:bidi="ar_AE"/>
+        </w:rPr>
+        <w:t>لوقا 19: 37–38</w:t>
+      </w:r>
+    </w:p>
+    <w:p>
+      <w:pPr>
+        <w:pStyle w:val="ListBullet"/>
+        <w:bidi/>
+        <w:spacing w:line="240" w:lineRule="auto"/>
+        <w:ind w:left="720"/>
+      </w:pPr>
+      <w:r>
+        <w:rPr>
+          <w:rtl/>
+          <w:cs/>
+          <w:lang w:val="ar_AE" w:bidi="ar_AE"/>
+        </w:rPr>
+      </w:r>
+      <w:r>
+        <w:rPr>
+          <w:rtl/>
+          <w:cs/>
+          <w:lang w:val="ar_AE" w:bidi="ar_AE"/>
+        </w:rPr>
+        <w:t>متى 11: 25–27</w:t>
+      </w:r>
+    </w:p>
+    <w:p>
+      <w:pPr>
+        <w:pStyle w:val="ListBullet"/>
+        <w:bidi/>
+        <w:spacing w:line="240" w:lineRule="auto"/>
+        <w:ind w:left="720"/>
+      </w:pPr>
+      <w:r>
+        <w:rPr>
+          <w:rtl/>
+          <w:cs/>
+          <w:lang w:val="ar_AE" w:bidi="ar_AE"/>
+        </w:rPr>
+      </w:r>
+      <w:r>
+        <w:rPr>
+          <w:rtl/>
+          <w:cs/>
+          <w:lang w:val="ar_AE" w:bidi="ar_AE"/>
+        </w:rPr>
+        <w:t>متى 15: 29–31</w:t>
+      </w:r>
     </w:p>
     <w:p>
       <w:pPr>
@@ -12254,136 +11624,106 @@
           <w:lang w:val="ar_AE" w:bidi="ar_AE"/>
         </w:rPr>
       </w:r>
-      <w:hyperlink r:id="rId118">
-        <w:r>
-          <w:rPr>
-            <w:rtl/>
-            <w:cs/>
-            <w:lang w:val="ar_AE" w:bidi="ar_AE"/>
-          </w:rPr>
-          <w:rPr>
-            <w:color w:val="0000EE"/>
-            <w:u w:val="single"/>
-          </w:rPr>
-          <w:t>1 بطرس 2: 8</w:t>
-        </w:r>
-      </w:hyperlink>
-    </w:p>
-    <w:p>
-      <w:pPr>
-        <w:pStyle w:val="ListBullet"/>
-        <w:bidi/>
-        <w:spacing w:line="240" w:lineRule="auto"/>
-        <w:ind w:left="720"/>
-      </w:pPr>
-      <w:r>
-        <w:rPr>
-          <w:rtl/>
-          <w:cs/>
-          <w:lang w:val="ar_AE" w:bidi="ar_AE"/>
-        </w:rPr>
-      </w:r>
-      <w:hyperlink r:id="rId119">
-        <w:r>
-          <w:rPr>
-            <w:rtl/>
-            <w:cs/>
-            <w:lang w:val="ar_AE" w:bidi="ar_AE"/>
-          </w:rPr>
-          <w:rPr>
-            <w:color w:val="0000EE"/>
-            <w:u w:val="single"/>
-          </w:rPr>
-          <w:t>هوشع 4: 5</w:t>
-        </w:r>
-      </w:hyperlink>
-    </w:p>
-    <w:p>
-      <w:pPr>
-        <w:pStyle w:val="ListBullet"/>
-        <w:bidi/>
-        <w:spacing w:line="240" w:lineRule="auto"/>
-        <w:ind w:left="720"/>
-      </w:pPr>
-      <w:r>
-        <w:rPr>
-          <w:rtl/>
-          <w:cs/>
-          <w:lang w:val="ar_AE" w:bidi="ar_AE"/>
-        </w:rPr>
-      </w:r>
-      <w:hyperlink r:id="rId120">
-        <w:r>
-          <w:rPr>
-            <w:rtl/>
-            <w:cs/>
-            <w:lang w:val="ar_AE" w:bidi="ar_AE"/>
-          </w:rPr>
-          <w:rPr>
-            <w:color w:val="0000EE"/>
-            <w:u w:val="single"/>
-          </w:rPr>
-          <w:t>إشعياء 31: 3</w:t>
-        </w:r>
-      </w:hyperlink>
-    </w:p>
-    <w:p>
-      <w:pPr>
-        <w:pStyle w:val="ListBullet"/>
-        <w:bidi/>
-        <w:spacing w:line="240" w:lineRule="auto"/>
-        <w:ind w:left="720"/>
-      </w:pPr>
-      <w:r>
-        <w:rPr>
-          <w:rtl/>
-          <w:cs/>
-          <w:lang w:val="ar_AE" w:bidi="ar_AE"/>
-        </w:rPr>
-      </w:r>
-      <w:hyperlink r:id="rId121">
-        <w:r>
-          <w:rPr>
-            <w:rtl/>
-            <w:cs/>
-            <w:lang w:val="ar_AE" w:bidi="ar_AE"/>
-          </w:rPr>
-          <w:rPr>
-            <w:color w:val="0000EE"/>
-            <w:u w:val="single"/>
-          </w:rPr>
-          <w:t>متى 11: 4–6</w:t>
-        </w:r>
-      </w:hyperlink>
-    </w:p>
-    <w:p>
-      <w:pPr>
-        <w:pStyle w:val="ListBullet"/>
-        <w:bidi/>
-        <w:spacing w:line="240" w:lineRule="auto"/>
-        <w:ind w:left="720"/>
-      </w:pPr>
-      <w:r>
-        <w:rPr>
-          <w:rtl/>
-          <w:cs/>
-          <w:lang w:val="ar_AE" w:bidi="ar_AE"/>
-        </w:rPr>
-      </w:r>
-      <w:hyperlink r:id="rId122">
-        <w:r>
-          <w:rPr>
-            <w:rtl/>
-            <w:cs/>
-            <w:lang w:val="ar_AE" w:bidi="ar_AE"/>
-          </w:rPr>
-          <w:rPr>
-            <w:color w:val="0000EE"/>
-            <w:u w:val="single"/>
-          </w:rPr>
-          <w:t>متى 18: 8</w:t>
-        </w:r>
-      </w:hyperlink>
+      <w:r>
+        <w:rPr>
+          <w:rtl/>
+          <w:cs/>
+          <w:lang w:val="ar_AE" w:bidi="ar_AE"/>
+        </w:rPr>
+        <w:t>1 بطرس 2: 8</w:t>
+      </w:r>
+    </w:p>
+    <w:p>
+      <w:pPr>
+        <w:pStyle w:val="ListBullet"/>
+        <w:bidi/>
+        <w:spacing w:line="240" w:lineRule="auto"/>
+        <w:ind w:left="720"/>
+      </w:pPr>
+      <w:r>
+        <w:rPr>
+          <w:rtl/>
+          <w:cs/>
+          <w:lang w:val="ar_AE" w:bidi="ar_AE"/>
+        </w:rPr>
+      </w:r>
+      <w:r>
+        <w:rPr>
+          <w:rtl/>
+          <w:cs/>
+          <w:lang w:val="ar_AE" w:bidi="ar_AE"/>
+        </w:rPr>
+        <w:t>هوشع 4: 5</w:t>
+      </w:r>
+    </w:p>
+    <w:p>
+      <w:pPr>
+        <w:pStyle w:val="ListBullet"/>
+        <w:bidi/>
+        <w:spacing w:line="240" w:lineRule="auto"/>
+        <w:ind w:left="720"/>
+      </w:pPr>
+      <w:r>
+        <w:rPr>
+          <w:rtl/>
+          <w:cs/>
+          <w:lang w:val="ar_AE" w:bidi="ar_AE"/>
+        </w:rPr>
+      </w:r>
+      <w:r>
+        <w:rPr>
+          <w:rtl/>
+          <w:cs/>
+          <w:lang w:val="ar_AE" w:bidi="ar_AE"/>
+        </w:rPr>
+        <w:t>إشعياء 31: 3</w:t>
+      </w:r>
+    </w:p>
+    <w:p>
+      <w:pPr>
+        <w:pStyle w:val="ListBullet"/>
+        <w:bidi/>
+        <w:spacing w:line="240" w:lineRule="auto"/>
+        <w:ind w:left="720"/>
+      </w:pPr>
+      <w:r>
+        <w:rPr>
+          <w:rtl/>
+          <w:cs/>
+          <w:lang w:val="ar_AE" w:bidi="ar_AE"/>
+        </w:rPr>
+      </w:r>
+      <w:r>
+        <w:rPr>
+          <w:rtl/>
+          <w:cs/>
+          <w:lang w:val="ar_AE" w:bidi="ar_AE"/>
+        </w:rPr>
+        <w:t>متى 11: 4–6</w:t>
+      </w:r>
+    </w:p>
+    <w:p>
+      <w:pPr>
+        <w:pStyle w:val="ListBullet"/>
+        <w:bidi/>
+        <w:spacing w:line="240" w:lineRule="auto"/>
+        <w:ind w:left="720"/>
+      </w:pPr>
+      <w:r>
+        <w:rPr>
+          <w:rtl/>
+          <w:cs/>
+          <w:lang w:val="ar_AE" w:bidi="ar_AE"/>
+        </w:rPr>
+      </w:r>
+      <w:r>
+        <w:rPr>
+          <w:rtl/>
+          <w:cs/>
+          <w:lang w:val="ar_AE" w:bidi="ar_AE"/>
+        </w:rPr>
+        <w:t>متى 18: 8</w:t>
+      </w:r>
     </w:p>
     <w:p>
       <w:pPr>
@@ -12735,136 +12075,106 @@
           <w:lang w:val="ar_AE" w:bidi="ar_AE"/>
         </w:rPr>
       </w:r>
-      <w:hyperlink r:id="rId123">
-        <w:r>
-          <w:rPr>
-            <w:rtl/>
-            <w:cs/>
-            <w:lang w:val="ar_AE" w:bidi="ar_AE"/>
-          </w:rPr>
-          <w:rPr>
-            <w:color w:val="0000EE"/>
-            <w:u w:val="single"/>
-          </w:rPr>
-          <w:t>أعمال الرسل 5: 37</w:t>
-        </w:r>
-      </w:hyperlink>
-    </w:p>
-    <w:p>
-      <w:pPr>
-        <w:pStyle w:val="ListBullet"/>
-        <w:bidi/>
-        <w:spacing w:line="240" w:lineRule="auto"/>
-        <w:ind w:left="720"/>
-      </w:pPr>
-      <w:r>
-        <w:rPr>
-          <w:rtl/>
-          <w:cs/>
-          <w:lang w:val="ar_AE" w:bidi="ar_AE"/>
-        </w:rPr>
-      </w:r>
-      <w:hyperlink r:id="rId124">
-        <w:r>
-          <w:rPr>
-            <w:rtl/>
-            <w:cs/>
-            <w:lang w:val="ar_AE" w:bidi="ar_AE"/>
-          </w:rPr>
-          <w:rPr>
-            <w:color w:val="0000EE"/>
-            <w:u w:val="single"/>
-          </w:rPr>
-          <w:t>خروج 30: 12</w:t>
-        </w:r>
-      </w:hyperlink>
-    </w:p>
-    <w:p>
-      <w:pPr>
-        <w:pStyle w:val="ListBullet"/>
-        <w:bidi/>
-        <w:spacing w:line="240" w:lineRule="auto"/>
-        <w:ind w:left="720"/>
-      </w:pPr>
-      <w:r>
-        <w:rPr>
-          <w:rtl/>
-          <w:cs/>
-          <w:lang w:val="ar_AE" w:bidi="ar_AE"/>
-        </w:rPr>
-      </w:r>
-      <w:hyperlink r:id="rId125">
-        <w:r>
-          <w:rPr>
-            <w:rtl/>
-            <w:cs/>
-            <w:lang w:val="ar_AE" w:bidi="ar_AE"/>
-          </w:rPr>
-          <w:rPr>
-            <w:color w:val="0000EE"/>
-            <w:u w:val="single"/>
-          </w:rPr>
-          <w:t>خروج 38: 26</w:t>
-        </w:r>
-      </w:hyperlink>
-    </w:p>
-    <w:p>
-      <w:pPr>
-        <w:pStyle w:val="ListBullet"/>
-        <w:bidi/>
-        <w:spacing w:line="240" w:lineRule="auto"/>
-        <w:ind w:left="720"/>
-      </w:pPr>
-      <w:r>
-        <w:rPr>
-          <w:rtl/>
-          <w:cs/>
-          <w:lang w:val="ar_AE" w:bidi="ar_AE"/>
-        </w:rPr>
-      </w:r>
-      <w:hyperlink r:id="rId126">
-        <w:r>
-          <w:rPr>
-            <w:rtl/>
-            <w:cs/>
-            <w:lang w:val="ar_AE" w:bidi="ar_AE"/>
-          </w:rPr>
-          <w:rPr>
-            <w:color w:val="0000EE"/>
-            <w:u w:val="single"/>
-          </w:rPr>
-          <w:t>لوقا 2: 3</w:t>
-        </w:r>
-      </w:hyperlink>
-    </w:p>
-    <w:p>
-      <w:pPr>
-        <w:pStyle w:val="ListBullet"/>
-        <w:bidi/>
-        <w:spacing w:line="240" w:lineRule="auto"/>
-        <w:ind w:left="720"/>
-      </w:pPr>
-      <w:r>
-        <w:rPr>
-          <w:rtl/>
-          <w:cs/>
-          <w:lang w:val="ar_AE" w:bidi="ar_AE"/>
-        </w:rPr>
-      </w:r>
-      <w:hyperlink r:id="rId127">
-        <w:r>
-          <w:rPr>
-            <w:rtl/>
-            <w:cs/>
-            <w:lang w:val="ar_AE" w:bidi="ar_AE"/>
-          </w:rPr>
-          <w:rPr>
-            <w:color w:val="0000EE"/>
-            <w:u w:val="single"/>
-          </w:rPr>
-          <w:t>عدد 4:1–4</w:t>
-        </w:r>
-      </w:hyperlink>
+      <w:r>
+        <w:rPr>
+          <w:rtl/>
+          <w:cs/>
+          <w:lang w:val="ar_AE" w:bidi="ar_AE"/>
+        </w:rPr>
+        <w:t>أعمال الرسل 5: 37</w:t>
+      </w:r>
+    </w:p>
+    <w:p>
+      <w:pPr>
+        <w:pStyle w:val="ListBullet"/>
+        <w:bidi/>
+        <w:spacing w:line="240" w:lineRule="auto"/>
+        <w:ind w:left="720"/>
+      </w:pPr>
+      <w:r>
+        <w:rPr>
+          <w:rtl/>
+          <w:cs/>
+          <w:lang w:val="ar_AE" w:bidi="ar_AE"/>
+        </w:rPr>
+      </w:r>
+      <w:r>
+        <w:rPr>
+          <w:rtl/>
+          <w:cs/>
+          <w:lang w:val="ar_AE" w:bidi="ar_AE"/>
+        </w:rPr>
+        <w:t>خروج 30: 12</w:t>
+      </w:r>
+    </w:p>
+    <w:p>
+      <w:pPr>
+        <w:pStyle w:val="ListBullet"/>
+        <w:bidi/>
+        <w:spacing w:line="240" w:lineRule="auto"/>
+        <w:ind w:left="720"/>
+      </w:pPr>
+      <w:r>
+        <w:rPr>
+          <w:rtl/>
+          <w:cs/>
+          <w:lang w:val="ar_AE" w:bidi="ar_AE"/>
+        </w:rPr>
+      </w:r>
+      <w:r>
+        <w:rPr>
+          <w:rtl/>
+          <w:cs/>
+          <w:lang w:val="ar_AE" w:bidi="ar_AE"/>
+        </w:rPr>
+        <w:t>خروج 38: 26</w:t>
+      </w:r>
+    </w:p>
+    <w:p>
+      <w:pPr>
+        <w:pStyle w:val="ListBullet"/>
+        <w:bidi/>
+        <w:spacing w:line="240" w:lineRule="auto"/>
+        <w:ind w:left="720"/>
+      </w:pPr>
+      <w:r>
+        <w:rPr>
+          <w:rtl/>
+          <w:cs/>
+          <w:lang w:val="ar_AE" w:bidi="ar_AE"/>
+        </w:rPr>
+      </w:r>
+      <w:r>
+        <w:rPr>
+          <w:rtl/>
+          <w:cs/>
+          <w:lang w:val="ar_AE" w:bidi="ar_AE"/>
+        </w:rPr>
+        <w:t>لوقا 2: 3</w:t>
+      </w:r>
+    </w:p>
+    <w:p>
+      <w:pPr>
+        <w:pStyle w:val="ListBullet"/>
+        <w:bidi/>
+        <w:spacing w:line="240" w:lineRule="auto"/>
+        <w:ind w:left="720"/>
+      </w:pPr>
+      <w:r>
+        <w:rPr>
+          <w:rtl/>
+          <w:cs/>
+          <w:lang w:val="ar_AE" w:bidi="ar_AE"/>
+        </w:rPr>
+      </w:r>
+      <w:r>
+        <w:rPr>
+          <w:rtl/>
+          <w:cs/>
+          <w:lang w:val="ar_AE" w:bidi="ar_AE"/>
+        </w:rPr>
+        <w:t>عدد 4:1–4</w:t>
+      </w:r>
     </w:p>
     <w:p>
       <w:pPr>
@@ -13222,165 +12532,129 @@
           <w:lang w:val="ar_AE" w:bidi="ar_AE"/>
         </w:rPr>
       </w:r>
-      <w:hyperlink r:id="rId128">
-        <w:r>
-          <w:rPr>
-            <w:rtl/>
-            <w:cs/>
-            <w:lang w:val="ar_AE" w:bidi="ar_AE"/>
-          </w:rPr>
-          <w:rPr>
-            <w:color w:val="0000EE"/>
-            <w:u w:val="single"/>
-          </w:rPr>
-          <w:t>1 تسالونيكي 4: 6</w:t>
-        </w:r>
-      </w:hyperlink>
-    </w:p>
-    <w:p>
-      <w:pPr>
-        <w:pStyle w:val="ListBullet"/>
-        <w:bidi/>
-        <w:spacing w:line="240" w:lineRule="auto"/>
-        <w:ind w:left="720"/>
-      </w:pPr>
-      <w:r>
-        <w:rPr>
-          <w:rtl/>
-          <w:cs/>
-          <w:lang w:val="ar_AE" w:bidi="ar_AE"/>
-        </w:rPr>
-      </w:r>
-      <w:hyperlink r:id="rId129">
-        <w:r>
-          <w:rPr>
-            <w:rtl/>
-            <w:cs/>
-            <w:lang w:val="ar_AE" w:bidi="ar_AE"/>
-          </w:rPr>
-          <w:rPr>
-            <w:color w:val="0000EE"/>
-            <w:u w:val="single"/>
-          </w:rPr>
-          <w:t>دانيآل 9: 24–25</w:t>
-        </w:r>
-      </w:hyperlink>
-    </w:p>
-    <w:p>
-      <w:pPr>
-        <w:pStyle w:val="ListBullet"/>
-        <w:bidi/>
-        <w:spacing w:line="240" w:lineRule="auto"/>
-        <w:ind w:left="720"/>
-      </w:pPr>
-      <w:r>
-        <w:rPr>
-          <w:rtl/>
-          <w:cs/>
-          <w:lang w:val="ar_AE" w:bidi="ar_AE"/>
-        </w:rPr>
-      </w:r>
-      <w:hyperlink r:id="rId130">
-        <w:r>
-          <w:rPr>
-            <w:rtl/>
-            <w:cs/>
-            <w:lang w:val="ar_AE" w:bidi="ar_AE"/>
-          </w:rPr>
-          <w:rPr>
-            <w:color w:val="0000EE"/>
-            <w:u w:val="single"/>
-          </w:rPr>
-          <w:t>غلاطية 3: 19–20</w:t>
-        </w:r>
-      </w:hyperlink>
-    </w:p>
-    <w:p>
-      <w:pPr>
-        <w:pStyle w:val="ListBullet"/>
-        <w:bidi/>
-        <w:spacing w:line="240" w:lineRule="auto"/>
-        <w:ind w:left="720"/>
-      </w:pPr>
-      <w:r>
-        <w:rPr>
-          <w:rtl/>
-          <w:cs/>
-          <w:lang w:val="ar_AE" w:bidi="ar_AE"/>
-        </w:rPr>
-      </w:r>
-      <w:hyperlink r:id="rId131">
-        <w:r>
-          <w:rPr>
-            <w:rtl/>
-            <w:cs/>
-            <w:lang w:val="ar_AE" w:bidi="ar_AE"/>
-          </w:rPr>
-          <w:rPr>
-            <w:color w:val="0000EE"/>
-            <w:u w:val="single"/>
-          </w:rPr>
-          <w:t>غلاطية 6: 1–2</w:t>
-        </w:r>
-      </w:hyperlink>
-    </w:p>
-    <w:p>
-      <w:pPr>
-        <w:pStyle w:val="ListBullet"/>
-        <w:bidi/>
-        <w:spacing w:line="240" w:lineRule="auto"/>
-        <w:ind w:left="720"/>
-      </w:pPr>
-      <w:r>
-        <w:rPr>
-          <w:rtl/>
-          <w:cs/>
-          <w:lang w:val="ar_AE" w:bidi="ar_AE"/>
-        </w:rPr>
-      </w:r>
-      <w:hyperlink r:id="rId132">
-        <w:r>
-          <w:rPr>
-            <w:rtl/>
-            <w:cs/>
-            <w:lang w:val="ar_AE" w:bidi="ar_AE"/>
-          </w:rPr>
-          <w:rPr>
-            <w:color w:val="0000EE"/>
-            <w:u w:val="single"/>
-          </w:rPr>
-          <w:t>عدد 14: 17–19</w:t>
-        </w:r>
-      </w:hyperlink>
-    </w:p>
-    <w:p>
-      <w:pPr>
-        <w:pStyle w:val="ListBullet"/>
-        <w:bidi/>
-        <w:spacing w:line="240" w:lineRule="auto"/>
-        <w:ind w:left="720"/>
-      </w:pPr>
-      <w:r>
-        <w:rPr>
-          <w:rtl/>
-          <w:cs/>
-          <w:lang w:val="ar_AE" w:bidi="ar_AE"/>
-        </w:rPr>
-      </w:r>
-      <w:hyperlink r:id="rId133">
-        <w:r>
-          <w:rPr>
-            <w:rtl/>
-            <w:cs/>
-            <w:lang w:val="ar_AE" w:bidi="ar_AE"/>
-          </w:rPr>
-          <w:rPr>
-            <w:color w:val="0000EE"/>
-            <w:u w:val="single"/>
-          </w:rPr>
-          <w:t>مزمور 32: 1</w:t>
-        </w:r>
-      </w:hyperlink>
+      <w:r>
+        <w:rPr>
+          <w:rtl/>
+          <w:cs/>
+          <w:lang w:val="ar_AE" w:bidi="ar_AE"/>
+        </w:rPr>
+        <w:t>1 تسالونيكي 4: 6</w:t>
+      </w:r>
+    </w:p>
+    <w:p>
+      <w:pPr>
+        <w:pStyle w:val="ListBullet"/>
+        <w:bidi/>
+        <w:spacing w:line="240" w:lineRule="auto"/>
+        <w:ind w:left="720"/>
+      </w:pPr>
+      <w:r>
+        <w:rPr>
+          <w:rtl/>
+          <w:cs/>
+          <w:lang w:val="ar_AE" w:bidi="ar_AE"/>
+        </w:rPr>
+      </w:r>
+      <w:r>
+        <w:rPr>
+          <w:rtl/>
+          <w:cs/>
+          <w:lang w:val="ar_AE" w:bidi="ar_AE"/>
+        </w:rPr>
+        <w:t>دانيآل 9: 24–25</w:t>
+      </w:r>
+    </w:p>
+    <w:p>
+      <w:pPr>
+        <w:pStyle w:val="ListBullet"/>
+        <w:bidi/>
+        <w:spacing w:line="240" w:lineRule="auto"/>
+        <w:ind w:left="720"/>
+      </w:pPr>
+      <w:r>
+        <w:rPr>
+          <w:rtl/>
+          <w:cs/>
+          <w:lang w:val="ar_AE" w:bidi="ar_AE"/>
+        </w:rPr>
+      </w:r>
+      <w:r>
+        <w:rPr>
+          <w:rtl/>
+          <w:cs/>
+          <w:lang w:val="ar_AE" w:bidi="ar_AE"/>
+        </w:rPr>
+        <w:t>غلاطية 3: 19–20</w:t>
+      </w:r>
+    </w:p>
+    <w:p>
+      <w:pPr>
+        <w:pStyle w:val="ListBullet"/>
+        <w:bidi/>
+        <w:spacing w:line="240" w:lineRule="auto"/>
+        <w:ind w:left="720"/>
+      </w:pPr>
+      <w:r>
+        <w:rPr>
+          <w:rtl/>
+          <w:cs/>
+          <w:lang w:val="ar_AE" w:bidi="ar_AE"/>
+        </w:rPr>
+      </w:r>
+      <w:r>
+        <w:rPr>
+          <w:rtl/>
+          <w:cs/>
+          <w:lang w:val="ar_AE" w:bidi="ar_AE"/>
+        </w:rPr>
+        <w:t>غلاطية 6: 1–2</w:t>
+      </w:r>
+    </w:p>
+    <w:p>
+      <w:pPr>
+        <w:pStyle w:val="ListBullet"/>
+        <w:bidi/>
+        <w:spacing w:line="240" w:lineRule="auto"/>
+        <w:ind w:left="720"/>
+      </w:pPr>
+      <w:r>
+        <w:rPr>
+          <w:rtl/>
+          <w:cs/>
+          <w:lang w:val="ar_AE" w:bidi="ar_AE"/>
+        </w:rPr>
+      </w:r>
+      <w:r>
+        <w:rPr>
+          <w:rtl/>
+          <w:cs/>
+          <w:lang w:val="ar_AE" w:bidi="ar_AE"/>
+        </w:rPr>
+        <w:t>عدد 14: 17–19</w:t>
+      </w:r>
+    </w:p>
+    <w:p>
+      <w:pPr>
+        <w:pStyle w:val="ListBullet"/>
+        <w:bidi/>
+        <w:spacing w:line="240" w:lineRule="auto"/>
+        <w:ind w:left="720"/>
+      </w:pPr>
+      <w:r>
+        <w:rPr>
+          <w:rtl/>
+          <w:cs/>
+          <w:lang w:val="ar_AE" w:bidi="ar_AE"/>
+        </w:rPr>
+      </w:r>
+      <w:r>
+        <w:rPr>
+          <w:rtl/>
+          <w:cs/>
+          <w:lang w:val="ar_AE" w:bidi="ar_AE"/>
+        </w:rPr>
+        <w:t>مزمور 32: 1</w:t>
+      </w:r>
     </w:p>
     <w:p>
       <w:pPr>
@@ -13656,107 +12930,83 @@
           <w:lang w:val="ar_AE" w:bidi="ar_AE"/>
         </w:rPr>
       </w:r>
-      <w:hyperlink r:id="rId134">
-        <w:r>
-          <w:rPr>
-            <w:rtl/>
-            <w:cs/>
-            <w:lang w:val="ar_AE" w:bidi="ar_AE"/>
-          </w:rPr>
-          <w:rPr>
-            <w:color w:val="0000EE"/>
-            <w:u w:val="single"/>
-          </w:rPr>
-          <w:t>تيموثاوس الأولى1 :3</w:t>
-        </w:r>
-      </w:hyperlink>
-    </w:p>
-    <w:p>
-      <w:pPr>
-        <w:pStyle w:val="ListBullet"/>
-        <w:bidi/>
-        <w:spacing w:line="240" w:lineRule="auto"/>
-        <w:ind w:left="720"/>
-      </w:pPr>
-      <w:r>
-        <w:rPr>
-          <w:rtl/>
-          <w:cs/>
-          <w:lang w:val="ar_AE" w:bidi="ar_AE"/>
-        </w:rPr>
-      </w:r>
-      <w:hyperlink r:id="rId135">
-        <w:r>
-          <w:rPr>
-            <w:rtl/>
-            <w:cs/>
-            <w:lang w:val="ar_AE" w:bidi="ar_AE"/>
-          </w:rPr>
-          <w:rPr>
-            <w:color w:val="0000EE"/>
-            <w:u w:val="single"/>
-          </w:rPr>
-          <w:t>تيموثاوس الثانية3 :16–17</w:t>
-        </w:r>
-      </w:hyperlink>
-    </w:p>
-    <w:p>
-      <w:pPr>
-        <w:pStyle w:val="ListBullet"/>
-        <w:bidi/>
-        <w:spacing w:line="240" w:lineRule="auto"/>
-        <w:ind w:left="720"/>
-      </w:pPr>
-      <w:r>
-        <w:rPr>
-          <w:rtl/>
-          <w:cs/>
-          <w:lang w:val="ar_AE" w:bidi="ar_AE"/>
-        </w:rPr>
-      </w:r>
-      <w:hyperlink r:id="rId136">
-        <w:r>
-          <w:rPr>
-            <w:rtl/>
-            <w:cs/>
-            <w:lang w:val="ar_AE" w:bidi="ar_AE"/>
-          </w:rPr>
-          <w:rPr>
-            <w:color w:val="0000EE"/>
-            <w:u w:val="single"/>
-          </w:rPr>
-          <w:t>مرقس7 :6–7</w:t>
-        </w:r>
-      </w:hyperlink>
-    </w:p>
-    <w:p>
-      <w:pPr>
-        <w:pStyle w:val="ListBullet"/>
-        <w:bidi/>
-        <w:spacing w:line="240" w:lineRule="auto"/>
-        <w:ind w:left="720"/>
-      </w:pPr>
-      <w:r>
-        <w:rPr>
-          <w:rtl/>
-          <w:cs/>
-          <w:lang w:val="ar_AE" w:bidi="ar_AE"/>
-        </w:rPr>
-      </w:r>
-      <w:hyperlink r:id="rId137">
-        <w:r>
-          <w:rPr>
-            <w:rtl/>
-            <w:cs/>
-            <w:lang w:val="ar_AE" w:bidi="ar_AE"/>
-          </w:rPr>
-          <w:rPr>
-            <w:color w:val="0000EE"/>
-            <w:u w:val="single"/>
-          </w:rPr>
-          <w:t>متى15 :7–9</w:t>
-        </w:r>
-      </w:hyperlink>
+      <w:r>
+        <w:rPr>
+          <w:rtl/>
+          <w:cs/>
+          <w:lang w:val="ar_AE" w:bidi="ar_AE"/>
+        </w:rPr>
+        <w:t>تيموثاوس الأولى1 :3</w:t>
+      </w:r>
+    </w:p>
+    <w:p>
+      <w:pPr>
+        <w:pStyle w:val="ListBullet"/>
+        <w:bidi/>
+        <w:spacing w:line="240" w:lineRule="auto"/>
+        <w:ind w:left="720"/>
+      </w:pPr>
+      <w:r>
+        <w:rPr>
+          <w:rtl/>
+          <w:cs/>
+          <w:lang w:val="ar_AE" w:bidi="ar_AE"/>
+        </w:rPr>
+      </w:r>
+      <w:r>
+        <w:rPr>
+          <w:rtl/>
+          <w:cs/>
+          <w:lang w:val="ar_AE" w:bidi="ar_AE"/>
+        </w:rPr>
+        <w:t>تيموثاوس الثانية3 :16–17</w:t>
+      </w:r>
+    </w:p>
+    <w:p>
+      <w:pPr>
+        <w:pStyle w:val="ListBullet"/>
+        <w:bidi/>
+        <w:spacing w:line="240" w:lineRule="auto"/>
+        <w:ind w:left="720"/>
+      </w:pPr>
+      <w:r>
+        <w:rPr>
+          <w:rtl/>
+          <w:cs/>
+          <w:lang w:val="ar_AE" w:bidi="ar_AE"/>
+        </w:rPr>
+      </w:r>
+      <w:r>
+        <w:rPr>
+          <w:rtl/>
+          <w:cs/>
+          <w:lang w:val="ar_AE" w:bidi="ar_AE"/>
+        </w:rPr>
+        <w:t>مرقس7 :6–7</w:t>
+      </w:r>
+    </w:p>
+    <w:p>
+      <w:pPr>
+        <w:pStyle w:val="ListBullet"/>
+        <w:bidi/>
+        <w:spacing w:line="240" w:lineRule="auto"/>
+        <w:ind w:left="720"/>
+      </w:pPr>
+      <w:r>
+        <w:rPr>
+          <w:rtl/>
+          <w:cs/>
+          <w:lang w:val="ar_AE" w:bidi="ar_AE"/>
+        </w:rPr>
+      </w:r>
+      <w:r>
+        <w:rPr>
+          <w:rtl/>
+          <w:cs/>
+          <w:lang w:val="ar_AE" w:bidi="ar_AE"/>
+        </w:rPr>
+        <w:t>متى15 :7–9</w:t>
+      </w:r>
     </w:p>
     <w:p>
       <w:pPr>
@@ -14087,165 +13337,129 @@
           <w:lang w:val="ar_AE" w:bidi="ar_AE"/>
         </w:rPr>
       </w:r>
-      <w:hyperlink r:id="rId138">
-        <w:r>
-          <w:rPr>
-            <w:rtl/>
-            <w:cs/>
-            <w:lang w:val="ar_AE" w:bidi="ar_AE"/>
-          </w:rPr>
-          <w:rPr>
-            <w:color w:val="0000EE"/>
-            <w:u w:val="single"/>
-          </w:rPr>
-          <w:t>خروج 14:4</w:t>
-        </w:r>
-      </w:hyperlink>
-    </w:p>
-    <w:p>
-      <w:pPr>
-        <w:pStyle w:val="ListBullet"/>
-        <w:bidi/>
-        <w:spacing w:line="240" w:lineRule="auto"/>
-        <w:ind w:left="720"/>
-      </w:pPr>
-      <w:r>
-        <w:rPr>
-          <w:rtl/>
-          <w:cs/>
-          <w:lang w:val="ar_AE" w:bidi="ar_AE"/>
-        </w:rPr>
-      </w:r>
-      <w:hyperlink r:id="rId139">
-        <w:r>
-          <w:rPr>
-            <w:rtl/>
-            <w:cs/>
-            <w:lang w:val="ar_AE" w:bidi="ar_AE"/>
-          </w:rPr>
-          <w:rPr>
-            <w:color w:val="0000EE"/>
-            <w:u w:val="single"/>
-          </w:rPr>
-          <w:t>تكوين 26:5</w:t>
-        </w:r>
-      </w:hyperlink>
-    </w:p>
-    <w:p>
-      <w:pPr>
-        <w:pStyle w:val="ListBullet"/>
-        <w:bidi/>
-        <w:spacing w:line="240" w:lineRule="auto"/>
-        <w:ind w:left="720"/>
-      </w:pPr>
-      <w:r>
-        <w:rPr>
-          <w:rtl/>
-          <w:cs/>
-          <w:lang w:val="ar_AE" w:bidi="ar_AE"/>
-        </w:rPr>
-      </w:r>
-      <w:hyperlink r:id="rId140">
-        <w:r>
-          <w:rPr>
-            <w:rtl/>
-            <w:cs/>
-            <w:lang w:val="ar_AE" w:bidi="ar_AE"/>
-          </w:rPr>
-          <w:rPr>
-            <w:color w:val="0000EE"/>
-            <w:u w:val="single"/>
-          </w:rPr>
-          <w:t>عبرانيين 11:22</w:t>
-        </w:r>
-      </w:hyperlink>
-    </w:p>
-    <w:p>
-      <w:pPr>
-        <w:pStyle w:val="ListBullet"/>
-        <w:bidi/>
-        <w:spacing w:line="240" w:lineRule="auto"/>
-        <w:ind w:left="720"/>
-      </w:pPr>
-      <w:r>
-        <w:rPr>
-          <w:rtl/>
-          <w:cs/>
-          <w:lang w:val="ar_AE" w:bidi="ar_AE"/>
-        </w:rPr>
-      </w:r>
-      <w:hyperlink r:id="rId141">
-        <w:r>
-          <w:rPr>
-            <w:rtl/>
-            <w:cs/>
-            <w:lang w:val="ar_AE" w:bidi="ar_AE"/>
-          </w:rPr>
-          <w:rPr>
-            <w:color w:val="0000EE"/>
-            <w:u w:val="single"/>
-          </w:rPr>
-          <w:t>متى 10:5</w:t>
-        </w:r>
-      </w:hyperlink>
-    </w:p>
-    <w:p>
-      <w:pPr>
-        <w:pStyle w:val="ListBullet"/>
-        <w:bidi/>
-        <w:spacing w:line="240" w:lineRule="auto"/>
-        <w:ind w:left="720"/>
-      </w:pPr>
-      <w:r>
-        <w:rPr>
-          <w:rtl/>
-          <w:cs/>
-          <w:lang w:val="ar_AE" w:bidi="ar_AE"/>
-        </w:rPr>
-      </w:r>
-      <w:hyperlink r:id="rId142">
-        <w:r>
-          <w:rPr>
-            <w:rtl/>
-            <w:cs/>
-            <w:lang w:val="ar_AE" w:bidi="ar_AE"/>
-          </w:rPr>
-          <w:rPr>
-            <w:color w:val="0000EE"/>
-            <w:u w:val="single"/>
-          </w:rPr>
-          <w:t>متى 11:1</w:t>
-        </w:r>
-      </w:hyperlink>
-    </w:p>
-    <w:p>
-      <w:pPr>
-        <w:pStyle w:val="ListBullet"/>
-        <w:bidi/>
-        <w:spacing w:line="240" w:lineRule="auto"/>
-        <w:ind w:left="720"/>
-      </w:pPr>
-      <w:r>
-        <w:rPr>
-          <w:rtl/>
-          <w:cs/>
-          <w:lang w:val="ar_AE" w:bidi="ar_AE"/>
-        </w:rPr>
-      </w:r>
-      <w:hyperlink r:id="rId143">
-        <w:r>
-          <w:rPr>
-            <w:rtl/>
-            <w:cs/>
-            <w:lang w:val="ar_AE" w:bidi="ar_AE"/>
-          </w:rPr>
-          <w:rPr>
-            <w:color w:val="0000EE"/>
-            <w:u w:val="single"/>
-          </w:rPr>
-          <w:t>أمثال 1:30</w:t>
-        </w:r>
-      </w:hyperlink>
+      <w:r>
+        <w:rPr>
+          <w:rtl/>
+          <w:cs/>
+          <w:lang w:val="ar_AE" w:bidi="ar_AE"/>
+        </w:rPr>
+        <w:t>خروج 14:4</w:t>
+      </w:r>
+    </w:p>
+    <w:p>
+      <w:pPr>
+        <w:pStyle w:val="ListBullet"/>
+        <w:bidi/>
+        <w:spacing w:line="240" w:lineRule="auto"/>
+        <w:ind w:left="720"/>
+      </w:pPr>
+      <w:r>
+        <w:rPr>
+          <w:rtl/>
+          <w:cs/>
+          <w:lang w:val="ar_AE" w:bidi="ar_AE"/>
+        </w:rPr>
+      </w:r>
+      <w:r>
+        <w:rPr>
+          <w:rtl/>
+          <w:cs/>
+          <w:lang w:val="ar_AE" w:bidi="ar_AE"/>
+        </w:rPr>
+        <w:t>تكوين 26:5</w:t>
+      </w:r>
+    </w:p>
+    <w:p>
+      <w:pPr>
+        <w:pStyle w:val="ListBullet"/>
+        <w:bidi/>
+        <w:spacing w:line="240" w:lineRule="auto"/>
+        <w:ind w:left="720"/>
+      </w:pPr>
+      <w:r>
+        <w:rPr>
+          <w:rtl/>
+          <w:cs/>
+          <w:lang w:val="ar_AE" w:bidi="ar_AE"/>
+        </w:rPr>
+      </w:r>
+      <w:r>
+        <w:rPr>
+          <w:rtl/>
+          <w:cs/>
+          <w:lang w:val="ar_AE" w:bidi="ar_AE"/>
+        </w:rPr>
+        <w:t>عبرانيين 11:22</w:t>
+      </w:r>
+    </w:p>
+    <w:p>
+      <w:pPr>
+        <w:pStyle w:val="ListBullet"/>
+        <w:bidi/>
+        <w:spacing w:line="240" w:lineRule="auto"/>
+        <w:ind w:left="720"/>
+      </w:pPr>
+      <w:r>
+        <w:rPr>
+          <w:rtl/>
+          <w:cs/>
+          <w:lang w:val="ar_AE" w:bidi="ar_AE"/>
+        </w:rPr>
+      </w:r>
+      <w:r>
+        <w:rPr>
+          <w:rtl/>
+          <w:cs/>
+          <w:lang w:val="ar_AE" w:bidi="ar_AE"/>
+        </w:rPr>
+        <w:t>متى 10:5</w:t>
+      </w:r>
+    </w:p>
+    <w:p>
+      <w:pPr>
+        <w:pStyle w:val="ListBullet"/>
+        <w:bidi/>
+        <w:spacing w:line="240" w:lineRule="auto"/>
+        <w:ind w:left="720"/>
+      </w:pPr>
+      <w:r>
+        <w:rPr>
+          <w:rtl/>
+          <w:cs/>
+          <w:lang w:val="ar_AE" w:bidi="ar_AE"/>
+        </w:rPr>
+      </w:r>
+      <w:r>
+        <w:rPr>
+          <w:rtl/>
+          <w:cs/>
+          <w:lang w:val="ar_AE" w:bidi="ar_AE"/>
+        </w:rPr>
+        <w:t>متى 11:1</w:t>
+      </w:r>
+    </w:p>
+    <w:p>
+      <w:pPr>
+        <w:pStyle w:val="ListBullet"/>
+        <w:bidi/>
+        <w:spacing w:line="240" w:lineRule="auto"/>
+        <w:ind w:left="720"/>
+      </w:pPr>
+      <w:r>
+        <w:rPr>
+          <w:rtl/>
+          <w:cs/>
+          <w:lang w:val="ar_AE" w:bidi="ar_AE"/>
+        </w:rPr>
+      </w:r>
+      <w:r>
+        <w:rPr>
+          <w:rtl/>
+          <w:cs/>
+          <w:lang w:val="ar_AE" w:bidi="ar_AE"/>
+        </w:rPr>
+        <w:t>أمثال 1:30</w:t>
+      </w:r>
     </w:p>
     <w:p>
       <w:pPr>
@@ -14576,107 +13790,83 @@
           <w:lang w:val="ar_AE" w:bidi="ar_AE"/>
         </w:rPr>
       </w:r>
-      <w:hyperlink r:id="rId144">
-        <w:r>
-          <w:rPr>
-            <w:rtl/>
-            <w:cs/>
-            <w:lang w:val="ar_AE" w:bidi="ar_AE"/>
-          </w:rPr>
-          <w:rPr>
-            <w:color w:val="0000EE"/>
-            <w:u w:val="single"/>
-          </w:rPr>
-          <w:t>2 كورنثوس 5:4–5</w:t>
-        </w:r>
-      </w:hyperlink>
-    </w:p>
-    <w:p>
-      <w:pPr>
-        <w:pStyle w:val="ListBullet"/>
-        <w:bidi/>
-        <w:spacing w:line="240" w:lineRule="auto"/>
-        <w:ind w:left="720"/>
-      </w:pPr>
-      <w:r>
-        <w:rPr>
-          <w:rtl/>
-          <w:cs/>
-          <w:lang w:val="ar_AE" w:bidi="ar_AE"/>
-        </w:rPr>
-      </w:r>
-      <w:hyperlink r:id="rId145">
-        <w:r>
-          <w:rPr>
-            <w:rtl/>
-            <w:cs/>
-            <w:lang w:val="ar_AE" w:bidi="ar_AE"/>
-          </w:rPr>
-          <w:rPr>
-            <w:color w:val="0000EE"/>
-            <w:u w:val="single"/>
-          </w:rPr>
-          <w:t>خروج 22:26</w:t>
-        </w:r>
-      </w:hyperlink>
-    </w:p>
-    <w:p>
-      <w:pPr>
-        <w:pStyle w:val="ListBullet"/>
-        <w:bidi/>
-        <w:spacing w:line="240" w:lineRule="auto"/>
-        <w:ind w:left="720"/>
-      </w:pPr>
-      <w:r>
-        <w:rPr>
-          <w:rtl/>
-          <w:cs/>
-          <w:lang w:val="ar_AE" w:bidi="ar_AE"/>
-        </w:rPr>
-      </w:r>
-      <w:hyperlink r:id="rId146">
-        <w:r>
-          <w:rPr>
-            <w:rtl/>
-            <w:cs/>
-            <w:lang w:val="ar_AE" w:bidi="ar_AE"/>
-          </w:rPr>
-          <w:rPr>
-            <w:color w:val="0000EE"/>
-            <w:u w:val="single"/>
-          </w:rPr>
-          <w:t>تكوين 38:17–18</w:t>
-        </w:r>
-      </w:hyperlink>
-    </w:p>
-    <w:p>
-      <w:pPr>
-        <w:pStyle w:val="ListBullet"/>
-        <w:bidi/>
-        <w:spacing w:line="240" w:lineRule="auto"/>
-        <w:ind w:left="720"/>
-      </w:pPr>
-      <w:r>
-        <w:rPr>
-          <w:rtl/>
-          <w:cs/>
-          <w:lang w:val="ar_AE" w:bidi="ar_AE"/>
-        </w:rPr>
-      </w:r>
-      <w:hyperlink r:id="rId147">
-        <w:r>
-          <w:rPr>
-            <w:rtl/>
-            <w:cs/>
-            <w:lang w:val="ar_AE" w:bidi="ar_AE"/>
-          </w:rPr>
-          <w:rPr>
-            <w:color w:val="0000EE"/>
-            <w:u w:val="single"/>
-          </w:rPr>
-          <w:t>نحميا 10:28–29</w:t>
-        </w:r>
-      </w:hyperlink>
+      <w:r>
+        <w:rPr>
+          <w:rtl/>
+          <w:cs/>
+          <w:lang w:val="ar_AE" w:bidi="ar_AE"/>
+        </w:rPr>
+        <w:t>2 كورنثوس 5:4–5</w:t>
+      </w:r>
+    </w:p>
+    <w:p>
+      <w:pPr>
+        <w:pStyle w:val="ListBullet"/>
+        <w:bidi/>
+        <w:spacing w:line="240" w:lineRule="auto"/>
+        <w:ind w:left="720"/>
+      </w:pPr>
+      <w:r>
+        <w:rPr>
+          <w:rtl/>
+          <w:cs/>
+          <w:lang w:val="ar_AE" w:bidi="ar_AE"/>
+        </w:rPr>
+      </w:r>
+      <w:r>
+        <w:rPr>
+          <w:rtl/>
+          <w:cs/>
+          <w:lang w:val="ar_AE" w:bidi="ar_AE"/>
+        </w:rPr>
+        <w:t>خروج 22:26</w:t>
+      </w:r>
+    </w:p>
+    <w:p>
+      <w:pPr>
+        <w:pStyle w:val="ListBullet"/>
+        <w:bidi/>
+        <w:spacing w:line="240" w:lineRule="auto"/>
+        <w:ind w:left="720"/>
+      </w:pPr>
+      <w:r>
+        <w:rPr>
+          <w:rtl/>
+          <w:cs/>
+          <w:lang w:val="ar_AE" w:bidi="ar_AE"/>
+        </w:rPr>
+      </w:r>
+      <w:r>
+        <w:rPr>
+          <w:rtl/>
+          <w:cs/>
+          <w:lang w:val="ar_AE" w:bidi="ar_AE"/>
+        </w:rPr>
+        <w:t>تكوين 38:17–18</w:t>
+      </w:r>
+    </w:p>
+    <w:p>
+      <w:pPr>
+        <w:pStyle w:val="ListBullet"/>
+        <w:bidi/>
+        <w:spacing w:line="240" w:lineRule="auto"/>
+        <w:ind w:left="720"/>
+      </w:pPr>
+      <w:r>
+        <w:rPr>
+          <w:rtl/>
+          <w:cs/>
+          <w:lang w:val="ar_AE" w:bidi="ar_AE"/>
+        </w:rPr>
+      </w:r>
+      <w:r>
+        <w:rPr>
+          <w:rtl/>
+          <w:cs/>
+          <w:lang w:val="ar_AE" w:bidi="ar_AE"/>
+        </w:rPr>
+        <w:t>نحميا 10:28–29</w:t>
+      </w:r>
     </w:p>
     <w:p>
       <w:pPr>
@@ -15027,165 +14217,129 @@
           <w:lang w:val="ar_AE" w:bidi="ar_AE"/>
         </w:rPr>
       </w:r>
-      <w:hyperlink r:id="rId148">
-        <w:r>
-          <w:rPr>
-            <w:rtl/>
-            <w:cs/>
-            <w:lang w:val="ar_AE" w:bidi="ar_AE"/>
-          </w:rPr>
-          <w:rPr>
-            <w:color w:val="0000EE"/>
-            <w:u w:val="single"/>
-          </w:rPr>
-          <w:t>1 أخبار الأيام 6: 48</w:t>
-        </w:r>
-      </w:hyperlink>
-    </w:p>
-    <w:p>
-      <w:pPr>
-        <w:pStyle w:val="ListBullet"/>
-        <w:bidi/>
-        <w:spacing w:line="240" w:lineRule="auto"/>
-        <w:ind w:left="720"/>
-      </w:pPr>
-      <w:r>
-        <w:rPr>
-          <w:rtl/>
-          <w:cs/>
-          <w:lang w:val="ar_AE" w:bidi="ar_AE"/>
-        </w:rPr>
-      </w:r>
-      <w:hyperlink r:id="rId149">
-        <w:r>
-          <w:rPr>
-            <w:rtl/>
-            <w:cs/>
-            <w:lang w:val="ar_AE" w:bidi="ar_AE"/>
-          </w:rPr>
-          <w:rPr>
-            <w:color w:val="0000EE"/>
-            <w:u w:val="single"/>
-          </w:rPr>
-          <w:t>دانيال 12: 13</w:t>
-        </w:r>
-      </w:hyperlink>
-    </w:p>
-    <w:p>
-      <w:pPr>
-        <w:pStyle w:val="ListBullet"/>
-        <w:bidi/>
-        <w:spacing w:line="240" w:lineRule="auto"/>
-        <w:ind w:left="720"/>
-      </w:pPr>
-      <w:r>
-        <w:rPr>
-          <w:rtl/>
-          <w:cs/>
-          <w:lang w:val="ar_AE" w:bidi="ar_AE"/>
-        </w:rPr>
-      </w:r>
-      <w:hyperlink r:id="rId150">
-        <w:r>
-          <w:rPr>
-            <w:rtl/>
-            <w:cs/>
-            <w:lang w:val="ar_AE" w:bidi="ar_AE"/>
-          </w:rPr>
-          <w:rPr>
-            <w:color w:val="0000EE"/>
-            <w:u w:val="single"/>
-          </w:rPr>
-          <w:t>إرميا 43: 11</w:t>
-        </w:r>
-      </w:hyperlink>
-    </w:p>
-    <w:p>
-      <w:pPr>
-        <w:pStyle w:val="ListBullet"/>
-        <w:bidi/>
-        <w:spacing w:line="240" w:lineRule="auto"/>
-        <w:ind w:left="720"/>
-      </w:pPr>
-      <w:r>
-        <w:rPr>
-          <w:rtl/>
-          <w:cs/>
-          <w:lang w:val="ar_AE" w:bidi="ar_AE"/>
-        </w:rPr>
-      </w:r>
-      <w:hyperlink r:id="rId151">
-        <w:r>
-          <w:rPr>
-            <w:rtl/>
-            <w:cs/>
-            <w:lang w:val="ar_AE" w:bidi="ar_AE"/>
-          </w:rPr>
-          <w:rPr>
-            <w:color w:val="0000EE"/>
-            <w:u w:val="single"/>
-          </w:rPr>
-          <w:t>يشوع 18: 2</w:t>
-        </w:r>
-      </w:hyperlink>
-    </w:p>
-    <w:p>
-      <w:pPr>
-        <w:pStyle w:val="ListBullet"/>
-        <w:bidi/>
-        <w:spacing w:line="240" w:lineRule="auto"/>
-        <w:ind w:left="720"/>
-      </w:pPr>
-      <w:r>
-        <w:rPr>
-          <w:rtl/>
-          <w:cs/>
-          <w:lang w:val="ar_AE" w:bidi="ar_AE"/>
-        </w:rPr>
-      </w:r>
-      <w:hyperlink r:id="rId152">
-        <w:r>
-          <w:rPr>
-            <w:rtl/>
-            <w:cs/>
-            <w:lang w:val="ar_AE" w:bidi="ar_AE"/>
-          </w:rPr>
-          <w:rPr>
-            <w:color w:val="0000EE"/>
-            <w:u w:val="single"/>
-          </w:rPr>
-          <w:t>عدد 4: 27–28</w:t>
-        </w:r>
-      </w:hyperlink>
-    </w:p>
-    <w:p>
-      <w:pPr>
-        <w:pStyle w:val="ListBullet"/>
-        <w:bidi/>
-        <w:spacing w:line="240" w:lineRule="auto"/>
-        <w:ind w:left="720"/>
-      </w:pPr>
-      <w:r>
-        <w:rPr>
-          <w:rtl/>
-          <w:cs/>
-          <w:lang w:val="ar_AE" w:bidi="ar_AE"/>
-        </w:rPr>
-      </w:r>
-      <w:hyperlink r:id="rId153">
-        <w:r>
-          <w:rPr>
-            <w:rtl/>
-            <w:cs/>
-            <w:lang w:val="ar_AE" w:bidi="ar_AE"/>
-          </w:rPr>
-          <w:rPr>
-            <w:color w:val="0000EE"/>
-            <w:u w:val="single"/>
-          </w:rPr>
-          <w:t>مزامير 78: 55</w:t>
-        </w:r>
-      </w:hyperlink>
+      <w:r>
+        <w:rPr>
+          <w:rtl/>
+          <w:cs/>
+          <w:lang w:val="ar_AE" w:bidi="ar_AE"/>
+        </w:rPr>
+        <w:t>1 أخبار الأيام 6: 48</w:t>
+      </w:r>
+    </w:p>
+    <w:p>
+      <w:pPr>
+        <w:pStyle w:val="ListBullet"/>
+        <w:bidi/>
+        <w:spacing w:line="240" w:lineRule="auto"/>
+        <w:ind w:left="720"/>
+      </w:pPr>
+      <w:r>
+        <w:rPr>
+          <w:rtl/>
+          <w:cs/>
+          <w:lang w:val="ar_AE" w:bidi="ar_AE"/>
+        </w:rPr>
+      </w:r>
+      <w:r>
+        <w:rPr>
+          <w:rtl/>
+          <w:cs/>
+          <w:lang w:val="ar_AE" w:bidi="ar_AE"/>
+        </w:rPr>
+        <w:t>دانيال 12: 13</w:t>
+      </w:r>
+    </w:p>
+    <w:p>
+      <w:pPr>
+        <w:pStyle w:val="ListBullet"/>
+        <w:bidi/>
+        <w:spacing w:line="240" w:lineRule="auto"/>
+        <w:ind w:left="720"/>
+      </w:pPr>
+      <w:r>
+        <w:rPr>
+          <w:rtl/>
+          <w:cs/>
+          <w:lang w:val="ar_AE" w:bidi="ar_AE"/>
+        </w:rPr>
+      </w:r>
+      <w:r>
+        <w:rPr>
+          <w:rtl/>
+          <w:cs/>
+          <w:lang w:val="ar_AE" w:bidi="ar_AE"/>
+        </w:rPr>
+        <w:t>إرميا 43: 11</w:t>
+      </w:r>
+    </w:p>
+    <w:p>
+      <w:pPr>
+        <w:pStyle w:val="ListBullet"/>
+        <w:bidi/>
+        <w:spacing w:line="240" w:lineRule="auto"/>
+        <w:ind w:left="720"/>
+      </w:pPr>
+      <w:r>
+        <w:rPr>
+          <w:rtl/>
+          <w:cs/>
+          <w:lang w:val="ar_AE" w:bidi="ar_AE"/>
+        </w:rPr>
+      </w:r>
+      <w:r>
+        <w:rPr>
+          <w:rtl/>
+          <w:cs/>
+          <w:lang w:val="ar_AE" w:bidi="ar_AE"/>
+        </w:rPr>
+        <w:t>يشوع 18: 2</w:t>
+      </w:r>
+    </w:p>
+    <w:p>
+      <w:pPr>
+        <w:pStyle w:val="ListBullet"/>
+        <w:bidi/>
+        <w:spacing w:line="240" w:lineRule="auto"/>
+        <w:ind w:left="720"/>
+      </w:pPr>
+      <w:r>
+        <w:rPr>
+          <w:rtl/>
+          <w:cs/>
+          <w:lang w:val="ar_AE" w:bidi="ar_AE"/>
+        </w:rPr>
+      </w:r>
+      <w:r>
+        <w:rPr>
+          <w:rtl/>
+          <w:cs/>
+          <w:lang w:val="ar_AE" w:bidi="ar_AE"/>
+        </w:rPr>
+        <w:t>عدد 4: 27–28</w:t>
+      </w:r>
+    </w:p>
+    <w:p>
+      <w:pPr>
+        <w:pStyle w:val="ListBullet"/>
+        <w:bidi/>
+        <w:spacing w:line="240" w:lineRule="auto"/>
+        <w:ind w:left="720"/>
+      </w:pPr>
+      <w:r>
+        <w:rPr>
+          <w:rtl/>
+          <w:cs/>
+          <w:lang w:val="ar_AE" w:bidi="ar_AE"/>
+        </w:rPr>
+      </w:r>
+      <w:r>
+        <w:rPr>
+          <w:rtl/>
+          <w:cs/>
+          <w:lang w:val="ar_AE" w:bidi="ar_AE"/>
+        </w:rPr>
+        <w:t>مزامير 78: 55</w:t>
+      </w:r>
     </w:p>
     <w:p>
       <w:pPr>
@@ -15470,49 +14624,37 @@
           <w:lang w:val="ar_AE" w:bidi="ar_AE"/>
         </w:rPr>
       </w:r>
-      <w:hyperlink r:id="rId154">
-        <w:r>
-          <w:rPr>
-            <w:rtl/>
-            <w:cs/>
-            <w:lang w:val="ar_AE" w:bidi="ar_AE"/>
-          </w:rPr>
-          <w:rPr>
-            <w:color w:val="0000EE"/>
-            <w:u w:val="single"/>
-          </w:rPr>
-          <w:t>حزقيال 44: 30–31</w:t>
-        </w:r>
-      </w:hyperlink>
-    </w:p>
-    <w:p>
-      <w:pPr>
-        <w:pStyle w:val="ListBullet"/>
-        <w:bidi/>
-        <w:spacing w:line="240" w:lineRule="auto"/>
-        <w:ind w:left="720"/>
-      </w:pPr>
-      <w:r>
-        <w:rPr>
-          <w:rtl/>
-          <w:cs/>
-          <w:lang w:val="ar_AE" w:bidi="ar_AE"/>
-        </w:rPr>
-      </w:r>
-      <w:hyperlink r:id="rId155">
-        <w:r>
-          <w:rPr>
-            <w:rtl/>
-            <w:cs/>
-            <w:lang w:val="ar_AE" w:bidi="ar_AE"/>
-          </w:rPr>
-          <w:rPr>
-            <w:color w:val="0000EE"/>
-            <w:u w:val="single"/>
-          </w:rPr>
-          <w:t>يوئيل 2: 14</w:t>
-        </w:r>
-      </w:hyperlink>
+      <w:r>
+        <w:rPr>
+          <w:rtl/>
+          <w:cs/>
+          <w:lang w:val="ar_AE" w:bidi="ar_AE"/>
+        </w:rPr>
+        <w:t>حزقيال 44: 30–31</w:t>
+      </w:r>
+    </w:p>
+    <w:p>
+      <w:pPr>
+        <w:pStyle w:val="ListBullet"/>
+        <w:bidi/>
+        <w:spacing w:line="240" w:lineRule="auto"/>
+        <w:ind w:left="720"/>
+      </w:pPr>
+      <w:r>
+        <w:rPr>
+          <w:rtl/>
+          <w:cs/>
+          <w:lang w:val="ar_AE" w:bidi="ar_AE"/>
+        </w:rPr>
+      </w:r>
+      <w:r>
+        <w:rPr>
+          <w:rtl/>
+          <w:cs/>
+          <w:lang w:val="ar_AE" w:bidi="ar_AE"/>
+        </w:rPr>
+        <w:t>يوئيل 2: 14</w:t>
+      </w:r>
     </w:p>
     <w:p>
       <w:pPr>
@@ -15729,136 +14871,106 @@
           <w:lang w:val="ar_AE" w:bidi="ar_AE"/>
         </w:rPr>
       </w:r>
-      <w:hyperlink r:id="rId156">
-        <w:r>
-          <w:rPr>
-            <w:rtl/>
-            <w:cs/>
-            <w:lang w:val="ar_AE" w:bidi="ar_AE"/>
-          </w:rPr>
-          <w:rPr>
-            <w:color w:val="0000EE"/>
-            <w:u w:val="single"/>
-          </w:rPr>
-          <w:t>أعمال 5:22–23</w:t>
-        </w:r>
-      </w:hyperlink>
-    </w:p>
-    <w:p>
-      <w:pPr>
-        <w:pStyle w:val="ListBullet"/>
-        <w:bidi/>
-        <w:spacing w:line="240" w:lineRule="auto"/>
-        <w:ind w:left="720"/>
-      </w:pPr>
-      <w:r>
-        <w:rPr>
-          <w:rtl/>
-          <w:cs/>
-          <w:lang w:val="ar_AE" w:bidi="ar_AE"/>
-        </w:rPr>
-      </w:r>
-      <w:hyperlink r:id="rId157">
-        <w:r>
-          <w:rPr>
-            <w:rtl/>
-            <w:cs/>
-            <w:lang w:val="ar_AE" w:bidi="ar_AE"/>
-          </w:rPr>
-          <w:rPr>
-            <w:color w:val="0000EE"/>
-            <w:u w:val="single"/>
-          </w:rPr>
-          <w:t>يوحنا 12:38</w:t>
-        </w:r>
-      </w:hyperlink>
-    </w:p>
-    <w:p>
-      <w:pPr>
-        <w:pStyle w:val="ListBullet"/>
-        <w:bidi/>
-        <w:spacing w:line="240" w:lineRule="auto"/>
-        <w:ind w:left="720"/>
-      </w:pPr>
-      <w:r>
-        <w:rPr>
-          <w:rtl/>
-          <w:cs/>
-          <w:lang w:val="ar_AE" w:bidi="ar_AE"/>
-        </w:rPr>
-      </w:r>
-      <w:hyperlink r:id="rId158">
-        <w:r>
-          <w:rPr>
-            <w:rtl/>
-            <w:cs/>
-            <w:lang w:val="ar_AE" w:bidi="ar_AE"/>
-          </w:rPr>
-          <w:rPr>
-            <w:color w:val="0000EE"/>
-            <w:u w:val="single"/>
-          </w:rPr>
-          <w:t>لوقا 5:15</w:t>
-        </w:r>
-      </w:hyperlink>
-    </w:p>
-    <w:p>
-      <w:pPr>
-        <w:pStyle w:val="ListBullet"/>
-        <w:bidi/>
-        <w:spacing w:line="240" w:lineRule="auto"/>
-        <w:ind w:left="720"/>
-      </w:pPr>
-      <w:r>
-        <w:rPr>
-          <w:rtl/>
-          <w:cs/>
-          <w:lang w:val="ar_AE" w:bidi="ar_AE"/>
-        </w:rPr>
-      </w:r>
-      <w:hyperlink r:id="rId159">
-        <w:r>
-          <w:rPr>
-            <w:rtl/>
-            <w:cs/>
-            <w:lang w:val="ar_AE" w:bidi="ar_AE"/>
-          </w:rPr>
-          <w:rPr>
-            <w:color w:val="0000EE"/>
-            <w:u w:val="single"/>
-          </w:rPr>
-          <w:t>لوقا 8:34–35</w:t>
-        </w:r>
-      </w:hyperlink>
-    </w:p>
-    <w:p>
-      <w:pPr>
-        <w:pStyle w:val="ListBullet"/>
-        <w:bidi/>
-        <w:spacing w:line="240" w:lineRule="auto"/>
-        <w:ind w:left="720"/>
-      </w:pPr>
-      <w:r>
-        <w:rPr>
-          <w:rtl/>
-          <w:cs/>
-          <w:lang w:val="ar_AE" w:bidi="ar_AE"/>
-        </w:rPr>
-      </w:r>
-      <w:hyperlink r:id="rId160">
-        <w:r>
-          <w:rPr>
-            <w:rtl/>
-            <w:cs/>
-            <w:lang w:val="ar_AE" w:bidi="ar_AE"/>
-          </w:rPr>
-          <w:rPr>
-            <w:color w:val="0000EE"/>
-            <w:u w:val="single"/>
-          </w:rPr>
-          <w:t>متى 28:15</w:t>
-        </w:r>
-      </w:hyperlink>
+      <w:r>
+        <w:rPr>
+          <w:rtl/>
+          <w:cs/>
+          <w:lang w:val="ar_AE" w:bidi="ar_AE"/>
+        </w:rPr>
+        <w:t>أعمال 5:22–23</w:t>
+      </w:r>
+    </w:p>
+    <w:p>
+      <w:pPr>
+        <w:pStyle w:val="ListBullet"/>
+        <w:bidi/>
+        <w:spacing w:line="240" w:lineRule="auto"/>
+        <w:ind w:left="720"/>
+      </w:pPr>
+      <w:r>
+        <w:rPr>
+          <w:rtl/>
+          <w:cs/>
+          <w:lang w:val="ar_AE" w:bidi="ar_AE"/>
+        </w:rPr>
+      </w:r>
+      <w:r>
+        <w:rPr>
+          <w:rtl/>
+          <w:cs/>
+          <w:lang w:val="ar_AE" w:bidi="ar_AE"/>
+        </w:rPr>
+        <w:t>يوحنا 12:38</w:t>
+      </w:r>
+    </w:p>
+    <w:p>
+      <w:pPr>
+        <w:pStyle w:val="ListBullet"/>
+        <w:bidi/>
+        <w:spacing w:line="240" w:lineRule="auto"/>
+        <w:ind w:left="720"/>
+      </w:pPr>
+      <w:r>
+        <w:rPr>
+          <w:rtl/>
+          <w:cs/>
+          <w:lang w:val="ar_AE" w:bidi="ar_AE"/>
+        </w:rPr>
+      </w:r>
+      <w:r>
+        <w:rPr>
+          <w:rtl/>
+          <w:cs/>
+          <w:lang w:val="ar_AE" w:bidi="ar_AE"/>
+        </w:rPr>
+        <w:t>لوقا 5:15</w:t>
+      </w:r>
+    </w:p>
+    <w:p>
+      <w:pPr>
+        <w:pStyle w:val="ListBullet"/>
+        <w:bidi/>
+        <w:spacing w:line="240" w:lineRule="auto"/>
+        <w:ind w:left="720"/>
+      </w:pPr>
+      <w:r>
+        <w:rPr>
+          <w:rtl/>
+          <w:cs/>
+          <w:lang w:val="ar_AE" w:bidi="ar_AE"/>
+        </w:rPr>
+      </w:r>
+      <w:r>
+        <w:rPr>
+          <w:rtl/>
+          <w:cs/>
+          <w:lang w:val="ar_AE" w:bidi="ar_AE"/>
+        </w:rPr>
+        <w:t>لوقا 8:34–35</w:t>
+      </w:r>
+    </w:p>
+    <w:p>
+      <w:pPr>
+        <w:pStyle w:val="ListBullet"/>
+        <w:bidi/>
+        <w:spacing w:line="240" w:lineRule="auto"/>
+        <w:ind w:left="720"/>
+      </w:pPr>
+      <w:r>
+        <w:rPr>
+          <w:rtl/>
+          <w:cs/>
+          <w:lang w:val="ar_AE" w:bidi="ar_AE"/>
+        </w:rPr>
+      </w:r>
+      <w:r>
+        <w:rPr>
+          <w:rtl/>
+          <w:cs/>
+          <w:lang w:val="ar_AE" w:bidi="ar_AE"/>
+        </w:rPr>
+        <w:t>متى 28:15</w:t>
+      </w:r>
     </w:p>
     <w:p>
       <w:pPr>
@@ -16310,136 +15422,106 @@
           <w:lang w:val="ar_AE" w:bidi="ar_AE"/>
         </w:rPr>
       </w:r>
-      <w:hyperlink r:id="rId161">
-        <w:r>
-          <w:rPr>
-            <w:rtl/>
-            <w:cs/>
-            <w:lang w:val="ar_AE" w:bidi="ar_AE"/>
-          </w:rPr>
-          <w:rPr>
-            <w:color w:val="0000EE"/>
-            <w:u w:val="single"/>
-          </w:rPr>
-          <w:t>تسالونيكي الثانية3 :6–9</w:t>
-        </w:r>
-      </w:hyperlink>
-    </w:p>
-    <w:p>
-      <w:pPr>
-        <w:pStyle w:val="ListBullet"/>
-        <w:bidi/>
-        <w:spacing w:line="240" w:lineRule="auto"/>
-        <w:ind w:left="720"/>
-      </w:pPr>
-      <w:r>
-        <w:rPr>
-          <w:rtl/>
-          <w:cs/>
-          <w:lang w:val="ar_AE" w:bidi="ar_AE"/>
-        </w:rPr>
-      </w:r>
-      <w:hyperlink r:id="rId162">
-        <w:r>
-          <w:rPr>
-            <w:rtl/>
-            <w:cs/>
-            <w:lang w:val="ar_AE" w:bidi="ar_AE"/>
-          </w:rPr>
-          <w:rPr>
-            <w:color w:val="0000EE"/>
-            <w:u w:val="single"/>
-          </w:rPr>
-          <w:t>كولوسي2 :8</w:t>
-        </w:r>
-      </w:hyperlink>
-    </w:p>
-    <w:p>
-      <w:pPr>
-        <w:pStyle w:val="ListBullet"/>
-        <w:bidi/>
-        <w:spacing w:line="240" w:lineRule="auto"/>
-        <w:ind w:left="720"/>
-      </w:pPr>
-      <w:r>
-        <w:rPr>
-          <w:rtl/>
-          <w:cs/>
-          <w:lang w:val="ar_AE" w:bidi="ar_AE"/>
-        </w:rPr>
-      </w:r>
-      <w:hyperlink r:id="rId163">
-        <w:r>
-          <w:rPr>
-            <w:rtl/>
-            <w:cs/>
-            <w:lang w:val="ar_AE" w:bidi="ar_AE"/>
-          </w:rPr>
-          <w:rPr>
-            <w:color w:val="0000EE"/>
-            <w:u w:val="single"/>
-          </w:rPr>
-          <w:t>غلاطية1 :13–14</w:t>
-        </w:r>
-      </w:hyperlink>
-    </w:p>
-    <w:p>
-      <w:pPr>
-        <w:pStyle w:val="ListBullet"/>
-        <w:bidi/>
-        <w:spacing w:line="240" w:lineRule="auto"/>
-        <w:ind w:left="720"/>
-      </w:pPr>
-      <w:r>
-        <w:rPr>
-          <w:rtl/>
-          <w:cs/>
-          <w:lang w:val="ar_AE" w:bidi="ar_AE"/>
-        </w:rPr>
-      </w:r>
-      <w:hyperlink r:id="rId164">
-        <w:r>
-          <w:rPr>
-            <w:rtl/>
-            <w:cs/>
-            <w:lang w:val="ar_AE" w:bidi="ar_AE"/>
-          </w:rPr>
-          <w:rPr>
-            <w:color w:val="0000EE"/>
-            <w:u w:val="single"/>
-          </w:rPr>
-          <w:t>مرقس7 :2</w:t>
-        </w:r>
-      </w:hyperlink>
-    </w:p>
-    <w:p>
-      <w:pPr>
-        <w:pStyle w:val="ListBullet"/>
-        <w:bidi/>
-        <w:spacing w:line="240" w:lineRule="auto"/>
-        <w:ind w:left="720"/>
-      </w:pPr>
-      <w:r>
-        <w:rPr>
-          <w:rtl/>
-          <w:cs/>
-          <w:lang w:val="ar_AE" w:bidi="ar_AE"/>
-        </w:rPr>
-      </w:r>
-      <w:hyperlink r:id="rId165">
-        <w:r>
-          <w:rPr>
-            <w:rtl/>
-            <w:cs/>
-            <w:lang w:val="ar_AE" w:bidi="ar_AE"/>
-          </w:rPr>
-          <w:rPr>
-            <w:color w:val="0000EE"/>
-            <w:u w:val="single"/>
-          </w:rPr>
-          <w:t>متى15 :3</w:t>
-        </w:r>
-      </w:hyperlink>
+      <w:r>
+        <w:rPr>
+          <w:rtl/>
+          <w:cs/>
+          <w:lang w:val="ar_AE" w:bidi="ar_AE"/>
+        </w:rPr>
+        <w:t>تسالونيكي الثانية3 :6–9</w:t>
+      </w:r>
+    </w:p>
+    <w:p>
+      <w:pPr>
+        <w:pStyle w:val="ListBullet"/>
+        <w:bidi/>
+        <w:spacing w:line="240" w:lineRule="auto"/>
+        <w:ind w:left="720"/>
+      </w:pPr>
+      <w:r>
+        <w:rPr>
+          <w:rtl/>
+          <w:cs/>
+          <w:lang w:val="ar_AE" w:bidi="ar_AE"/>
+        </w:rPr>
+      </w:r>
+      <w:r>
+        <w:rPr>
+          <w:rtl/>
+          <w:cs/>
+          <w:lang w:val="ar_AE" w:bidi="ar_AE"/>
+        </w:rPr>
+        <w:t>كولوسي2 :8</w:t>
+      </w:r>
+    </w:p>
+    <w:p>
+      <w:pPr>
+        <w:pStyle w:val="ListBullet"/>
+        <w:bidi/>
+        <w:spacing w:line="240" w:lineRule="auto"/>
+        <w:ind w:left="720"/>
+      </w:pPr>
+      <w:r>
+        <w:rPr>
+          <w:rtl/>
+          <w:cs/>
+          <w:lang w:val="ar_AE" w:bidi="ar_AE"/>
+        </w:rPr>
+      </w:r>
+      <w:r>
+        <w:rPr>
+          <w:rtl/>
+          <w:cs/>
+          <w:lang w:val="ar_AE" w:bidi="ar_AE"/>
+        </w:rPr>
+        <w:t>غلاطية1 :13–14</w:t>
+      </w:r>
+    </w:p>
+    <w:p>
+      <w:pPr>
+        <w:pStyle w:val="ListBullet"/>
+        <w:bidi/>
+        <w:spacing w:line="240" w:lineRule="auto"/>
+        <w:ind w:left="720"/>
+      </w:pPr>
+      <w:r>
+        <w:rPr>
+          <w:rtl/>
+          <w:cs/>
+          <w:lang w:val="ar_AE" w:bidi="ar_AE"/>
+        </w:rPr>
+      </w:r>
+      <w:r>
+        <w:rPr>
+          <w:rtl/>
+          <w:cs/>
+          <w:lang w:val="ar_AE" w:bidi="ar_AE"/>
+        </w:rPr>
+        <w:t>مرقس7 :2</w:t>
+      </w:r>
+    </w:p>
+    <w:p>
+      <w:pPr>
+        <w:pStyle w:val="ListBullet"/>
+        <w:bidi/>
+        <w:spacing w:line="240" w:lineRule="auto"/>
+        <w:ind w:left="720"/>
+      </w:pPr>
+      <w:r>
+        <w:rPr>
+          <w:rtl/>
+          <w:cs/>
+          <w:lang w:val="ar_AE" w:bidi="ar_AE"/>
+        </w:rPr>
+      </w:r>
+      <w:r>
+        <w:rPr>
+          <w:rtl/>
+          <w:cs/>
+          <w:lang w:val="ar_AE" w:bidi="ar_AE"/>
+        </w:rPr>
+        <w:t>متى15 :3</w:t>
+      </w:r>
     </w:p>
     <w:p>
       <w:pPr>
@@ -16958,281 +16040,221 @@
           <w:lang w:val="ar_AE" w:bidi="ar_AE"/>
         </w:rPr>
       </w:r>
-      <w:hyperlink r:id="rId166">
-        <w:r>
-          <w:rPr>
-            <w:rtl/>
-            <w:cs/>
-            <w:lang w:val="ar_AE" w:bidi="ar_AE"/>
-          </w:rPr>
-          <w:rPr>
-            <w:color w:val="0000EE"/>
-            <w:u w:val="single"/>
-          </w:rPr>
-          <w:t>أيوب 27: 10</w:t>
-        </w:r>
-      </w:hyperlink>
-    </w:p>
-    <w:p>
-      <w:pPr>
-        <w:pStyle w:val="ListBullet"/>
-        <w:bidi/>
-        <w:spacing w:line="240" w:lineRule="auto"/>
-        <w:ind w:left="720"/>
-      </w:pPr>
-      <w:r>
-        <w:rPr>
-          <w:rtl/>
-          <w:cs/>
-          <w:lang w:val="ar_AE" w:bidi="ar_AE"/>
-        </w:rPr>
-      </w:r>
-      <w:hyperlink r:id="rId167">
-        <w:r>
-          <w:rPr>
-            <w:rtl/>
-            <w:cs/>
-            <w:lang w:val="ar_AE" w:bidi="ar_AE"/>
-          </w:rPr>
-          <w:rPr>
-            <w:color w:val="0000EE"/>
-            <w:u w:val="single"/>
-          </w:rPr>
-          <w:t>أمثال 11: 9</w:t>
-        </w:r>
-      </w:hyperlink>
-    </w:p>
-    <w:p>
-      <w:pPr>
-        <w:pStyle w:val="ListBullet"/>
-        <w:bidi/>
-        <w:spacing w:line="240" w:lineRule="auto"/>
-        <w:ind w:left="720"/>
-      </w:pPr>
-      <w:r>
-        <w:rPr>
-          <w:rtl/>
-          <w:cs/>
-          <w:lang w:val="ar_AE" w:bidi="ar_AE"/>
-        </w:rPr>
-      </w:r>
-      <w:hyperlink r:id="rId168">
-        <w:r>
-          <w:rPr>
-            <w:rtl/>
-            <w:cs/>
-            <w:lang w:val="ar_AE" w:bidi="ar_AE"/>
-          </w:rPr>
-          <w:rPr>
-            <w:color w:val="0000EE"/>
-            <w:u w:val="single"/>
-          </w:rPr>
-          <w:t>أعمال الرسل 3: 12</w:t>
-        </w:r>
-      </w:hyperlink>
-    </w:p>
-    <w:p>
-      <w:pPr>
-        <w:pStyle w:val="ListBullet"/>
-        <w:bidi/>
-        <w:spacing w:line="240" w:lineRule="auto"/>
-        <w:ind w:left="720"/>
-      </w:pPr>
-      <w:r>
-        <w:rPr>
-          <w:rtl/>
-          <w:cs/>
-          <w:lang w:val="ar_AE" w:bidi="ar_AE"/>
-        </w:rPr>
-      </w:r>
-      <w:hyperlink r:id="rId169">
-        <w:r>
-          <w:rPr>
-            <w:rtl/>
-            <w:cs/>
-            <w:lang w:val="ar_AE" w:bidi="ar_AE"/>
-          </w:rPr>
-          <w:rPr>
-            <w:color w:val="0000EE"/>
-            <w:u w:val="single"/>
-          </w:rPr>
-          <w:t>1 تيموثاوس 1: 9–11</w:t>
-        </w:r>
-      </w:hyperlink>
-    </w:p>
-    <w:p>
-      <w:pPr>
-        <w:pStyle w:val="ListBullet"/>
-        <w:bidi/>
-        <w:spacing w:line="240" w:lineRule="auto"/>
-        <w:ind w:left="720"/>
-      </w:pPr>
-      <w:r>
-        <w:rPr>
-          <w:rtl/>
-          <w:cs/>
-          <w:lang w:val="ar_AE" w:bidi="ar_AE"/>
-        </w:rPr>
-      </w:r>
-      <w:hyperlink r:id="rId170">
-        <w:r>
-          <w:rPr>
-            <w:rtl/>
-            <w:cs/>
-            <w:lang w:val="ar_AE" w:bidi="ar_AE"/>
-          </w:rPr>
-          <w:rPr>
-            <w:color w:val="0000EE"/>
-            <w:u w:val="single"/>
-          </w:rPr>
-          <w:t>1 تيموثاوس 4: 7</w:t>
-        </w:r>
-      </w:hyperlink>
-    </w:p>
-    <w:p>
-      <w:pPr>
-        <w:pStyle w:val="ListBullet"/>
-        <w:bidi/>
-        <w:spacing w:line="240" w:lineRule="auto"/>
-        <w:ind w:left="720"/>
-      </w:pPr>
-      <w:r>
-        <w:rPr>
-          <w:rtl/>
-          <w:cs/>
-          <w:lang w:val="ar_AE" w:bidi="ar_AE"/>
-        </w:rPr>
-      </w:r>
-      <w:hyperlink r:id="rId171">
-        <w:r>
-          <w:rPr>
-            <w:rtl/>
-            <w:cs/>
-            <w:lang w:val="ar_AE" w:bidi="ar_AE"/>
-          </w:rPr>
-          <w:rPr>
-            <w:color w:val="0000EE"/>
-            <w:u w:val="single"/>
-          </w:rPr>
-          <w:t>2 تيموثاوس 3: 12</w:t>
-        </w:r>
-      </w:hyperlink>
-    </w:p>
-    <w:p>
-      <w:pPr>
-        <w:pStyle w:val="ListBullet"/>
-        <w:bidi/>
-        <w:spacing w:line="240" w:lineRule="auto"/>
-        <w:ind w:left="720"/>
-      </w:pPr>
-      <w:r>
-        <w:rPr>
-          <w:rtl/>
-          <w:cs/>
-          <w:lang w:val="ar_AE" w:bidi="ar_AE"/>
-        </w:rPr>
-      </w:r>
-      <w:hyperlink r:id="rId172">
-        <w:r>
-          <w:rPr>
-            <w:rtl/>
-            <w:cs/>
-            <w:lang w:val="ar_AE" w:bidi="ar_AE"/>
-          </w:rPr>
-          <w:rPr>
-            <w:color w:val="0000EE"/>
-            <w:u w:val="single"/>
-          </w:rPr>
-          <w:t>عبرانيين 12: 14–17</w:t>
-        </w:r>
-      </w:hyperlink>
-    </w:p>
-    <w:p>
-      <w:pPr>
-        <w:pStyle w:val="ListBullet"/>
-        <w:bidi/>
-        <w:spacing w:line="240" w:lineRule="auto"/>
-        <w:ind w:left="720"/>
-      </w:pPr>
-      <w:r>
-        <w:rPr>
-          <w:rtl/>
-          <w:cs/>
-          <w:lang w:val="ar_AE" w:bidi="ar_AE"/>
-        </w:rPr>
-      </w:r>
-      <w:hyperlink r:id="rId52">
-        <w:r>
-          <w:rPr>
-            <w:rtl/>
-            <w:cs/>
-            <w:lang w:val="ar_AE" w:bidi="ar_AE"/>
-          </w:rPr>
-          <w:rPr>
-            <w:color w:val="0000EE"/>
-            <w:u w:val="single"/>
-          </w:rPr>
-          <w:t>عبرانيين 11: 7</w:t>
-        </w:r>
-      </w:hyperlink>
-    </w:p>
-    <w:p>
-      <w:pPr>
-        <w:pStyle w:val="ListBullet"/>
-        <w:bidi/>
-        <w:spacing w:line="240" w:lineRule="auto"/>
-        <w:ind w:left="720"/>
-      </w:pPr>
-      <w:r>
-        <w:rPr>
-          <w:rtl/>
-          <w:cs/>
-          <w:lang w:val="ar_AE" w:bidi="ar_AE"/>
-        </w:rPr>
-      </w:r>
-      <w:hyperlink r:id="rId173">
-        <w:r>
-          <w:rPr>
-            <w:rtl/>
-            <w:cs/>
-            <w:lang w:val="ar_AE" w:bidi="ar_AE"/>
-          </w:rPr>
-          <w:rPr>
-            <w:color w:val="0000EE"/>
-            <w:u w:val="single"/>
-          </w:rPr>
-          <w:t>1 بطرس 4: 18</w:t>
-        </w:r>
-      </w:hyperlink>
-    </w:p>
-    <w:p>
-      <w:pPr>
-        <w:pStyle w:val="ListBullet"/>
-        <w:bidi/>
-        <w:spacing w:line="240" w:lineRule="auto"/>
-        <w:ind w:left="720"/>
-      </w:pPr>
-      <w:r>
-        <w:rPr>
-          <w:rtl/>
-          <w:cs/>
-          <w:lang w:val="ar_AE" w:bidi="ar_AE"/>
-        </w:rPr>
-      </w:r>
-      <w:hyperlink r:id="rId174">
-        <w:r>
-          <w:rPr>
-            <w:rtl/>
-            <w:cs/>
-            <w:lang w:val="ar_AE" w:bidi="ar_AE"/>
-          </w:rPr>
-          <w:rPr>
-            <w:color w:val="0000EE"/>
-            <w:u w:val="single"/>
-          </w:rPr>
-          <w:t>يهوذا 1: 16</w:t>
-        </w:r>
-      </w:hyperlink>
+      <w:r>
+        <w:rPr>
+          <w:rtl/>
+          <w:cs/>
+          <w:lang w:val="ar_AE" w:bidi="ar_AE"/>
+        </w:rPr>
+        <w:t>أيوب 27: 10</w:t>
+      </w:r>
+    </w:p>
+    <w:p>
+      <w:pPr>
+        <w:pStyle w:val="ListBullet"/>
+        <w:bidi/>
+        <w:spacing w:line="240" w:lineRule="auto"/>
+        <w:ind w:left="720"/>
+      </w:pPr>
+      <w:r>
+        <w:rPr>
+          <w:rtl/>
+          <w:cs/>
+          <w:lang w:val="ar_AE" w:bidi="ar_AE"/>
+        </w:rPr>
+      </w:r>
+      <w:r>
+        <w:rPr>
+          <w:rtl/>
+          <w:cs/>
+          <w:lang w:val="ar_AE" w:bidi="ar_AE"/>
+        </w:rPr>
+        <w:t>أمثال 11: 9</w:t>
+      </w:r>
+    </w:p>
+    <w:p>
+      <w:pPr>
+        <w:pStyle w:val="ListBullet"/>
+        <w:bidi/>
+        <w:spacing w:line="240" w:lineRule="auto"/>
+        <w:ind w:left="720"/>
+      </w:pPr>
+      <w:r>
+        <w:rPr>
+          <w:rtl/>
+          <w:cs/>
+          <w:lang w:val="ar_AE" w:bidi="ar_AE"/>
+        </w:rPr>
+      </w:r>
+      <w:r>
+        <w:rPr>
+          <w:rtl/>
+          <w:cs/>
+          <w:lang w:val="ar_AE" w:bidi="ar_AE"/>
+        </w:rPr>
+        <w:t>أعمال الرسل 3: 12</w:t>
+      </w:r>
+    </w:p>
+    <w:p>
+      <w:pPr>
+        <w:pStyle w:val="ListBullet"/>
+        <w:bidi/>
+        <w:spacing w:line="240" w:lineRule="auto"/>
+        <w:ind w:left="720"/>
+      </w:pPr>
+      <w:r>
+        <w:rPr>
+          <w:rtl/>
+          <w:cs/>
+          <w:lang w:val="ar_AE" w:bidi="ar_AE"/>
+        </w:rPr>
+      </w:r>
+      <w:r>
+        <w:rPr>
+          <w:rtl/>
+          <w:cs/>
+          <w:lang w:val="ar_AE" w:bidi="ar_AE"/>
+        </w:rPr>
+        <w:t>1 تيموثاوس 1: 9–11</w:t>
+      </w:r>
+    </w:p>
+    <w:p>
+      <w:pPr>
+        <w:pStyle w:val="ListBullet"/>
+        <w:bidi/>
+        <w:spacing w:line="240" w:lineRule="auto"/>
+        <w:ind w:left="720"/>
+      </w:pPr>
+      <w:r>
+        <w:rPr>
+          <w:rtl/>
+          <w:cs/>
+          <w:lang w:val="ar_AE" w:bidi="ar_AE"/>
+        </w:rPr>
+      </w:r>
+      <w:r>
+        <w:rPr>
+          <w:rtl/>
+          <w:cs/>
+          <w:lang w:val="ar_AE" w:bidi="ar_AE"/>
+        </w:rPr>
+        <w:t>1 تيموثاوس 4: 7</w:t>
+      </w:r>
+    </w:p>
+    <w:p>
+      <w:pPr>
+        <w:pStyle w:val="ListBullet"/>
+        <w:bidi/>
+        <w:spacing w:line="240" w:lineRule="auto"/>
+        <w:ind w:left="720"/>
+      </w:pPr>
+      <w:r>
+        <w:rPr>
+          <w:rtl/>
+          <w:cs/>
+          <w:lang w:val="ar_AE" w:bidi="ar_AE"/>
+        </w:rPr>
+      </w:r>
+      <w:r>
+        <w:rPr>
+          <w:rtl/>
+          <w:cs/>
+          <w:lang w:val="ar_AE" w:bidi="ar_AE"/>
+        </w:rPr>
+        <w:t>2 تيموثاوس 3: 12</w:t>
+      </w:r>
+    </w:p>
+    <w:p>
+      <w:pPr>
+        <w:pStyle w:val="ListBullet"/>
+        <w:bidi/>
+        <w:spacing w:line="240" w:lineRule="auto"/>
+        <w:ind w:left="720"/>
+      </w:pPr>
+      <w:r>
+        <w:rPr>
+          <w:rtl/>
+          <w:cs/>
+          <w:lang w:val="ar_AE" w:bidi="ar_AE"/>
+        </w:rPr>
+      </w:r>
+      <w:r>
+        <w:rPr>
+          <w:rtl/>
+          <w:cs/>
+          <w:lang w:val="ar_AE" w:bidi="ar_AE"/>
+        </w:rPr>
+        <w:t>عبرانيين 12: 14–17</w:t>
+      </w:r>
+    </w:p>
+    <w:p>
+      <w:pPr>
+        <w:pStyle w:val="ListBullet"/>
+        <w:bidi/>
+        <w:spacing w:line="240" w:lineRule="auto"/>
+        <w:ind w:left="720"/>
+      </w:pPr>
+      <w:r>
+        <w:rPr>
+          <w:rtl/>
+          <w:cs/>
+          <w:lang w:val="ar_AE" w:bidi="ar_AE"/>
+        </w:rPr>
+      </w:r>
+      <w:r>
+        <w:rPr>
+          <w:rtl/>
+          <w:cs/>
+          <w:lang w:val="ar_AE" w:bidi="ar_AE"/>
+        </w:rPr>
+        <w:t>عبرانيين 11: 7</w:t>
+      </w:r>
+    </w:p>
+    <w:p>
+      <w:pPr>
+        <w:pStyle w:val="ListBullet"/>
+        <w:bidi/>
+        <w:spacing w:line="240" w:lineRule="auto"/>
+        <w:ind w:left="720"/>
+      </w:pPr>
+      <w:r>
+        <w:rPr>
+          <w:rtl/>
+          <w:cs/>
+          <w:lang w:val="ar_AE" w:bidi="ar_AE"/>
+        </w:rPr>
+      </w:r>
+      <w:r>
+        <w:rPr>
+          <w:rtl/>
+          <w:cs/>
+          <w:lang w:val="ar_AE" w:bidi="ar_AE"/>
+        </w:rPr>
+        <w:t>1 بطرس 4: 18</w:t>
+      </w:r>
+    </w:p>
+    <w:p>
+      <w:pPr>
+        <w:pStyle w:val="ListBullet"/>
+        <w:bidi/>
+        <w:spacing w:line="240" w:lineRule="auto"/>
+        <w:ind w:left="720"/>
+      </w:pPr>
+      <w:r>
+        <w:rPr>
+          <w:rtl/>
+          <w:cs/>
+          <w:lang w:val="ar_AE" w:bidi="ar_AE"/>
+        </w:rPr>
+      </w:r>
+      <w:r>
+        <w:rPr>
+          <w:rtl/>
+          <w:cs/>
+          <w:lang w:val="ar_AE" w:bidi="ar_AE"/>
+        </w:rPr>
+        <w:t>يهوذا 1: 16</w:t>
+      </w:r>
     </w:p>
     <w:p>
       <w:pPr>
@@ -17724,252 +16746,198 @@
           <w:lang w:val="ar_AE" w:bidi="ar_AE"/>
         </w:rPr>
       </w:r>
-      <w:hyperlink r:id="rId175">
-        <w:r>
-          <w:rPr>
-            <w:rtl/>
-            <w:cs/>
-            <w:lang w:val="ar_AE" w:bidi="ar_AE"/>
-          </w:rPr>
-          <w:rPr>
-            <w:color w:val="0000EE"/>
-            <w:u w:val="single"/>
-          </w:rPr>
-          <w:t>أعمال 6: 1</w:t>
-        </w:r>
-      </w:hyperlink>
-    </w:p>
-    <w:p>
-      <w:pPr>
-        <w:pStyle w:val="ListBullet"/>
-        <w:bidi/>
-        <w:spacing w:line="240" w:lineRule="auto"/>
-        <w:ind w:left="720"/>
-      </w:pPr>
-      <w:r>
-        <w:rPr>
-          <w:rtl/>
-          <w:cs/>
-          <w:lang w:val="ar_AE" w:bidi="ar_AE"/>
-        </w:rPr>
-      </w:r>
-      <w:hyperlink r:id="rId176">
-        <w:r>
-          <w:rPr>
-            <w:rtl/>
-            <w:cs/>
-            <w:lang w:val="ar_AE" w:bidi="ar_AE"/>
-          </w:rPr>
-          <w:rPr>
-            <w:color w:val="0000EE"/>
-            <w:u w:val="single"/>
-          </w:rPr>
-          <w:t>أعمال 9: 26–27</w:t>
-        </w:r>
-      </w:hyperlink>
-    </w:p>
-    <w:p>
-      <w:pPr>
-        <w:pStyle w:val="ListBullet"/>
-        <w:bidi/>
-        <w:spacing w:line="240" w:lineRule="auto"/>
-        <w:ind w:left="720"/>
-      </w:pPr>
-      <w:r>
-        <w:rPr>
-          <w:rtl/>
-          <w:cs/>
-          <w:lang w:val="ar_AE" w:bidi="ar_AE"/>
-        </w:rPr>
-      </w:r>
-      <w:hyperlink r:id="rId177">
-        <w:r>
-          <w:rPr>
-            <w:rtl/>
-            <w:cs/>
-            <w:lang w:val="ar_AE" w:bidi="ar_AE"/>
-          </w:rPr>
-          <w:rPr>
-            <w:color w:val="0000EE"/>
-            <w:u w:val="single"/>
-          </w:rPr>
-          <w:t>أعمال 11: 26</w:t>
-        </w:r>
-      </w:hyperlink>
-    </w:p>
-    <w:p>
-      <w:pPr>
-        <w:pStyle w:val="ListBullet"/>
-        <w:bidi/>
-        <w:spacing w:line="240" w:lineRule="auto"/>
-        <w:ind w:left="720"/>
-      </w:pPr>
-      <w:r>
-        <w:rPr>
-          <w:rtl/>
-          <w:cs/>
-          <w:lang w:val="ar_AE" w:bidi="ar_AE"/>
-        </w:rPr>
-      </w:r>
-      <w:hyperlink r:id="rId178">
-        <w:r>
-          <w:rPr>
-            <w:rtl/>
-            <w:cs/>
-            <w:lang w:val="ar_AE" w:bidi="ar_AE"/>
-          </w:rPr>
-          <w:rPr>
-            <w:color w:val="0000EE"/>
-            <w:u w:val="single"/>
-          </w:rPr>
-          <w:t>أعمال 14: 22</w:t>
-        </w:r>
-      </w:hyperlink>
-    </w:p>
-    <w:p>
-      <w:pPr>
-        <w:pStyle w:val="ListBullet"/>
-        <w:bidi/>
-        <w:spacing w:line="240" w:lineRule="auto"/>
-        <w:ind w:left="720"/>
-      </w:pPr>
-      <w:r>
-        <w:rPr>
-          <w:rtl/>
-          <w:cs/>
-          <w:lang w:val="ar_AE" w:bidi="ar_AE"/>
-        </w:rPr>
-      </w:r>
-      <w:hyperlink r:id="rId179">
-        <w:r>
-          <w:rPr>
-            <w:rtl/>
-            <w:cs/>
-            <w:lang w:val="ar_AE" w:bidi="ar_AE"/>
-          </w:rPr>
-          <w:rPr>
-            <w:color w:val="0000EE"/>
-            <w:u w:val="single"/>
-          </w:rPr>
-          <w:t>يوحنا 13: 23</w:t>
-        </w:r>
-      </w:hyperlink>
-    </w:p>
-    <w:p>
-      <w:pPr>
-        <w:pStyle w:val="ListBullet"/>
-        <w:bidi/>
-        <w:spacing w:line="240" w:lineRule="auto"/>
-        <w:ind w:left="720"/>
-      </w:pPr>
-      <w:r>
-        <w:rPr>
-          <w:rtl/>
-          <w:cs/>
-          <w:lang w:val="ar_AE" w:bidi="ar_AE"/>
-        </w:rPr>
-      </w:r>
-      <w:hyperlink r:id="rId180">
-        <w:r>
-          <w:rPr>
-            <w:rtl/>
-            <w:cs/>
-            <w:lang w:val="ar_AE" w:bidi="ar_AE"/>
-          </w:rPr>
-          <w:rPr>
-            <w:color w:val="0000EE"/>
-            <w:u w:val="single"/>
-          </w:rPr>
-          <w:t>لوقا 6: 40</w:t>
-        </w:r>
-      </w:hyperlink>
-    </w:p>
-    <w:p>
-      <w:pPr>
-        <w:pStyle w:val="ListBullet"/>
-        <w:bidi/>
-        <w:spacing w:line="240" w:lineRule="auto"/>
-        <w:ind w:left="720"/>
-      </w:pPr>
-      <w:r>
-        <w:rPr>
-          <w:rtl/>
-          <w:cs/>
-          <w:lang w:val="ar_AE" w:bidi="ar_AE"/>
-        </w:rPr>
-      </w:r>
-      <w:hyperlink r:id="rId181">
-        <w:r>
-          <w:rPr>
-            <w:rtl/>
-            <w:cs/>
-            <w:lang w:val="ar_AE" w:bidi="ar_AE"/>
-          </w:rPr>
-          <w:rPr>
-            <w:color w:val="0000EE"/>
-            <w:u w:val="single"/>
-          </w:rPr>
-          <w:t>متى 11: 3</w:t>
-        </w:r>
-      </w:hyperlink>
-    </w:p>
-    <w:p>
-      <w:pPr>
-        <w:pStyle w:val="ListBullet"/>
-        <w:bidi/>
-        <w:spacing w:line="240" w:lineRule="auto"/>
-        <w:ind w:left="720"/>
-      </w:pPr>
-      <w:r>
-        <w:rPr>
-          <w:rtl/>
-          <w:cs/>
-          <w:lang w:val="ar_AE" w:bidi="ar_AE"/>
-        </w:rPr>
-      </w:r>
-      <w:hyperlink r:id="rId182">
-        <w:r>
-          <w:rPr>
-            <w:rtl/>
-            <w:cs/>
-            <w:lang w:val="ar_AE" w:bidi="ar_AE"/>
-          </w:rPr>
-          <w:rPr>
-            <w:color w:val="0000EE"/>
-            <w:u w:val="single"/>
-          </w:rPr>
-          <w:t>متى 26: 33–35</w:t>
-        </w:r>
-      </w:hyperlink>
-    </w:p>
-    <w:p>
-      <w:pPr>
-        <w:pStyle w:val="ListBullet"/>
-        <w:bidi/>
-        <w:spacing w:line="240" w:lineRule="auto"/>
-        <w:ind w:left="720"/>
-      </w:pPr>
-      <w:r>
-        <w:rPr>
-          <w:rtl/>
-          <w:cs/>
-          <w:lang w:val="ar_AE" w:bidi="ar_AE"/>
-        </w:rPr>
-      </w:r>
-      <w:hyperlink r:id="rId183">
-        <w:r>
-          <w:rPr>
-            <w:rtl/>
-            <w:cs/>
-            <w:lang w:val="ar_AE" w:bidi="ar_AE"/>
-          </w:rPr>
-          <w:rPr>
-            <w:color w:val="0000EE"/>
-            <w:u w:val="single"/>
-          </w:rPr>
-          <w:t>متى 27: 64</w:t>
-        </w:r>
-      </w:hyperlink>
+      <w:r>
+        <w:rPr>
+          <w:rtl/>
+          <w:cs/>
+          <w:lang w:val="ar_AE" w:bidi="ar_AE"/>
+        </w:rPr>
+        <w:t>أعمال 6: 1</w:t>
+      </w:r>
+    </w:p>
+    <w:p>
+      <w:pPr>
+        <w:pStyle w:val="ListBullet"/>
+        <w:bidi/>
+        <w:spacing w:line="240" w:lineRule="auto"/>
+        <w:ind w:left="720"/>
+      </w:pPr>
+      <w:r>
+        <w:rPr>
+          <w:rtl/>
+          <w:cs/>
+          <w:lang w:val="ar_AE" w:bidi="ar_AE"/>
+        </w:rPr>
+      </w:r>
+      <w:r>
+        <w:rPr>
+          <w:rtl/>
+          <w:cs/>
+          <w:lang w:val="ar_AE" w:bidi="ar_AE"/>
+        </w:rPr>
+        <w:t>أعمال 9: 26–27</w:t>
+      </w:r>
+    </w:p>
+    <w:p>
+      <w:pPr>
+        <w:pStyle w:val="ListBullet"/>
+        <w:bidi/>
+        <w:spacing w:line="240" w:lineRule="auto"/>
+        <w:ind w:left="720"/>
+      </w:pPr>
+      <w:r>
+        <w:rPr>
+          <w:rtl/>
+          <w:cs/>
+          <w:lang w:val="ar_AE" w:bidi="ar_AE"/>
+        </w:rPr>
+      </w:r>
+      <w:r>
+        <w:rPr>
+          <w:rtl/>
+          <w:cs/>
+          <w:lang w:val="ar_AE" w:bidi="ar_AE"/>
+        </w:rPr>
+        <w:t>أعمال 11: 26</w:t>
+      </w:r>
+    </w:p>
+    <w:p>
+      <w:pPr>
+        <w:pStyle w:val="ListBullet"/>
+        <w:bidi/>
+        <w:spacing w:line="240" w:lineRule="auto"/>
+        <w:ind w:left="720"/>
+      </w:pPr>
+      <w:r>
+        <w:rPr>
+          <w:rtl/>
+          <w:cs/>
+          <w:lang w:val="ar_AE" w:bidi="ar_AE"/>
+        </w:rPr>
+      </w:r>
+      <w:r>
+        <w:rPr>
+          <w:rtl/>
+          <w:cs/>
+          <w:lang w:val="ar_AE" w:bidi="ar_AE"/>
+        </w:rPr>
+        <w:t>أعمال 14: 22</w:t>
+      </w:r>
+    </w:p>
+    <w:p>
+      <w:pPr>
+        <w:pStyle w:val="ListBullet"/>
+        <w:bidi/>
+        <w:spacing w:line="240" w:lineRule="auto"/>
+        <w:ind w:left="720"/>
+      </w:pPr>
+      <w:r>
+        <w:rPr>
+          <w:rtl/>
+          <w:cs/>
+          <w:lang w:val="ar_AE" w:bidi="ar_AE"/>
+        </w:rPr>
+      </w:r>
+      <w:r>
+        <w:rPr>
+          <w:rtl/>
+          <w:cs/>
+          <w:lang w:val="ar_AE" w:bidi="ar_AE"/>
+        </w:rPr>
+        <w:t>يوحنا 13: 23</w:t>
+      </w:r>
+    </w:p>
+    <w:p>
+      <w:pPr>
+        <w:pStyle w:val="ListBullet"/>
+        <w:bidi/>
+        <w:spacing w:line="240" w:lineRule="auto"/>
+        <w:ind w:left="720"/>
+      </w:pPr>
+      <w:r>
+        <w:rPr>
+          <w:rtl/>
+          <w:cs/>
+          <w:lang w:val="ar_AE" w:bidi="ar_AE"/>
+        </w:rPr>
+      </w:r>
+      <w:r>
+        <w:rPr>
+          <w:rtl/>
+          <w:cs/>
+          <w:lang w:val="ar_AE" w:bidi="ar_AE"/>
+        </w:rPr>
+        <w:t>لوقا 6: 40</w:t>
+      </w:r>
+    </w:p>
+    <w:p>
+      <w:pPr>
+        <w:pStyle w:val="ListBullet"/>
+        <w:bidi/>
+        <w:spacing w:line="240" w:lineRule="auto"/>
+        <w:ind w:left="720"/>
+      </w:pPr>
+      <w:r>
+        <w:rPr>
+          <w:rtl/>
+          <w:cs/>
+          <w:lang w:val="ar_AE" w:bidi="ar_AE"/>
+        </w:rPr>
+      </w:r>
+      <w:r>
+        <w:rPr>
+          <w:rtl/>
+          <w:cs/>
+          <w:lang w:val="ar_AE" w:bidi="ar_AE"/>
+        </w:rPr>
+        <w:t>متى 11: 3</w:t>
+      </w:r>
+    </w:p>
+    <w:p>
+      <w:pPr>
+        <w:pStyle w:val="ListBullet"/>
+        <w:bidi/>
+        <w:spacing w:line="240" w:lineRule="auto"/>
+        <w:ind w:left="720"/>
+      </w:pPr>
+      <w:r>
+        <w:rPr>
+          <w:rtl/>
+          <w:cs/>
+          <w:lang w:val="ar_AE" w:bidi="ar_AE"/>
+        </w:rPr>
+      </w:r>
+      <w:r>
+        <w:rPr>
+          <w:rtl/>
+          <w:cs/>
+          <w:lang w:val="ar_AE" w:bidi="ar_AE"/>
+        </w:rPr>
+        <w:t>متى 26: 33–35</w:t>
+      </w:r>
+    </w:p>
+    <w:p>
+      <w:pPr>
+        <w:pStyle w:val="ListBullet"/>
+        <w:bidi/>
+        <w:spacing w:line="240" w:lineRule="auto"/>
+        <w:ind w:left="720"/>
+      </w:pPr>
+      <w:r>
+        <w:rPr>
+          <w:rtl/>
+          <w:cs/>
+          <w:lang w:val="ar_AE" w:bidi="ar_AE"/>
+        </w:rPr>
+      </w:r>
+      <w:r>
+        <w:rPr>
+          <w:rtl/>
+          <w:cs/>
+          <w:lang w:val="ar_AE" w:bidi="ar_AE"/>
+        </w:rPr>
+        <w:t>متى 27: 64</w:t>
+      </w:r>
     </w:p>
     <w:p>
       <w:pPr>
@@ -18536,107 +17504,83 @@
           <w:lang w:val="ar_AE" w:bidi="ar_AE"/>
         </w:rPr>
       </w:r>
-      <w:hyperlink r:id="rId184">
-        <w:r>
-          <w:rPr>
-            <w:rtl/>
-            <w:cs/>
-            <w:lang w:val="ar_AE" w:bidi="ar_AE"/>
-          </w:rPr>
-          <w:rPr>
-            <w:color w:val="0000EE"/>
-            <w:u w:val="single"/>
-          </w:rPr>
-          <w:t>1 ملوك 3: 7–9</w:t>
-        </w:r>
-      </w:hyperlink>
-    </w:p>
-    <w:p>
-      <w:pPr>
-        <w:pStyle w:val="ListBullet"/>
-        <w:bidi/>
-        <w:spacing w:line="240" w:lineRule="auto"/>
-        <w:ind w:left="720"/>
-      </w:pPr>
-      <w:r>
-        <w:rPr>
-          <w:rtl/>
-          <w:cs/>
-          <w:lang w:val="ar_AE" w:bidi="ar_AE"/>
-        </w:rPr>
-      </w:r>
-      <w:hyperlink r:id="rId185">
-        <w:r>
-          <w:rPr>
-            <w:rtl/>
-            <w:cs/>
-            <w:lang w:val="ar_AE" w:bidi="ar_AE"/>
-          </w:rPr>
-          <w:rPr>
-            <w:color w:val="0000EE"/>
-            <w:u w:val="single"/>
-          </w:rPr>
-          <w:t>تكوين 41: 33–34</w:t>
-        </w:r>
-      </w:hyperlink>
-    </w:p>
-    <w:p>
-      <w:pPr>
-        <w:pStyle w:val="ListBullet"/>
-        <w:bidi/>
-        <w:spacing w:line="240" w:lineRule="auto"/>
-        <w:ind w:left="720"/>
-      </w:pPr>
-      <w:r>
-        <w:rPr>
-          <w:rtl/>
-          <w:cs/>
-          <w:lang w:val="ar_AE" w:bidi="ar_AE"/>
-        </w:rPr>
-      </w:r>
-      <w:hyperlink r:id="rId186">
-        <w:r>
-          <w:rPr>
-            <w:rtl/>
-            <w:cs/>
-            <w:lang w:val="ar_AE" w:bidi="ar_AE"/>
-          </w:rPr>
-          <w:rPr>
-            <w:color w:val="0000EE"/>
-            <w:u w:val="single"/>
-          </w:rPr>
-          <w:t>أمثال 1: 5</w:t>
-        </w:r>
-      </w:hyperlink>
-    </w:p>
-    <w:p>
-      <w:pPr>
-        <w:pStyle w:val="ListBullet"/>
-        <w:bidi/>
-        <w:spacing w:line="240" w:lineRule="auto"/>
-        <w:ind w:left="720"/>
-      </w:pPr>
-      <w:r>
-        <w:rPr>
-          <w:rtl/>
-          <w:cs/>
-          <w:lang w:val="ar_AE" w:bidi="ar_AE"/>
-        </w:rPr>
-      </w:r>
-      <w:hyperlink r:id="rId187">
-        <w:r>
-          <w:rPr>
-            <w:rtl/>
-            <w:cs/>
-            <w:lang w:val="ar_AE" w:bidi="ar_AE"/>
-          </w:rPr>
-          <w:rPr>
-            <w:color w:val="0000EE"/>
-            <w:u w:val="single"/>
-          </w:rPr>
-          <w:t>مزامير 19: 12</w:t>
-        </w:r>
-      </w:hyperlink>
+      <w:r>
+        <w:rPr>
+          <w:rtl/>
+          <w:cs/>
+          <w:lang w:val="ar_AE" w:bidi="ar_AE"/>
+        </w:rPr>
+        <w:t>1 ملوك 3: 7–9</w:t>
+      </w:r>
+    </w:p>
+    <w:p>
+      <w:pPr>
+        <w:pStyle w:val="ListBullet"/>
+        <w:bidi/>
+        <w:spacing w:line="240" w:lineRule="auto"/>
+        <w:ind w:left="720"/>
+      </w:pPr>
+      <w:r>
+        <w:rPr>
+          <w:rtl/>
+          <w:cs/>
+          <w:lang w:val="ar_AE" w:bidi="ar_AE"/>
+        </w:rPr>
+      </w:r>
+      <w:r>
+        <w:rPr>
+          <w:rtl/>
+          <w:cs/>
+          <w:lang w:val="ar_AE" w:bidi="ar_AE"/>
+        </w:rPr>
+        <w:t>تكوين 41: 33–34</w:t>
+      </w:r>
+    </w:p>
+    <w:p>
+      <w:pPr>
+        <w:pStyle w:val="ListBullet"/>
+        <w:bidi/>
+        <w:spacing w:line="240" w:lineRule="auto"/>
+        <w:ind w:left="720"/>
+      </w:pPr>
+      <w:r>
+        <w:rPr>
+          <w:rtl/>
+          <w:cs/>
+          <w:lang w:val="ar_AE" w:bidi="ar_AE"/>
+        </w:rPr>
+      </w:r>
+      <w:r>
+        <w:rPr>
+          <w:rtl/>
+          <w:cs/>
+          <w:lang w:val="ar_AE" w:bidi="ar_AE"/>
+        </w:rPr>
+        <w:t>أمثال 1: 5</w:t>
+      </w:r>
+    </w:p>
+    <w:p>
+      <w:pPr>
+        <w:pStyle w:val="ListBullet"/>
+        <w:bidi/>
+        <w:spacing w:line="240" w:lineRule="auto"/>
+        <w:ind w:left="720"/>
+      </w:pPr>
+      <w:r>
+        <w:rPr>
+          <w:rtl/>
+          <w:cs/>
+          <w:lang w:val="ar_AE" w:bidi="ar_AE"/>
+        </w:rPr>
+      </w:r>
+      <w:r>
+        <w:rPr>
+          <w:rtl/>
+          <w:cs/>
+          <w:lang w:val="ar_AE" w:bidi="ar_AE"/>
+        </w:rPr>
+        <w:t>مزامير 19: 12</w:t>
+      </w:r>
     </w:p>
     <w:p>
       <w:pPr>
@@ -19021,78 +17965,60 @@
           <w:lang w:val="ar_AE" w:bidi="ar_AE"/>
         </w:rPr>
       </w:r>
-      <w:hyperlink r:id="rId188">
-        <w:r>
-          <w:rPr>
-            <w:rtl/>
-            <w:cs/>
-            <w:lang w:val="ar_AE" w:bidi="ar_AE"/>
-          </w:rPr>
-          <w:rPr>
-            <w:color w:val="0000EE"/>
-            <w:u w:val="single"/>
-          </w:rPr>
-          <w:t>1 أخبار الأيام 1: 5</w:t>
-        </w:r>
-      </w:hyperlink>
-    </w:p>
-    <w:p>
-      <w:pPr>
-        <w:pStyle w:val="ListBullet"/>
-        <w:bidi/>
-        <w:spacing w:line="240" w:lineRule="auto"/>
-        <w:ind w:left="720"/>
-      </w:pPr>
-      <w:r>
-        <w:rPr>
-          <w:rtl/>
-          <w:cs/>
-          <w:lang w:val="ar_AE" w:bidi="ar_AE"/>
-        </w:rPr>
-      </w:r>
-      <w:hyperlink r:id="rId189">
-        <w:r>
-          <w:rPr>
-            <w:rtl/>
-            <w:cs/>
-            <w:lang w:val="ar_AE" w:bidi="ar_AE"/>
-          </w:rPr>
-          <w:rPr>
-            <w:color w:val="0000EE"/>
-            <w:u w:val="single"/>
-          </w:rPr>
-          <w:t>حزقيال 27: 12–13</w:t>
-        </w:r>
-      </w:hyperlink>
-    </w:p>
-    <w:p>
-      <w:pPr>
-        <w:pStyle w:val="ListBullet"/>
-        <w:bidi/>
-        <w:spacing w:line="240" w:lineRule="auto"/>
-        <w:ind w:left="720"/>
-      </w:pPr>
-      <w:r>
-        <w:rPr>
-          <w:rtl/>
-          <w:cs/>
-          <w:lang w:val="ar_AE" w:bidi="ar_AE"/>
-        </w:rPr>
-      </w:r>
-      <w:hyperlink r:id="rId88">
-        <w:r>
-          <w:rPr>
-            <w:rtl/>
-            <w:cs/>
-            <w:lang w:val="ar_AE" w:bidi="ar_AE"/>
-          </w:rPr>
-          <w:rPr>
-            <w:color w:val="0000EE"/>
-            <w:u w:val="single"/>
-          </w:rPr>
-          <w:t>تكوين 10: 2–5</w:t>
-        </w:r>
-      </w:hyperlink>
+      <w:r>
+        <w:rPr>
+          <w:rtl/>
+          <w:cs/>
+          <w:lang w:val="ar_AE" w:bidi="ar_AE"/>
+        </w:rPr>
+        <w:t>1 أخبار الأيام 1: 5</w:t>
+      </w:r>
+    </w:p>
+    <w:p>
+      <w:pPr>
+        <w:pStyle w:val="ListBullet"/>
+        <w:bidi/>
+        <w:spacing w:line="240" w:lineRule="auto"/>
+        <w:ind w:left="720"/>
+      </w:pPr>
+      <w:r>
+        <w:rPr>
+          <w:rtl/>
+          <w:cs/>
+          <w:lang w:val="ar_AE" w:bidi="ar_AE"/>
+        </w:rPr>
+      </w:r>
+      <w:r>
+        <w:rPr>
+          <w:rtl/>
+          <w:cs/>
+          <w:lang w:val="ar_AE" w:bidi="ar_AE"/>
+        </w:rPr>
+        <w:t>حزقيال 27: 12–13</w:t>
+      </w:r>
+    </w:p>
+    <w:p>
+      <w:pPr>
+        <w:pStyle w:val="ListBullet"/>
+        <w:bidi/>
+        <w:spacing w:line="240" w:lineRule="auto"/>
+        <w:ind w:left="720"/>
+      </w:pPr>
+      <w:r>
+        <w:rPr>
+          <w:rtl/>
+          <w:cs/>
+          <w:lang w:val="ar_AE" w:bidi="ar_AE"/>
+        </w:rPr>
+      </w:r>
+      <w:r>
+        <w:rPr>
+          <w:rtl/>
+          <w:cs/>
+          <w:lang w:val="ar_AE" w:bidi="ar_AE"/>
+        </w:rPr>
+        <w:t>تكوين 10: 2–5</w:t>
+      </w:r>
     </w:p>
     <w:p>
       <w:pPr>
@@ -19355,107 +18281,83 @@
           <w:lang w:val="ar_AE" w:bidi="ar_AE"/>
         </w:rPr>
       </w:r>
-      <w:hyperlink r:id="rId190">
-        <w:r>
-          <w:rPr>
-            <w:rtl/>
-            <w:cs/>
-            <w:lang w:val="ar_AE" w:bidi="ar_AE"/>
-          </w:rPr>
-          <w:rPr>
-            <w:color w:val="0000EE"/>
-            <w:u w:val="single"/>
-          </w:rPr>
-          <w:t>2 كورنثوس 8:3–5</w:t>
-        </w:r>
-      </w:hyperlink>
-    </w:p>
-    <w:p>
-      <w:pPr>
-        <w:pStyle w:val="ListBullet"/>
-        <w:bidi/>
-        <w:spacing w:line="240" w:lineRule="auto"/>
-        <w:ind w:left="720"/>
-      </w:pPr>
-      <w:r>
-        <w:rPr>
-          <w:rtl/>
-          <w:cs/>
-          <w:lang w:val="ar_AE" w:bidi="ar_AE"/>
-        </w:rPr>
-      </w:r>
-      <w:hyperlink r:id="rId191">
-        <w:r>
-          <w:rPr>
-            <w:rtl/>
-            <w:cs/>
-            <w:lang w:val="ar_AE" w:bidi="ar_AE"/>
-          </w:rPr>
-          <w:rPr>
-            <w:color w:val="0000EE"/>
-            <w:u w:val="single"/>
-          </w:rPr>
-          <w:t>قضاة 6:31</w:t>
-        </w:r>
-      </w:hyperlink>
-    </w:p>
-    <w:p>
-      <w:pPr>
-        <w:pStyle w:val="ListBullet"/>
-        <w:bidi/>
-        <w:spacing w:line="240" w:lineRule="auto"/>
-        <w:ind w:left="720"/>
-      </w:pPr>
-      <w:r>
-        <w:rPr>
-          <w:rtl/>
-          <w:cs/>
-          <w:lang w:val="ar_AE" w:bidi="ar_AE"/>
-        </w:rPr>
-      </w:r>
-      <w:hyperlink r:id="rId192">
-        <w:r>
-          <w:rPr>
-            <w:rtl/>
-            <w:cs/>
-            <w:lang w:val="ar_AE" w:bidi="ar_AE"/>
-          </w:rPr>
-          <w:rPr>
-            <w:color w:val="0000EE"/>
-            <w:u w:val="single"/>
-          </w:rPr>
-          <w:t>لوقا 4:39</w:t>
-        </w:r>
-      </w:hyperlink>
-    </w:p>
-    <w:p>
-      <w:pPr>
-        <w:pStyle w:val="ListBullet"/>
-        <w:bidi/>
-        <w:spacing w:line="240" w:lineRule="auto"/>
-        <w:ind w:left="720"/>
-      </w:pPr>
-      <w:r>
-        <w:rPr>
-          <w:rtl/>
-          <w:cs/>
-          <w:lang w:val="ar_AE" w:bidi="ar_AE"/>
-        </w:rPr>
-      </w:r>
-      <w:hyperlink r:id="rId193">
-        <w:r>
-          <w:rPr>
-            <w:rtl/>
-            <w:cs/>
-            <w:lang w:val="ar_AE" w:bidi="ar_AE"/>
-          </w:rPr>
-          <w:rPr>
-            <w:color w:val="0000EE"/>
-            <w:u w:val="single"/>
-          </w:rPr>
-          <w:t>أمثال 18:17</w:t>
-        </w:r>
-      </w:hyperlink>
+      <w:r>
+        <w:rPr>
+          <w:rtl/>
+          <w:cs/>
+          <w:lang w:val="ar_AE" w:bidi="ar_AE"/>
+        </w:rPr>
+        <w:t>2 كورنثوس 8:3–5</w:t>
+      </w:r>
+    </w:p>
+    <w:p>
+      <w:pPr>
+        <w:pStyle w:val="ListBullet"/>
+        <w:bidi/>
+        <w:spacing w:line="240" w:lineRule="auto"/>
+        <w:ind w:left="720"/>
+      </w:pPr>
+      <w:r>
+        <w:rPr>
+          <w:rtl/>
+          <w:cs/>
+          <w:lang w:val="ar_AE" w:bidi="ar_AE"/>
+        </w:rPr>
+      </w:r>
+      <w:r>
+        <w:rPr>
+          <w:rtl/>
+          <w:cs/>
+          <w:lang w:val="ar_AE" w:bidi="ar_AE"/>
+        </w:rPr>
+        <w:t>قضاة 6:31</w:t>
+      </w:r>
+    </w:p>
+    <w:p>
+      <w:pPr>
+        <w:pStyle w:val="ListBullet"/>
+        <w:bidi/>
+        <w:spacing w:line="240" w:lineRule="auto"/>
+        <w:ind w:left="720"/>
+      </w:pPr>
+      <w:r>
+        <w:rPr>
+          <w:rtl/>
+          <w:cs/>
+          <w:lang w:val="ar_AE" w:bidi="ar_AE"/>
+        </w:rPr>
+      </w:r>
+      <w:r>
+        <w:rPr>
+          <w:rtl/>
+          <w:cs/>
+          <w:lang w:val="ar_AE" w:bidi="ar_AE"/>
+        </w:rPr>
+        <w:t>لوقا 4:39</w:t>
+      </w:r>
+    </w:p>
+    <w:p>
+      <w:pPr>
+        <w:pStyle w:val="ListBullet"/>
+        <w:bidi/>
+        <w:spacing w:line="240" w:lineRule="auto"/>
+        <w:ind w:left="720"/>
+      </w:pPr>
+      <w:r>
+        <w:rPr>
+          <w:rtl/>
+          <w:cs/>
+          <w:lang w:val="ar_AE" w:bidi="ar_AE"/>
+        </w:rPr>
+      </w:r>
+      <w:r>
+        <w:rPr>
+          <w:rtl/>
+          <w:cs/>
+          <w:lang w:val="ar_AE" w:bidi="ar_AE"/>
+        </w:rPr>
+        <w:t>أمثال 18:17</w:t>
+      </w:r>
     </w:p>
     <w:p>
       <w:pPr>
@@ -20243,136 +19145,106 @@
           <w:lang w:val="ar_AE" w:bidi="ar_AE"/>
         </w:rPr>
       </w:r>
-      <w:hyperlink r:id="rId194">
-        <w:r>
-          <w:rPr>
-            <w:rtl/>
-            <w:cs/>
-            <w:lang w:val="ar_AE" w:bidi="ar_AE"/>
-          </w:rPr>
-          <w:rPr>
-            <w:color w:val="0000EE"/>
-            <w:u w:val="single"/>
-          </w:rPr>
-          <w:t>أعمال الرسل1 :12–14</w:t>
-        </w:r>
-      </w:hyperlink>
-    </w:p>
-    <w:p>
-      <w:pPr>
-        <w:pStyle w:val="ListBullet"/>
-        <w:bidi/>
-        <w:spacing w:line="240" w:lineRule="auto"/>
-        <w:ind w:left="720"/>
-      </w:pPr>
-      <w:r>
-        <w:rPr>
-          <w:rtl/>
-          <w:cs/>
-          <w:lang w:val="ar_AE" w:bidi="ar_AE"/>
-        </w:rPr>
-      </w:r>
-      <w:hyperlink r:id="rId195">
-        <w:r>
-          <w:rPr>
-            <w:rtl/>
-            <w:cs/>
-            <w:lang w:val="ar_AE" w:bidi="ar_AE"/>
-          </w:rPr>
-          <w:rPr>
-            <w:color w:val="0000EE"/>
-            <w:u w:val="single"/>
-          </w:rPr>
-          <w:t>يوحنا11 :15–16</w:t>
-        </w:r>
-      </w:hyperlink>
-    </w:p>
-    <w:p>
-      <w:pPr>
-        <w:pStyle w:val="ListBullet"/>
-        <w:bidi/>
-        <w:spacing w:line="240" w:lineRule="auto"/>
-        <w:ind w:left="720"/>
-      </w:pPr>
-      <w:r>
-        <w:rPr>
-          <w:rtl/>
-          <w:cs/>
-          <w:lang w:val="ar_AE" w:bidi="ar_AE"/>
-        </w:rPr>
-      </w:r>
-      <w:hyperlink r:id="rId196">
-        <w:r>
-          <w:rPr>
-            <w:rtl/>
-            <w:cs/>
-            <w:lang w:val="ar_AE" w:bidi="ar_AE"/>
-          </w:rPr>
-          <w:rPr>
-            <w:color w:val="0000EE"/>
-            <w:u w:val="single"/>
-          </w:rPr>
-          <w:t>لوقا6 :14–16</w:t>
-        </w:r>
-      </w:hyperlink>
-    </w:p>
-    <w:p>
-      <w:pPr>
-        <w:pStyle w:val="ListBullet"/>
-        <w:bidi/>
-        <w:spacing w:line="240" w:lineRule="auto"/>
-        <w:ind w:left="720"/>
-      </w:pPr>
-      <w:r>
-        <w:rPr>
-          <w:rtl/>
-          <w:cs/>
-          <w:lang w:val="ar_AE" w:bidi="ar_AE"/>
-        </w:rPr>
-      </w:r>
-      <w:hyperlink r:id="rId197">
-        <w:r>
-          <w:rPr>
-            <w:rtl/>
-            <w:cs/>
-            <w:lang w:val="ar_AE" w:bidi="ar_AE"/>
-          </w:rPr>
-          <w:rPr>
-            <w:color w:val="0000EE"/>
-            <w:u w:val="single"/>
-          </w:rPr>
-          <w:t>مرقس3 :17–19</w:t>
-        </w:r>
-      </w:hyperlink>
-    </w:p>
-    <w:p>
-      <w:pPr>
-        <w:pStyle w:val="ListBullet"/>
-        <w:bidi/>
-        <w:spacing w:line="240" w:lineRule="auto"/>
-        <w:ind w:left="720"/>
-      </w:pPr>
-      <w:r>
-        <w:rPr>
-          <w:rtl/>
-          <w:cs/>
-          <w:lang w:val="ar_AE" w:bidi="ar_AE"/>
-        </w:rPr>
-      </w:r>
-      <w:hyperlink r:id="rId198">
-        <w:r>
-          <w:rPr>
-            <w:rtl/>
-            <w:cs/>
-            <w:lang w:val="ar_AE" w:bidi="ar_AE"/>
-          </w:rPr>
-          <w:rPr>
-            <w:color w:val="0000EE"/>
-            <w:u w:val="single"/>
-          </w:rPr>
-          <w:t>متى10 :2–4</w:t>
-        </w:r>
-      </w:hyperlink>
+      <w:r>
+        <w:rPr>
+          <w:rtl/>
+          <w:cs/>
+          <w:lang w:val="ar_AE" w:bidi="ar_AE"/>
+        </w:rPr>
+        <w:t>أعمال الرسل1 :12–14</w:t>
+      </w:r>
+    </w:p>
+    <w:p>
+      <w:pPr>
+        <w:pStyle w:val="ListBullet"/>
+        <w:bidi/>
+        <w:spacing w:line="240" w:lineRule="auto"/>
+        <w:ind w:left="720"/>
+      </w:pPr>
+      <w:r>
+        <w:rPr>
+          <w:rtl/>
+          <w:cs/>
+          <w:lang w:val="ar_AE" w:bidi="ar_AE"/>
+        </w:rPr>
+      </w:r>
+      <w:r>
+        <w:rPr>
+          <w:rtl/>
+          <w:cs/>
+          <w:lang w:val="ar_AE" w:bidi="ar_AE"/>
+        </w:rPr>
+        <w:t>يوحنا11 :15–16</w:t>
+      </w:r>
+    </w:p>
+    <w:p>
+      <w:pPr>
+        <w:pStyle w:val="ListBullet"/>
+        <w:bidi/>
+        <w:spacing w:line="240" w:lineRule="auto"/>
+        <w:ind w:left="720"/>
+      </w:pPr>
+      <w:r>
+        <w:rPr>
+          <w:rtl/>
+          <w:cs/>
+          <w:lang w:val="ar_AE" w:bidi="ar_AE"/>
+        </w:rPr>
+      </w:r>
+      <w:r>
+        <w:rPr>
+          <w:rtl/>
+          <w:cs/>
+          <w:lang w:val="ar_AE" w:bidi="ar_AE"/>
+        </w:rPr>
+        <w:t>لوقا6 :14–16</w:t>
+      </w:r>
+    </w:p>
+    <w:p>
+      <w:pPr>
+        <w:pStyle w:val="ListBullet"/>
+        <w:bidi/>
+        <w:spacing w:line="240" w:lineRule="auto"/>
+        <w:ind w:left="720"/>
+      </w:pPr>
+      <w:r>
+        <w:rPr>
+          <w:rtl/>
+          <w:cs/>
+          <w:lang w:val="ar_AE" w:bidi="ar_AE"/>
+        </w:rPr>
+      </w:r>
+      <w:r>
+        <w:rPr>
+          <w:rtl/>
+          <w:cs/>
+          <w:lang w:val="ar_AE" w:bidi="ar_AE"/>
+        </w:rPr>
+        <w:t>مرقس3 :17–19</w:t>
+      </w:r>
+    </w:p>
+    <w:p>
+      <w:pPr>
+        <w:pStyle w:val="ListBullet"/>
+        <w:bidi/>
+        <w:spacing w:line="240" w:lineRule="auto"/>
+        <w:ind w:left="720"/>
+      </w:pPr>
+      <w:r>
+        <w:rPr>
+          <w:rtl/>
+          <w:cs/>
+          <w:lang w:val="ar_AE" w:bidi="ar_AE"/>
+        </w:rPr>
+      </w:r>
+      <w:r>
+        <w:rPr>
+          <w:rtl/>
+          <w:cs/>
+          <w:lang w:val="ar_AE" w:bidi="ar_AE"/>
+        </w:rPr>
+        <w:t>متى10 :2–4</w:t>
+      </w:r>
     </w:p>
     <w:p>
       <w:pPr>
@@ -20741,78 +19613,60 @@
           <w:lang w:val="ar_AE" w:bidi="ar_AE"/>
         </w:rPr>
       </w:r>
-      <w:hyperlink r:id="rId97">
-        <w:r>
-          <w:rPr>
-            <w:rtl/>
-            <w:cs/>
-            <w:lang w:val="ar_AE" w:bidi="ar_AE"/>
-          </w:rPr>
-          <w:rPr>
-            <w:color w:val="0000EE"/>
-            <w:u w:val="single"/>
-          </w:rPr>
-          <w:t>تيموثاوس الثانية4 :11–13</w:t>
-        </w:r>
-      </w:hyperlink>
-    </w:p>
-    <w:p>
-      <w:pPr>
-        <w:pStyle w:val="ListBullet"/>
-        <w:bidi/>
-        <w:spacing w:line="240" w:lineRule="auto"/>
-        <w:ind w:left="720"/>
-      </w:pPr>
-      <w:r>
-        <w:rPr>
-          <w:rtl/>
-          <w:cs/>
-          <w:lang w:val="ar_AE" w:bidi="ar_AE"/>
-        </w:rPr>
-      </w:r>
-      <w:hyperlink r:id="rId199">
-        <w:r>
-          <w:rPr>
-            <w:rtl/>
-            <w:cs/>
-            <w:lang w:val="ar_AE" w:bidi="ar_AE"/>
-          </w:rPr>
-          <w:rPr>
-            <w:color w:val="0000EE"/>
-            <w:u w:val="single"/>
-          </w:rPr>
-          <w:t>كولوسي4 :9</w:t>
-        </w:r>
-      </w:hyperlink>
-    </w:p>
-    <w:p>
-      <w:pPr>
-        <w:pStyle w:val="ListBullet"/>
-        <w:bidi/>
-        <w:spacing w:line="240" w:lineRule="auto"/>
-        <w:ind w:left="720"/>
-      </w:pPr>
-      <w:r>
-        <w:rPr>
-          <w:rtl/>
-          <w:cs/>
-          <w:lang w:val="ar_AE" w:bidi="ar_AE"/>
-        </w:rPr>
-      </w:r>
-      <w:hyperlink r:id="rId200">
-        <w:r>
-          <w:rPr>
-            <w:rtl/>
-            <w:cs/>
-            <w:lang w:val="ar_AE" w:bidi="ar_AE"/>
-          </w:rPr>
-          <w:rPr>
-            <w:color w:val="0000EE"/>
-            <w:u w:val="single"/>
-          </w:rPr>
-          <w:t>تيطس3 :12</w:t>
-        </w:r>
-      </w:hyperlink>
+      <w:r>
+        <w:rPr>
+          <w:rtl/>
+          <w:cs/>
+          <w:lang w:val="ar_AE" w:bidi="ar_AE"/>
+        </w:rPr>
+        <w:t>تيموثاوس الثانية4 :11–13</w:t>
+      </w:r>
+    </w:p>
+    <w:p>
+      <w:pPr>
+        <w:pStyle w:val="ListBullet"/>
+        <w:bidi/>
+        <w:spacing w:line="240" w:lineRule="auto"/>
+        <w:ind w:left="720"/>
+      </w:pPr>
+      <w:r>
+        <w:rPr>
+          <w:rtl/>
+          <w:cs/>
+          <w:lang w:val="ar_AE" w:bidi="ar_AE"/>
+        </w:rPr>
+      </w:r>
+      <w:r>
+        <w:rPr>
+          <w:rtl/>
+          <w:cs/>
+          <w:lang w:val="ar_AE" w:bidi="ar_AE"/>
+        </w:rPr>
+        <w:t>كولوسي4 :9</w:t>
+      </w:r>
+    </w:p>
+    <w:p>
+      <w:pPr>
+        <w:pStyle w:val="ListBullet"/>
+        <w:bidi/>
+        <w:spacing w:line="240" w:lineRule="auto"/>
+        <w:ind w:left="720"/>
+      </w:pPr>
+      <w:r>
+        <w:rPr>
+          <w:rtl/>
+          <w:cs/>
+          <w:lang w:val="ar_AE" w:bidi="ar_AE"/>
+        </w:rPr>
+      </w:r>
+      <w:r>
+        <w:rPr>
+          <w:rtl/>
+          <w:cs/>
+          <w:lang w:val="ar_AE" w:bidi="ar_AE"/>
+        </w:rPr>
+        <w:t>تيطس3 :12</w:t>
+      </w:r>
     </w:p>
     <w:p>
       <w:pPr>
@@ -21213,107 +20067,83 @@
           <w:lang w:val="ar_AE" w:bidi="ar_AE"/>
         </w:rPr>
       </w:r>
-      <w:hyperlink r:id="rId201">
-        <w:r>
-          <w:rPr>
-            <w:rtl/>
-            <w:cs/>
-            <w:lang w:val="ar_AE" w:bidi="ar_AE"/>
-          </w:rPr>
-          <w:rPr>
-            <w:color w:val="0000EE"/>
-            <w:u w:val="single"/>
-          </w:rPr>
-          <w:t>تيموثاوس الثانية4 :10</w:t>
-        </w:r>
-      </w:hyperlink>
-    </w:p>
-    <w:p>
-      <w:pPr>
-        <w:pStyle w:val="ListBullet"/>
-        <w:bidi/>
-        <w:spacing w:line="240" w:lineRule="auto"/>
-        <w:ind w:left="720"/>
-      </w:pPr>
-      <w:r>
-        <w:rPr>
-          <w:rtl/>
-          <w:cs/>
-          <w:lang w:val="ar_AE" w:bidi="ar_AE"/>
-        </w:rPr>
-      </w:r>
-      <w:hyperlink r:id="rId202">
-        <w:r>
-          <w:rPr>
-            <w:rtl/>
-            <w:cs/>
-            <w:lang w:val="ar_AE" w:bidi="ar_AE"/>
-          </w:rPr>
-          <w:rPr>
-            <w:color w:val="0000EE"/>
-            <w:u w:val="single"/>
-          </w:rPr>
-          <w:t>غلاطية2 :1–2</w:t>
-        </w:r>
-      </w:hyperlink>
-    </w:p>
-    <w:p>
-      <w:pPr>
-        <w:pStyle w:val="ListBullet"/>
-        <w:bidi/>
-        <w:spacing w:line="240" w:lineRule="auto"/>
-        <w:ind w:left="720"/>
-      </w:pPr>
-      <w:r>
-        <w:rPr>
-          <w:rtl/>
-          <w:cs/>
-          <w:lang w:val="ar_AE" w:bidi="ar_AE"/>
-        </w:rPr>
-      </w:r>
-      <w:hyperlink r:id="rId203">
-        <w:r>
-          <w:rPr>
-            <w:rtl/>
-            <w:cs/>
-            <w:lang w:val="ar_AE" w:bidi="ar_AE"/>
-          </w:rPr>
-          <w:rPr>
-            <w:color w:val="0000EE"/>
-            <w:u w:val="single"/>
-          </w:rPr>
-          <w:t>غلاطية2 :3–5</w:t>
-        </w:r>
-      </w:hyperlink>
-    </w:p>
-    <w:p>
-      <w:pPr>
-        <w:pStyle w:val="ListBullet"/>
-        <w:bidi/>
-        <w:spacing w:line="240" w:lineRule="auto"/>
-        <w:ind w:left="720"/>
-      </w:pPr>
-      <w:r>
-        <w:rPr>
-          <w:rtl/>
-          <w:cs/>
-          <w:lang w:val="ar_AE" w:bidi="ar_AE"/>
-        </w:rPr>
-      </w:r>
-      <w:hyperlink r:id="rId204">
-        <w:r>
-          <w:rPr>
-            <w:rtl/>
-            <w:cs/>
-            <w:lang w:val="ar_AE" w:bidi="ar_AE"/>
-          </w:rPr>
-          <w:rPr>
-            <w:color w:val="0000EE"/>
-            <w:u w:val="single"/>
-          </w:rPr>
-          <w:t>تيطس1 :4</w:t>
-        </w:r>
-      </w:hyperlink>
+      <w:r>
+        <w:rPr>
+          <w:rtl/>
+          <w:cs/>
+          <w:lang w:val="ar_AE" w:bidi="ar_AE"/>
+        </w:rPr>
+        <w:t>تيموثاوس الثانية4 :10</w:t>
+      </w:r>
+    </w:p>
+    <w:p>
+      <w:pPr>
+        <w:pStyle w:val="ListBullet"/>
+        <w:bidi/>
+        <w:spacing w:line="240" w:lineRule="auto"/>
+        <w:ind w:left="720"/>
+      </w:pPr>
+      <w:r>
+        <w:rPr>
+          <w:rtl/>
+          <w:cs/>
+          <w:lang w:val="ar_AE" w:bidi="ar_AE"/>
+        </w:rPr>
+      </w:r>
+      <w:r>
+        <w:rPr>
+          <w:rtl/>
+          <w:cs/>
+          <w:lang w:val="ar_AE" w:bidi="ar_AE"/>
+        </w:rPr>
+        <w:t>غلاطية2 :1–2</w:t>
+      </w:r>
+    </w:p>
+    <w:p>
+      <w:pPr>
+        <w:pStyle w:val="ListBullet"/>
+        <w:bidi/>
+        <w:spacing w:line="240" w:lineRule="auto"/>
+        <w:ind w:left="720"/>
+      </w:pPr>
+      <w:r>
+        <w:rPr>
+          <w:rtl/>
+          <w:cs/>
+          <w:lang w:val="ar_AE" w:bidi="ar_AE"/>
+        </w:rPr>
+      </w:r>
+      <w:r>
+        <w:rPr>
+          <w:rtl/>
+          <w:cs/>
+          <w:lang w:val="ar_AE" w:bidi="ar_AE"/>
+        </w:rPr>
+        <w:t>غلاطية2 :3–5</w:t>
+      </w:r>
+    </w:p>
+    <w:p>
+      <w:pPr>
+        <w:pStyle w:val="ListBullet"/>
+        <w:bidi/>
+        <w:spacing w:line="240" w:lineRule="auto"/>
+        <w:ind w:left="720"/>
+      </w:pPr>
+      <w:r>
+        <w:rPr>
+          <w:rtl/>
+          <w:cs/>
+          <w:lang w:val="ar_AE" w:bidi="ar_AE"/>
+        </w:rPr>
+      </w:r>
+      <w:r>
+        <w:rPr>
+          <w:rtl/>
+          <w:cs/>
+          <w:lang w:val="ar_AE" w:bidi="ar_AE"/>
+        </w:rPr>
+        <w:t>تيطس1 :4</w:t>
+      </w:r>
     </w:p>
     <w:p>
       <w:pPr>
@@ -21650,194 +20480,152 @@
           <w:lang w:val="ar_AE" w:bidi="ar_AE"/>
         </w:rPr>
       </w:r>
-      <w:hyperlink r:id="rId205">
-        <w:r>
-          <w:rPr>
-            <w:rtl/>
-            <w:cs/>
-            <w:lang w:val="ar_AE" w:bidi="ar_AE"/>
-          </w:rPr>
-          <w:rPr>
-            <w:color w:val="0000EE"/>
-            <w:u w:val="single"/>
-          </w:rPr>
-          <w:t>تسالونيكي الأولى 3:2</w:t>
-        </w:r>
-      </w:hyperlink>
-    </w:p>
-    <w:p>
-      <w:pPr>
-        <w:pStyle w:val="ListBullet"/>
-        <w:bidi/>
-        <w:spacing w:line="240" w:lineRule="auto"/>
-        <w:ind w:left="720"/>
-      </w:pPr>
-      <w:r>
-        <w:rPr>
-          <w:rtl/>
-          <w:cs/>
-          <w:lang w:val="ar_AE" w:bidi="ar_AE"/>
-        </w:rPr>
-      </w:r>
-      <w:hyperlink r:id="rId206">
-        <w:r>
-          <w:rPr>
-            <w:rtl/>
-            <w:cs/>
-            <w:lang w:val="ar_AE" w:bidi="ar_AE"/>
-          </w:rPr>
-          <w:rPr>
-            <w:color w:val="0000EE"/>
-            <w:u w:val="single"/>
-          </w:rPr>
-          <w:t>تيموثاوس الأولى 1:2</w:t>
-        </w:r>
-      </w:hyperlink>
-    </w:p>
-    <w:p>
-      <w:pPr>
-        <w:pStyle w:val="ListBullet"/>
-        <w:bidi/>
-        <w:spacing w:line="240" w:lineRule="auto"/>
-        <w:ind w:left="720"/>
-      </w:pPr>
-      <w:r>
-        <w:rPr>
-          <w:rtl/>
-          <w:cs/>
-          <w:lang w:val="ar_AE" w:bidi="ar_AE"/>
-        </w:rPr>
-      </w:r>
-      <w:hyperlink r:id="rId207">
-        <w:r>
-          <w:rPr>
-            <w:rtl/>
-            <w:cs/>
-            <w:lang w:val="ar_AE" w:bidi="ar_AE"/>
-          </w:rPr>
-          <w:rPr>
-            <w:color w:val="0000EE"/>
-            <w:u w:val="single"/>
-          </w:rPr>
-          <w:t>أعمال الرسل 16:3</w:t>
-        </w:r>
-      </w:hyperlink>
-    </w:p>
-    <w:p>
-      <w:pPr>
-        <w:pStyle w:val="ListBullet"/>
-        <w:bidi/>
-        <w:spacing w:line="240" w:lineRule="auto"/>
-        <w:ind w:left="720"/>
-      </w:pPr>
-      <w:r>
-        <w:rPr>
-          <w:rtl/>
-          <w:cs/>
-          <w:lang w:val="ar_AE" w:bidi="ar_AE"/>
-        </w:rPr>
-      </w:r>
-      <w:hyperlink r:id="rId208">
-        <w:r>
-          <w:rPr>
-            <w:rtl/>
-            <w:cs/>
-            <w:lang w:val="ar_AE" w:bidi="ar_AE"/>
-          </w:rPr>
-          <w:rPr>
-            <w:color w:val="0000EE"/>
-            <w:u w:val="single"/>
-          </w:rPr>
-          <w:t>كولوسي 1:1</w:t>
-        </w:r>
-      </w:hyperlink>
-    </w:p>
-    <w:p>
-      <w:pPr>
-        <w:pStyle w:val="ListBullet"/>
-        <w:bidi/>
-        <w:spacing w:line="240" w:lineRule="auto"/>
-        <w:ind w:left="720"/>
-      </w:pPr>
-      <w:r>
-        <w:rPr>
-          <w:rtl/>
-          <w:cs/>
-          <w:lang w:val="ar_AE" w:bidi="ar_AE"/>
-        </w:rPr>
-      </w:r>
-      <w:hyperlink r:id="rId209">
-        <w:r>
-          <w:rPr>
-            <w:rtl/>
-            <w:cs/>
-            <w:lang w:val="ar_AE" w:bidi="ar_AE"/>
-          </w:rPr>
-          <w:rPr>
-            <w:color w:val="0000EE"/>
-            <w:u w:val="single"/>
-          </w:rPr>
-          <w:t>فليمون 1:1</w:t>
-        </w:r>
-      </w:hyperlink>
-    </w:p>
-    <w:p>
-      <w:pPr>
-        <w:pStyle w:val="ListBullet"/>
-        <w:bidi/>
-        <w:spacing w:line="240" w:lineRule="auto"/>
-        <w:ind w:left="720"/>
-      </w:pPr>
-      <w:r>
-        <w:rPr>
-          <w:rtl/>
-          <w:cs/>
-          <w:lang w:val="ar_AE" w:bidi="ar_AE"/>
-        </w:rPr>
-      </w:r>
-      <w:hyperlink r:id="rId210">
-        <w:r>
-          <w:rPr>
-            <w:rtl/>
-            <w:cs/>
-            <w:lang w:val="ar_AE" w:bidi="ar_AE"/>
-          </w:rPr>
-          <w:rPr>
-            <w:color w:val="0000EE"/>
-            <w:u w:val="single"/>
-          </w:rPr>
-          <w:t>فيلبي 1:1</w:t>
-        </w:r>
-      </w:hyperlink>
-    </w:p>
-    <w:p>
-      <w:pPr>
-        <w:pStyle w:val="ListBullet"/>
-        <w:bidi/>
-        <w:spacing w:line="240" w:lineRule="auto"/>
-        <w:ind w:left="720"/>
-      </w:pPr>
-      <w:r>
-        <w:rPr>
-          <w:rtl/>
-          <w:cs/>
-          <w:lang w:val="ar_AE" w:bidi="ar_AE"/>
-        </w:rPr>
-      </w:r>
-      <w:hyperlink r:id="rId211">
-        <w:r>
-          <w:rPr>
-            <w:rtl/>
-            <w:cs/>
-            <w:lang w:val="ar_AE" w:bidi="ar_AE"/>
-          </w:rPr>
-          <w:rPr>
-            <w:color w:val="0000EE"/>
-            <w:u w:val="single"/>
-          </w:rPr>
-          <w:t>فيلبي 2:19</w:t>
-        </w:r>
-      </w:hyperlink>
+      <w:r>
+        <w:rPr>
+          <w:rtl/>
+          <w:cs/>
+          <w:lang w:val="ar_AE" w:bidi="ar_AE"/>
+        </w:rPr>
+        <w:t>تسالونيكي الأولى 3:2</w:t>
+      </w:r>
+    </w:p>
+    <w:p>
+      <w:pPr>
+        <w:pStyle w:val="ListBullet"/>
+        <w:bidi/>
+        <w:spacing w:line="240" w:lineRule="auto"/>
+        <w:ind w:left="720"/>
+      </w:pPr>
+      <w:r>
+        <w:rPr>
+          <w:rtl/>
+          <w:cs/>
+          <w:lang w:val="ar_AE" w:bidi="ar_AE"/>
+        </w:rPr>
+      </w:r>
+      <w:r>
+        <w:rPr>
+          <w:rtl/>
+          <w:cs/>
+          <w:lang w:val="ar_AE" w:bidi="ar_AE"/>
+        </w:rPr>
+        <w:t>تيموثاوس الأولى 1:2</w:t>
+      </w:r>
+    </w:p>
+    <w:p>
+      <w:pPr>
+        <w:pStyle w:val="ListBullet"/>
+        <w:bidi/>
+        <w:spacing w:line="240" w:lineRule="auto"/>
+        <w:ind w:left="720"/>
+      </w:pPr>
+      <w:r>
+        <w:rPr>
+          <w:rtl/>
+          <w:cs/>
+          <w:lang w:val="ar_AE" w:bidi="ar_AE"/>
+        </w:rPr>
+      </w:r>
+      <w:r>
+        <w:rPr>
+          <w:rtl/>
+          <w:cs/>
+          <w:lang w:val="ar_AE" w:bidi="ar_AE"/>
+        </w:rPr>
+        <w:t>أعمال الرسل 16:3</w:t>
+      </w:r>
+    </w:p>
+    <w:p>
+      <w:pPr>
+        <w:pStyle w:val="ListBullet"/>
+        <w:bidi/>
+        <w:spacing w:line="240" w:lineRule="auto"/>
+        <w:ind w:left="720"/>
+      </w:pPr>
+      <w:r>
+        <w:rPr>
+          <w:rtl/>
+          <w:cs/>
+          <w:lang w:val="ar_AE" w:bidi="ar_AE"/>
+        </w:rPr>
+      </w:r>
+      <w:r>
+        <w:rPr>
+          <w:rtl/>
+          <w:cs/>
+          <w:lang w:val="ar_AE" w:bidi="ar_AE"/>
+        </w:rPr>
+        <w:t>كولوسي 1:1</w:t>
+      </w:r>
+    </w:p>
+    <w:p>
+      <w:pPr>
+        <w:pStyle w:val="ListBullet"/>
+        <w:bidi/>
+        <w:spacing w:line="240" w:lineRule="auto"/>
+        <w:ind w:left="720"/>
+      </w:pPr>
+      <w:r>
+        <w:rPr>
+          <w:rtl/>
+          <w:cs/>
+          <w:lang w:val="ar_AE" w:bidi="ar_AE"/>
+        </w:rPr>
+      </w:r>
+      <w:r>
+        <w:rPr>
+          <w:rtl/>
+          <w:cs/>
+          <w:lang w:val="ar_AE" w:bidi="ar_AE"/>
+        </w:rPr>
+        <w:t>فليمون 1:1</w:t>
+      </w:r>
+    </w:p>
+    <w:p>
+      <w:pPr>
+        <w:pStyle w:val="ListBullet"/>
+        <w:bidi/>
+        <w:spacing w:line="240" w:lineRule="auto"/>
+        <w:ind w:left="720"/>
+      </w:pPr>
+      <w:r>
+        <w:rPr>
+          <w:rtl/>
+          <w:cs/>
+          <w:lang w:val="ar_AE" w:bidi="ar_AE"/>
+        </w:rPr>
+      </w:r>
+      <w:r>
+        <w:rPr>
+          <w:rtl/>
+          <w:cs/>
+          <w:lang w:val="ar_AE" w:bidi="ar_AE"/>
+        </w:rPr>
+        <w:t>فيلبي 1:1</w:t>
+      </w:r>
+    </w:p>
+    <w:p>
+      <w:pPr>
+        <w:pStyle w:val="ListBullet"/>
+        <w:bidi/>
+        <w:spacing w:line="240" w:lineRule="auto"/>
+        <w:ind w:left="720"/>
+      </w:pPr>
+      <w:r>
+        <w:rPr>
+          <w:rtl/>
+          <w:cs/>
+          <w:lang w:val="ar_AE" w:bidi="ar_AE"/>
+        </w:rPr>
+      </w:r>
+      <w:r>
+        <w:rPr>
+          <w:rtl/>
+          <w:cs/>
+          <w:lang w:val="ar_AE" w:bidi="ar_AE"/>
+        </w:rPr>
+        <w:t>فيلبي 2:19</w:t>
+      </w:r>
     </w:p>
     <w:p>
       <w:pPr>
@@ -22123,165 +20911,129 @@
           <w:lang w:val="ar_AE" w:bidi="ar_AE"/>
         </w:rPr>
       </w:r>
-      <w:hyperlink r:id="rId212">
-        <w:r>
-          <w:rPr>
-            <w:rtl/>
-            <w:cs/>
-            <w:lang w:val="ar_AE" w:bidi="ar_AE"/>
-          </w:rPr>
-          <w:rPr>
-            <w:color w:val="0000EE"/>
-            <w:u w:val="single"/>
-          </w:rPr>
-          <w:t>حبقوق3 :17</w:t>
-        </w:r>
-      </w:hyperlink>
-    </w:p>
-    <w:p>
-      <w:pPr>
-        <w:pStyle w:val="ListBullet"/>
-        <w:bidi/>
-        <w:spacing w:line="240" w:lineRule="auto"/>
-        <w:ind w:left="720"/>
-      </w:pPr>
-      <w:r>
-        <w:rPr>
-          <w:rtl/>
-          <w:cs/>
-          <w:lang w:val="ar_AE" w:bidi="ar_AE"/>
-        </w:rPr>
-      </w:r>
-      <w:hyperlink r:id="rId213">
-        <w:r>
-          <w:rPr>
-            <w:rtl/>
-            <w:cs/>
-            <w:lang w:val="ar_AE" w:bidi="ar_AE"/>
-          </w:rPr>
-          <w:rPr>
-            <w:color w:val="0000EE"/>
-            <w:u w:val="single"/>
-          </w:rPr>
-          <w:t>يعقوب3 :12</w:t>
-        </w:r>
-      </w:hyperlink>
-    </w:p>
-    <w:p>
-      <w:pPr>
-        <w:pStyle w:val="ListBullet"/>
-        <w:bidi/>
-        <w:spacing w:line="240" w:lineRule="auto"/>
-        <w:ind w:left="720"/>
-      </w:pPr>
-      <w:r>
-        <w:rPr>
-          <w:rtl/>
-          <w:cs/>
-          <w:lang w:val="ar_AE" w:bidi="ar_AE"/>
-        </w:rPr>
-      </w:r>
-      <w:hyperlink r:id="rId214">
-        <w:r>
-          <w:rPr>
-            <w:rtl/>
-            <w:cs/>
-            <w:lang w:val="ar_AE" w:bidi="ar_AE"/>
-          </w:rPr>
-          <w:rPr>
-            <w:color w:val="0000EE"/>
-            <w:u w:val="single"/>
-          </w:rPr>
-          <w:t>لوقا13 :7</w:t>
-        </w:r>
-      </w:hyperlink>
-    </w:p>
-    <w:p>
-      <w:pPr>
-        <w:pStyle w:val="ListBullet"/>
-        <w:bidi/>
-        <w:spacing w:line="240" w:lineRule="auto"/>
-        <w:ind w:left="720"/>
-      </w:pPr>
-      <w:r>
-        <w:rPr>
-          <w:rtl/>
-          <w:cs/>
-          <w:lang w:val="ar_AE" w:bidi="ar_AE"/>
-        </w:rPr>
-      </w:r>
-      <w:hyperlink r:id="rId215">
-        <w:r>
-          <w:rPr>
-            <w:rtl/>
-            <w:cs/>
-            <w:lang w:val="ar_AE" w:bidi="ar_AE"/>
-          </w:rPr>
-          <w:rPr>
-            <w:color w:val="0000EE"/>
-            <w:u w:val="single"/>
-          </w:rPr>
-          <w:t>مرقس11 :4</w:t>
-        </w:r>
-      </w:hyperlink>
-    </w:p>
-    <w:p>
-      <w:pPr>
-        <w:pStyle w:val="ListBullet"/>
-        <w:bidi/>
-        <w:spacing w:line="240" w:lineRule="auto"/>
-        <w:ind w:left="720"/>
-      </w:pPr>
-      <w:r>
-        <w:rPr>
-          <w:rtl/>
-          <w:cs/>
-          <w:lang w:val="ar_AE" w:bidi="ar_AE"/>
-        </w:rPr>
-      </w:r>
-      <w:hyperlink r:id="rId216">
-        <w:r>
-          <w:rPr>
-            <w:rtl/>
-            <w:cs/>
-            <w:lang w:val="ar_AE" w:bidi="ar_AE"/>
-          </w:rPr>
-          <w:rPr>
-            <w:color w:val="0000EE"/>
-            <w:u w:val="single"/>
-          </w:rPr>
-          <w:t>متى7 :17</w:t>
-        </w:r>
-      </w:hyperlink>
-    </w:p>
-    <w:p>
-      <w:pPr>
-        <w:pStyle w:val="ListBullet"/>
-        <w:bidi/>
-        <w:spacing w:line="240" w:lineRule="auto"/>
-        <w:ind w:left="720"/>
-      </w:pPr>
-      <w:r>
-        <w:rPr>
-          <w:rtl/>
-          <w:cs/>
-          <w:lang w:val="ar_AE" w:bidi="ar_AE"/>
-        </w:rPr>
-      </w:r>
-      <w:hyperlink r:id="rId217">
-        <w:r>
-          <w:rPr>
-            <w:rtl/>
-            <w:cs/>
-            <w:lang w:val="ar_AE" w:bidi="ar_AE"/>
-          </w:rPr>
-          <w:rPr>
-            <w:color w:val="0000EE"/>
-            <w:u w:val="single"/>
-          </w:rPr>
-          <w:t>متى21 :18</w:t>
-        </w:r>
-      </w:hyperlink>
+      <w:r>
+        <w:rPr>
+          <w:rtl/>
+          <w:cs/>
+          <w:lang w:val="ar_AE" w:bidi="ar_AE"/>
+        </w:rPr>
+        <w:t>حبقوق3 :17</w:t>
+      </w:r>
+    </w:p>
+    <w:p>
+      <w:pPr>
+        <w:pStyle w:val="ListBullet"/>
+        <w:bidi/>
+        <w:spacing w:line="240" w:lineRule="auto"/>
+        <w:ind w:left="720"/>
+      </w:pPr>
+      <w:r>
+        <w:rPr>
+          <w:rtl/>
+          <w:cs/>
+          <w:lang w:val="ar_AE" w:bidi="ar_AE"/>
+        </w:rPr>
+      </w:r>
+      <w:r>
+        <w:rPr>
+          <w:rtl/>
+          <w:cs/>
+          <w:lang w:val="ar_AE" w:bidi="ar_AE"/>
+        </w:rPr>
+        <w:t>يعقوب3 :12</w:t>
+      </w:r>
+    </w:p>
+    <w:p>
+      <w:pPr>
+        <w:pStyle w:val="ListBullet"/>
+        <w:bidi/>
+        <w:spacing w:line="240" w:lineRule="auto"/>
+        <w:ind w:left="720"/>
+      </w:pPr>
+      <w:r>
+        <w:rPr>
+          <w:rtl/>
+          <w:cs/>
+          <w:lang w:val="ar_AE" w:bidi="ar_AE"/>
+        </w:rPr>
+      </w:r>
+      <w:r>
+        <w:rPr>
+          <w:rtl/>
+          <w:cs/>
+          <w:lang w:val="ar_AE" w:bidi="ar_AE"/>
+        </w:rPr>
+        <w:t>لوقا13 :7</w:t>
+      </w:r>
+    </w:p>
+    <w:p>
+      <w:pPr>
+        <w:pStyle w:val="ListBullet"/>
+        <w:bidi/>
+        <w:spacing w:line="240" w:lineRule="auto"/>
+        <w:ind w:left="720"/>
+      </w:pPr>
+      <w:r>
+        <w:rPr>
+          <w:rtl/>
+          <w:cs/>
+          <w:lang w:val="ar_AE" w:bidi="ar_AE"/>
+        </w:rPr>
+      </w:r>
+      <w:r>
+        <w:rPr>
+          <w:rtl/>
+          <w:cs/>
+          <w:lang w:val="ar_AE" w:bidi="ar_AE"/>
+        </w:rPr>
+        <w:t>مرقس11 :4</w:t>
+      </w:r>
+    </w:p>
+    <w:p>
+      <w:pPr>
+        <w:pStyle w:val="ListBullet"/>
+        <w:bidi/>
+        <w:spacing w:line="240" w:lineRule="auto"/>
+        <w:ind w:left="720"/>
+      </w:pPr>
+      <w:r>
+        <w:rPr>
+          <w:rtl/>
+          <w:cs/>
+          <w:lang w:val="ar_AE" w:bidi="ar_AE"/>
+        </w:rPr>
+      </w:r>
+      <w:r>
+        <w:rPr>
+          <w:rtl/>
+          <w:cs/>
+          <w:lang w:val="ar_AE" w:bidi="ar_AE"/>
+        </w:rPr>
+        <w:t>متى7 :17</w:t>
+      </w:r>
+    </w:p>
+    <w:p>
+      <w:pPr>
+        <w:pStyle w:val="ListBullet"/>
+        <w:bidi/>
+        <w:spacing w:line="240" w:lineRule="auto"/>
+        <w:ind w:left="720"/>
+      </w:pPr>
+      <w:r>
+        <w:rPr>
+          <w:rtl/>
+          <w:cs/>
+          <w:lang w:val="ar_AE" w:bidi="ar_AE"/>
+        </w:rPr>
+      </w:r>
+      <w:r>
+        <w:rPr>
+          <w:rtl/>
+          <w:cs/>
+          <w:lang w:val="ar_AE" w:bidi="ar_AE"/>
+        </w:rPr>
+        <w:t>متى21 :18</w:t>
+      </w:r>
     </w:p>
     <w:p>
       <w:pPr>
